--- a/redaction/chapitre14/paragraphes.docx
+++ b/redaction/chapitre14/paragraphes.docx
@@ -2,13 +2,13 @@
 <file path=word/document.xml><?xml version="1.0" encoding="utf-8"?>
 <w:document xmlns:w="http://schemas.openxmlformats.org/wordprocessingml/2006/main" xmlns:m="http://schemas.openxmlformats.org/officeDocument/2006/math" xmlns:r="http://schemas.openxmlformats.org/officeDocument/2006/relationships" xmlns:o="urn:schemas-microsoft-com:office:office" xmlns:v="urn:schemas-microsoft-com:vml" xmlns:w10="urn:schemas-microsoft-com:office:word" xmlns:a="http://schemas.openxmlformats.org/drawingml/2006/main" xmlns:pic="http://schemas.openxmlformats.org/drawingml/2006/picture" xmlns:wp="http://schemas.openxmlformats.org/drawingml/2006/wordprocessingDrawing">
   <w:body>
-    <w:bookmarkStart w:id="24" w:name="Xa9205573bc450fc021bf7229ca21b84e9e7f4ec"/>
+    <w:bookmarkStart w:id="27" w:name="Xacf515300d42073f6594dcd22615624451a20c4"/>
     <w:p>
       <w:pPr>
         <w:pStyle w:val="Heading1"/>
       </w:pPr>
       <w:r>
-        <w:t xml:space="preserve">Chapitre 14 : Gestion des fichiers et des répertoires</w:t>
+        <w:t xml:space="preserve">Chapitre 1 : Définir et manipuler des données types en mémoire</w:t>
       </w:r>
     </w:p>
     <w:p>
@@ -16,7 +16,7 @@
         <w:pStyle w:val="FirstParagraph"/>
       </w:pPr>
       <w:r>
-        <w:t xml:space="preserve">La gestion des fichiers et des répertoires permet d’interagir directement avec le système de stockage pour enregistrer et restituer des informations. Maîtriser ces concepts est indispensable pour persister l’état de vos applications.</w:t>
+        <w:t xml:space="preserve">Maîtriser les types de données et leur manipulation en mémoire est essentiel pour stocker et traiter efficacement l’information. Ces concepts fondamentaux garantissent la rigueur et la logique de vos programmes en Python.</w:t>
       </w:r>
       <w:r>
         <w:t xml:space="preserve"> </w:t>
@@ -31,9 +31,10 @@
           <w:ilvl w:val="0"/>
           <w:numId w:val="1001"/>
         </w:numPr>
-      </w:pPr>
-      <w:r>
-        <w:t xml:space="preserve">Concepts généraux sur les streams et fichiers</w:t>
+        <w:pStyle w:val="Compact"/>
+      </w:pPr>
+      <w:r>
+        <w:t xml:space="preserve">Déclaration et affectation de variables</w:t>
       </w:r>
     </w:p>
     <w:p>
@@ -42,9 +43,34 @@
           <w:ilvl w:val="0"/>
           <w:numId w:val="1001"/>
         </w:numPr>
-      </w:pPr>
-      <w:r>
-        <w:t xml:space="preserve">Créer un fichier texte en unicode : ouverture, écriture et lecture</w:t>
+        <w:pStyle w:val="Compact"/>
+      </w:pPr>
+      <w:r>
+        <w:t xml:space="preserve">Types scalaires (int, float, bool, str)</w:t>
+      </w:r>
+    </w:p>
+    <w:p>
+      <w:pPr>
+        <w:numPr>
+          <w:ilvl w:val="0"/>
+          <w:numId w:val="1001"/>
+        </w:numPr>
+        <w:pStyle w:val="Compact"/>
+      </w:pPr>
+      <w:r>
+        <w:t xml:space="preserve">Types agrégés (list, tuple, dict, set)</w:t>
+      </w:r>
+    </w:p>
+    <w:p>
+      <w:pPr>
+        <w:numPr>
+          <w:ilvl w:val="0"/>
+          <w:numId w:val="1001"/>
+        </w:numPr>
+        <w:pStyle w:val="Compact"/>
+      </w:pPr>
+      <w:r>
+        <w:t xml:space="preserve">Valeurs littérales et portée des variables (locale, globale)</w:t>
       </w:r>
     </w:p>
     <w:p>
@@ -54,13 +80,13 @@
         </w:pict>
       </w:r>
     </w:p>
-    <w:bookmarkStart w:id="20" w:name="Xd7ee145612e11c0f66718cd9fbb1c42fbcf29f7"/>
+    <w:bookmarkStart w:id="20" w:name="déclaration-de-variables"/>
     <w:p>
       <w:pPr>
         <w:pStyle w:val="Heading2"/>
       </w:pPr>
       <w:r>
-        <w:t xml:space="preserve">Concepts généraux sur les streams et fichiers</w:t>
+        <w:t xml:space="preserve">Déclaration de variables</w:t>
       </w:r>
     </w:p>
     <w:p>
@@ -68,7 +94,7 @@
         <w:pStyle w:val="FirstParagraph"/>
       </w:pPr>
       <w:r>
-        <w:t xml:space="preserve">Les streams (flux) représentent des canaux de communication séquentiels permettant de transférer des données entre la mémoire vive et des périphériques de stockage ou des fichiers. Ils garantissent un traitement fluide et ordonné des flux d’informations.</w:t>
+        <w:t xml:space="preserve">En Python, la déclaration d’une variable se fait simplement par affectation d’une valeur à un nom, sans nécessiter de typage explicite préalable. Le type est déduit dynamiquement par l’interpréteur lors de l’exécution.</w:t>
       </w:r>
     </w:p>
     <w:p>
@@ -79,7 +105,7 @@
         <w:rPr>
           <w:rStyle w:val="CommentTok"/>
         </w:rPr>
-        <w:t xml:space="preserve"># Illustration conceptuelle du traitement par flux</w:t>
+        <w:t xml:space="preserve"># Déclaration et initialisation de variables de types différents</w:t>
       </w:r>
       <w:r>
         <w:br/>
@@ -88,7 +114,7 @@
         <w:rPr>
           <w:rStyle w:val="NormalTok"/>
         </w:rPr>
-        <w:t xml:space="preserve">flux_donnees </w:t>
+        <w:t xml:space="preserve">age </w:t>
       </w:r>
       <w:r>
         <w:rPr>
@@ -104,9 +130,60 @@
       </w:r>
       <w:r>
         <w:rPr>
+          <w:rStyle w:val="DecValTok"/>
+        </w:rPr>
+        <w:t xml:space="preserve">42</w:t>
+      </w:r>
+      <w:r>
+        <w:rPr>
+          <w:rStyle w:val="NormalTok"/>
+        </w:rPr>
+        <w:t xml:space="preserve">          </w:t>
+      </w:r>
+      <w:r>
+        <w:rPr>
+          <w:rStyle w:val="CommentTok"/>
+        </w:rPr>
+        <w:t xml:space="preserve"># Un entier (int)</w:t>
+      </w:r>
+      <w:r>
+        <w:br/>
+      </w:r>
+      <w:r>
+        <w:rPr>
+          <w:rStyle w:val="NormalTok"/>
+        </w:rPr>
+        <w:t xml:space="preserve">nom </w:t>
+      </w:r>
+      <w:r>
+        <w:rPr>
+          <w:rStyle w:val="OperatorTok"/>
+        </w:rPr>
+        <w:t xml:space="preserve">=</w:t>
+      </w:r>
+      <w:r>
+        <w:rPr>
+          <w:rStyle w:val="NormalTok"/>
+        </w:rPr>
+        <w:t xml:space="preserve"> </w:t>
+      </w:r>
+      <w:r>
+        <w:rPr>
           <w:rStyle w:val="StringTok"/>
         </w:rPr>
-        <w:t xml:space="preserve">"Lecture ou écriture séquentielle"</w:t>
+        <w:t xml:space="preserve">"Alice"</w:t>
+      </w:r>
+      <w:r>
+        <w:rPr>
+          <w:rStyle w:val="NormalTok"/>
+        </w:rPr>
+        <w:t xml:space="preserve">     </w:t>
+      </w:r>
+      <w:r>
+        <w:rPr>
+          <w:rStyle w:val="CommentTok"/>
+        </w:rPr>
+        <w:t xml:space="preserve"># Une chaîne de caractères (str)</w:t>
       </w:r>
     </w:p>
     <w:p>
@@ -114,7 +191,52 @@
         <w:pStyle w:val="BlockText"/>
       </w:pPr>
       <w:r>
-        <w:t xml:space="preserve">💡 Considérez toujours un fichier ouvert comme un flux unidirectionnel ou bidirectionnel nécessitant une clôture rigoureuse après utilisation.</w:t>
+        <w:t xml:space="preserve">💡 Le nom d’une variable doit commencer par une lettre ou un tiret bas (</w:t>
+      </w:r>
+      <w:r>
+        <w:rPr>
+          <w:rStyle w:val="VerbatimChar"/>
+        </w:rPr>
+        <w:t xml:space="preserve">_</w:t>
+      </w:r>
+      <w:r>
+        <w:t xml:space="preserve">) et ne peut pas utiliser un mot-clé réservé du langage (comme</w:t>
+      </w:r>
+      <w:r>
+        <w:t xml:space="preserve"> </w:t>
+      </w:r>
+      <w:r>
+        <w:rPr>
+          <w:rStyle w:val="VerbatimChar"/>
+        </w:rPr>
+        <w:t xml:space="preserve">if</w:t>
+      </w:r>
+      <w:r>
+        <w:t xml:space="preserve">,</w:t>
+      </w:r>
+      <w:r>
+        <w:t xml:space="preserve"> </w:t>
+      </w:r>
+      <w:r>
+        <w:rPr>
+          <w:rStyle w:val="VerbatimChar"/>
+        </w:rPr>
+        <w:t xml:space="preserve">def</w:t>
+      </w:r>
+      <w:r>
+        <w:t xml:space="preserve">,</w:t>
+      </w:r>
+      <w:r>
+        <w:t xml:space="preserve"> </w:t>
+      </w:r>
+      <w:r>
+        <w:rPr>
+          <w:rStyle w:val="VerbatimChar"/>
+        </w:rPr>
+        <w:t xml:space="preserve">class</w:t>
+      </w:r>
+      <w:r>
+        <w:t xml:space="preserve">).</w:t>
       </w:r>
     </w:p>
     <w:p>
@@ -125,13 +247,13 @@
       </w:r>
     </w:p>
     <w:bookmarkEnd w:id="20"/>
-    <w:bookmarkStart w:id="21" w:name="Xd3ef2147b0afd35f7d22dbd394c013bfcadab2c"/>
+    <w:bookmarkStart w:id="21" w:name="X41297b95cba822bc3c2e90473df7c8959ed3415"/>
     <w:p>
       <w:pPr>
         <w:pStyle w:val="Heading2"/>
       </w:pPr>
       <w:r>
-        <w:t xml:space="preserve">Créer un fichier text en unicode - ouvrir, ecrire, lire</w:t>
+        <w:t xml:space="preserve">Types de données scalaires - int, float, bool, str</w:t>
       </w:r>
     </w:p>
     <w:p>
@@ -139,7 +261,7 @@
         <w:pStyle w:val="FirstParagraph"/>
       </w:pPr>
       <w:r>
-        <w:t xml:space="preserve">La création d’un fichier texte en encodage Unicode garantit la prise en charge universelle des caractères accentués et des symboles internationaux. Les fonctions natives permettent d’ouvrir, d’écrire et de lire ces contenus en toute sécurité.</w:t>
+        <w:t xml:space="preserve">Les types scalaires représentent des valeurs uniques et atomiques, non décomposables en sous-éléments. Ils constituent la base de toute manipulation numérique, textuelle ou logique.</w:t>
       </w:r>
     </w:p>
     <w:p>
@@ -148,18 +270,54 @@
       </w:pPr>
       <w:r>
         <w:rPr>
+          <w:rStyle w:val="NormalTok"/>
+        </w:rPr>
+        <w:t xml:space="preserve">temperature </w:t>
+      </w:r>
+      <w:r>
+        <w:rPr>
+          <w:rStyle w:val="OperatorTok"/>
+        </w:rPr>
+        <w:t xml:space="preserve">=</w:t>
+      </w:r>
+      <w:r>
+        <w:rPr>
+          <w:rStyle w:val="NormalTok"/>
+        </w:rPr>
+        <w:t xml:space="preserve"> </w:t>
+      </w:r>
+      <w:r>
+        <w:rPr>
+          <w:rStyle w:val="FloatTok"/>
+        </w:rPr>
+        <w:t xml:space="preserve">23.5</w:t>
+      </w:r>
+      <w:r>
+        <w:rPr>
+          <w:rStyle w:val="NormalTok"/>
+        </w:rPr>
+        <w:t xml:space="preserve">    </w:t>
+      </w:r>
+      <w:r>
+        <w:rPr>
           <w:rStyle w:val="CommentTok"/>
         </w:rPr>
-        <w:t xml:space="preserve"># Création, écriture et lecture d'un fichier texte en UTF-8</w:t>
+        <w:t xml:space="preserve"># Flottant (float) pour les décimaux</w:t>
       </w:r>
       <w:r>
         <w:br/>
       </w:r>
       <w:r>
         <w:rPr>
-          <w:rStyle w:val="ControlFlowTok"/>
-        </w:rPr>
-        <w:t xml:space="preserve">with</w:t>
+          <w:rStyle w:val="NormalTok"/>
+        </w:rPr>
+        <w:t xml:space="preserve">est_valide </w:t>
+      </w:r>
+      <w:r>
+        <w:rPr>
+          <w:rStyle w:val="OperatorTok"/>
+        </w:rPr>
+        <w:t xml:space="preserve">=</w:t>
       </w:r>
       <w:r>
         <w:rPr>
@@ -169,195 +327,21 @@
       </w:r>
       <w:r>
         <w:rPr>
-          <w:rStyle w:val="BuiltInTok"/>
-        </w:rPr>
-        <w:t xml:space="preserve">open</w:t>
-      </w:r>
-      <w:r>
-        <w:rPr>
-          <w:rStyle w:val="NormalTok"/>
-        </w:rPr>
-        <w:t xml:space="preserve">(</w:t>
-      </w:r>
-      <w:r>
-        <w:rPr>
-          <w:rStyle w:val="StringTok"/>
-        </w:rPr>
-        <w:t xml:space="preserve">"document.txt"</w:t>
-      </w:r>
-      <w:r>
-        <w:rPr>
-          <w:rStyle w:val="NormalTok"/>
-        </w:rPr>
-        <w:t xml:space="preserve">, </w:t>
-      </w:r>
-      <w:r>
-        <w:rPr>
-          <w:rStyle w:val="StringTok"/>
-        </w:rPr>
-        <w:t xml:space="preserve">"w"</w:t>
-      </w:r>
-      <w:r>
-        <w:rPr>
-          <w:rStyle w:val="NormalTok"/>
-        </w:rPr>
-        <w:t xml:space="preserve">, encoding</w:t>
-      </w:r>
-      <w:r>
-        <w:rPr>
-          <w:rStyle w:val="OperatorTok"/>
-        </w:rPr>
-        <w:t xml:space="preserve">=</w:t>
-      </w:r>
-      <w:r>
-        <w:rPr>
-          <w:rStyle w:val="StringTok"/>
-        </w:rPr>
-        <w:t xml:space="preserve">"utf-8"</w:t>
-      </w:r>
-      <w:r>
-        <w:rPr>
-          <w:rStyle w:val="NormalTok"/>
-        </w:rPr>
-        <w:t xml:space="preserve">) </w:t>
-      </w:r>
-      <w:r>
-        <w:rPr>
-          <w:rStyle w:val="ImportTok"/>
-        </w:rPr>
-        <w:t xml:space="preserve">as</w:t>
-      </w:r>
-      <w:r>
-        <w:rPr>
-          <w:rStyle w:val="NormalTok"/>
-        </w:rPr>
-        <w:t xml:space="preserve"> f:</w:t>
-      </w:r>
-      <w:r>
-        <w:br/>
-      </w:r>
-      <w:r>
-        <w:rPr>
-          <w:rStyle w:val="NormalTok"/>
-        </w:rPr>
-        <w:t xml:space="preserve">    f.write(</w:t>
-      </w:r>
-      <w:r>
-        <w:rPr>
-          <w:rStyle w:val="StringTok"/>
-        </w:rPr>
-        <w:t xml:space="preserve">"Texte en Unicode avec des accents : é, à, ê."</w:t>
-      </w:r>
-      <w:r>
-        <w:rPr>
-          <w:rStyle w:val="NormalTok"/>
-        </w:rPr>
-        <w:t xml:space="preserve">)</w:t>
-      </w:r>
-      <w:r>
-        <w:br/>
-      </w:r>
-      <w:r>
-        <w:br/>
-      </w:r>
-      <w:r>
-        <w:rPr>
-          <w:rStyle w:val="ControlFlowTok"/>
-        </w:rPr>
-        <w:t xml:space="preserve">with</w:t>
-      </w:r>
-      <w:r>
-        <w:rPr>
-          <w:rStyle w:val="NormalTok"/>
-        </w:rPr>
-        <w:t xml:space="preserve"> </w:t>
-      </w:r>
-      <w:r>
-        <w:rPr>
-          <w:rStyle w:val="BuiltInTok"/>
-        </w:rPr>
-        <w:t xml:space="preserve">open</w:t>
-      </w:r>
-      <w:r>
-        <w:rPr>
-          <w:rStyle w:val="NormalTok"/>
-        </w:rPr>
-        <w:t xml:space="preserve">(</w:t>
-      </w:r>
-      <w:r>
-        <w:rPr>
-          <w:rStyle w:val="StringTok"/>
-        </w:rPr>
-        <w:t xml:space="preserve">"document.txt"</w:t>
-      </w:r>
-      <w:r>
-        <w:rPr>
-          <w:rStyle w:val="NormalTok"/>
-        </w:rPr>
-        <w:t xml:space="preserve">, </w:t>
-      </w:r>
-      <w:r>
-        <w:rPr>
-          <w:rStyle w:val="StringTok"/>
-        </w:rPr>
-        <w:t xml:space="preserve">"r"</w:t>
-      </w:r>
-      <w:r>
-        <w:rPr>
-          <w:rStyle w:val="NormalTok"/>
-        </w:rPr>
-        <w:t xml:space="preserve">, encoding</w:t>
-      </w:r>
-      <w:r>
-        <w:rPr>
-          <w:rStyle w:val="OperatorTok"/>
-        </w:rPr>
-        <w:t xml:space="preserve">=</w:t>
-      </w:r>
-      <w:r>
-        <w:rPr>
-          <w:rStyle w:val="StringTok"/>
-        </w:rPr>
-        <w:t xml:space="preserve">"utf-8"</w:t>
-      </w:r>
-      <w:r>
-        <w:rPr>
-          <w:rStyle w:val="NormalTok"/>
-        </w:rPr>
-        <w:t xml:space="preserve">) </w:t>
-      </w:r>
-      <w:r>
-        <w:rPr>
-          <w:rStyle w:val="ImportTok"/>
-        </w:rPr>
-        <w:t xml:space="preserve">as</w:t>
-      </w:r>
-      <w:r>
-        <w:rPr>
-          <w:rStyle w:val="NormalTok"/>
-        </w:rPr>
-        <w:t xml:space="preserve"> f:</w:t>
-      </w:r>
-      <w:r>
-        <w:br/>
-      </w:r>
-      <w:r>
-        <w:rPr>
-          <w:rStyle w:val="NormalTok"/>
-        </w:rPr>
-        <w:t xml:space="preserve">    contenu </w:t>
-      </w:r>
-      <w:r>
-        <w:rPr>
-          <w:rStyle w:val="OperatorTok"/>
-        </w:rPr>
-        <w:t xml:space="preserve">=</w:t>
-      </w:r>
-      <w:r>
-        <w:rPr>
-          <w:rStyle w:val="NormalTok"/>
-        </w:rPr>
-        <w:t xml:space="preserve"> f.read()</w:t>
+          <w:rStyle w:val="VariableTok"/>
+        </w:rPr>
+        <w:t xml:space="preserve">True</w:t>
+      </w:r>
+      <w:r>
+        <w:rPr>
+          <w:rStyle w:val="NormalTok"/>
+        </w:rPr>
+        <w:t xml:space="preserve">     </w:t>
+      </w:r>
+      <w:r>
+        <w:rPr>
+          <w:rStyle w:val="CommentTok"/>
+        </w:rPr>
+        <w:t xml:space="preserve"># Booléen (bool) valant True ou False</w:t>
       </w:r>
     </w:p>
     <w:p>
@@ -365,22 +349,7 @@
         <w:pStyle w:val="BlockText"/>
       </w:pPr>
       <w:r>
-        <w:t xml:space="preserve">💡 Spécifiez systématiquement l’argument</w:t>
-      </w:r>
-      <w:r>
-        <w:t xml:space="preserve"> </w:t>
-      </w:r>
-      <w:r>
-        <w:rPr>
-          <w:rStyle w:val="VerbatimChar"/>
-        </w:rPr>
-        <w:t xml:space="preserve">encoding="utf-8"</w:t>
-      </w:r>
-      <w:r>
-        <w:t xml:space="preserve"> </w:t>
-      </w:r>
-      <w:r>
-        <w:t xml:space="preserve">lors de l’ouverture de fichiers texte pour éviter les erreurs de décodage selon les systèmes d’exploitation.</w:t>
+        <w:t xml:space="preserve">💡 Utilisez toujours des noms explicites pour vos variables scalaires afin d’améliorer la lisibilité immédiate du code par l’équipe projet.</w:t>
       </w:r>
     </w:p>
     <w:p>
@@ -391,12 +360,456 @@
       </w:r>
     </w:p>
     <w:bookmarkEnd w:id="21"/>
-    <w:bookmarkStart w:id="22" w:name="exemple-de-synthèse"/>
+    <w:bookmarkStart w:id="22" w:name="X1af01efb8fd08d3089c4b8335270ba36b72e472"/>
     <w:p>
       <w:pPr>
         <w:pStyle w:val="Heading2"/>
       </w:pPr>
       <w:r>
+        <w:t xml:space="preserve">Types de données aggrégés - list, tuple, dict, set</w:t>
+      </w:r>
+    </w:p>
+    <w:p>
+      <w:pPr>
+        <w:pStyle w:val="FirstParagraph"/>
+      </w:pPr>
+      <w:r>
+        <w:t xml:space="preserve">Les types agrégés permettent de regrouper plusieurs valeurs au sein d’une seule structure de données en mémoire. Leur choix dépend de la nécessité d’ordre, de modification ou d’unicité des éléments.</w:t>
+      </w:r>
+    </w:p>
+    <w:p>
+      <w:pPr>
+        <w:pStyle w:val="SourceCode"/>
+      </w:pPr>
+      <w:r>
+        <w:rPr>
+          <w:rStyle w:val="NormalTok"/>
+        </w:rPr>
+        <w:t xml:space="preserve">utilisateurs </w:t>
+      </w:r>
+      <w:r>
+        <w:rPr>
+          <w:rStyle w:val="OperatorTok"/>
+        </w:rPr>
+        <w:t xml:space="preserve">=</w:t>
+      </w:r>
+      <w:r>
+        <w:rPr>
+          <w:rStyle w:val="NormalTok"/>
+        </w:rPr>
+        <w:t xml:space="preserve"> [</w:t>
+      </w:r>
+      <w:r>
+        <w:rPr>
+          <w:rStyle w:val="StringTok"/>
+        </w:rPr>
+        <w:t xml:space="preserve">"Alice"</w:t>
+      </w:r>
+      <w:r>
+        <w:rPr>
+          <w:rStyle w:val="NormalTok"/>
+        </w:rPr>
+        <w:t xml:space="preserve">, </w:t>
+      </w:r>
+      <w:r>
+        <w:rPr>
+          <w:rStyle w:val="StringTok"/>
+        </w:rPr>
+        <w:t xml:space="preserve">"Bob"</w:t>
+      </w:r>
+      <w:r>
+        <w:rPr>
+          <w:rStyle w:val="NormalTok"/>
+        </w:rPr>
+        <w:t xml:space="preserve">, </w:t>
+      </w:r>
+      <w:r>
+        <w:rPr>
+          <w:rStyle w:val="StringTok"/>
+        </w:rPr>
+        <w:t xml:space="preserve">"Charlie"</w:t>
+      </w:r>
+      <w:r>
+        <w:rPr>
+          <w:rStyle w:val="NormalTok"/>
+        </w:rPr>
+        <w:t xml:space="preserve">]  </w:t>
+      </w:r>
+      <w:r>
+        <w:rPr>
+          <w:rStyle w:val="CommentTok"/>
+        </w:rPr>
+        <w:t xml:space="preserve"># Liste modifiable (list)</w:t>
+      </w:r>
+      <w:r>
+        <w:br/>
+      </w:r>
+      <w:r>
+        <w:rPr>
+          <w:rStyle w:val="NormalTok"/>
+        </w:rPr>
+        <w:t xml:space="preserve">coordonnees </w:t>
+      </w:r>
+      <w:r>
+        <w:rPr>
+          <w:rStyle w:val="OperatorTok"/>
+        </w:rPr>
+        <w:t xml:space="preserve">=</w:t>
+      </w:r>
+      <w:r>
+        <w:rPr>
+          <w:rStyle w:val="NormalTok"/>
+        </w:rPr>
+        <w:t xml:space="preserve"> (</w:t>
+      </w:r>
+      <w:r>
+        <w:rPr>
+          <w:rStyle w:val="FloatTok"/>
+        </w:rPr>
+        <w:t xml:space="preserve">10.0</w:t>
+      </w:r>
+      <w:r>
+        <w:rPr>
+          <w:rStyle w:val="NormalTok"/>
+        </w:rPr>
+        <w:t xml:space="preserve">, </w:t>
+      </w:r>
+      <w:r>
+        <w:rPr>
+          <w:rStyle w:val="FloatTok"/>
+        </w:rPr>
+        <w:t xml:space="preserve">20.0</w:t>
+      </w:r>
+      <w:r>
+        <w:rPr>
+          <w:rStyle w:val="NormalTok"/>
+        </w:rPr>
+        <w:t xml:space="preserve">)                  </w:t>
+      </w:r>
+      <w:r>
+        <w:rPr>
+          <w:rStyle w:val="CommentTok"/>
+        </w:rPr>
+        <w:t xml:space="preserve"># Tuple immuable (tuple)</w:t>
+      </w:r>
+    </w:p>
+    <w:p>
+      <w:pPr>
+        <w:pStyle w:val="BlockText"/>
+      </w:pPr>
+      <w:r>
+        <w:t xml:space="preserve">💡 Privilégiez les tuples pour des données fixes qui ne doivent pas être altérées au cours de l’exécution du programme, garantissant ainsi l’intégrité des structures.</w:t>
+      </w:r>
+    </w:p>
+    <w:p>
+      <w:r>
+        <w:pict>
+          <v:rect style="width:0;height:1.5pt" o:hralign="center" o:hrstd="t" o:hr="t"/>
+        </w:pict>
+      </w:r>
+    </w:p>
+    <w:bookmarkEnd w:id="22"/>
+    <w:bookmarkStart w:id="23" w:name="valeurs-littérales"/>
+    <w:p>
+      <w:pPr>
+        <w:pStyle w:val="Heading2"/>
+      </w:pPr>
+      <w:r>
+        <w:t xml:space="preserve">Valeurs littérales</w:t>
+      </w:r>
+    </w:p>
+    <w:p>
+      <w:pPr>
+        <w:pStyle w:val="FirstParagraph"/>
+      </w:pPr>
+      <w:r>
+        <w:t xml:space="preserve">Une valeur littérale correspond à la représentation directe d’une donnée constante inscrite textuellement dans le code source du programme. Elle permet d’assigner des valeurs figées sans calcul préalable.</w:t>
+      </w:r>
+    </w:p>
+    <w:p>
+      <w:pPr>
+        <w:pStyle w:val="SourceCode"/>
+      </w:pPr>
+      <w:r>
+        <w:rPr>
+          <w:rStyle w:val="NormalTok"/>
+        </w:rPr>
+        <w:t xml:space="preserve">seuil_maximal </w:t>
+      </w:r>
+      <w:r>
+        <w:rPr>
+          <w:rStyle w:val="OperatorTok"/>
+        </w:rPr>
+        <w:t xml:space="preserve">=</w:t>
+      </w:r>
+      <w:r>
+        <w:rPr>
+          <w:rStyle w:val="NormalTok"/>
+        </w:rPr>
+        <w:t xml:space="preserve"> </w:t>
+      </w:r>
+      <w:r>
+        <w:rPr>
+          <w:rStyle w:val="DecValTok"/>
+        </w:rPr>
+        <w:t xml:space="preserve">100</w:t>
+      </w:r>
+      <w:r>
+        <w:rPr>
+          <w:rStyle w:val="NormalTok"/>
+        </w:rPr>
+        <w:t xml:space="preserve">        </w:t>
+      </w:r>
+      <w:r>
+        <w:rPr>
+          <w:rStyle w:val="CommentTok"/>
+        </w:rPr>
+        <w:t xml:space="preserve"># 100 est une valeur littérale entière</w:t>
+      </w:r>
+      <w:r>
+        <w:br/>
+      </w:r>
+      <w:r>
+        <w:rPr>
+          <w:rStyle w:val="NormalTok"/>
+        </w:rPr>
+        <w:t xml:space="preserve">message_erreur </w:t>
+      </w:r>
+      <w:r>
+        <w:rPr>
+          <w:rStyle w:val="OperatorTok"/>
+        </w:rPr>
+        <w:t xml:space="preserve">=</w:t>
+      </w:r>
+      <w:r>
+        <w:rPr>
+          <w:rStyle w:val="NormalTok"/>
+        </w:rPr>
+        <w:t xml:space="preserve"> </w:t>
+      </w:r>
+      <w:r>
+        <w:rPr>
+          <w:rStyle w:val="StringTok"/>
+        </w:rPr>
+        <w:t xml:space="preserve">"Erreur 404"</w:t>
+      </w:r>
+      <w:r>
+        <w:rPr>
+          <w:rStyle w:val="NormalTok"/>
+        </w:rPr>
+        <w:t xml:space="preserve">  </w:t>
+      </w:r>
+      <w:r>
+        <w:rPr>
+          <w:rStyle w:val="CommentTok"/>
+        </w:rPr>
+        <w:t xml:space="preserve"># La chaîne est une valeur littérale textuelle</w:t>
+      </w:r>
+    </w:p>
+    <w:p>
+      <w:pPr>
+        <w:pStyle w:val="BlockText"/>
+      </w:pPr>
+      <w:r>
+        <w:t xml:space="preserve">💡 Évitez les</w:t>
+      </w:r>
+      <w:r>
+        <w:t xml:space="preserve"> </w:t>
+      </w:r>
+      <w:r>
+        <w:t xml:space="preserve">“</w:t>
+      </w:r>
+      <w:r>
+        <w:t xml:space="preserve">nombres magiques</w:t>
+      </w:r>
+      <w:r>
+        <w:t xml:space="preserve">”</w:t>
+      </w:r>
+      <w:r>
+        <w:t xml:space="preserve"> </w:t>
+      </w:r>
+      <w:r>
+        <w:t xml:space="preserve">en remplaçant les valeurs littérales numériques répétées par des constantes explicites en début de script.</w:t>
+      </w:r>
+    </w:p>
+    <w:p>
+      <w:r>
+        <w:pict>
+          <v:rect style="width:0;height:1.5pt" o:hralign="center" o:hrstd="t" o:hr="t"/>
+        </w:pict>
+      </w:r>
+    </w:p>
+    <w:bookmarkEnd w:id="23"/>
+    <w:bookmarkStart w:id="24" w:name="portée-de-variables---globale-locale"/>
+    <w:p>
+      <w:pPr>
+        <w:pStyle w:val="Heading2"/>
+      </w:pPr>
+      <w:r>
+        <w:t xml:space="preserve">Portée de variables - globale, locale</w:t>
+      </w:r>
+    </w:p>
+    <w:p>
+      <w:pPr>
+        <w:pStyle w:val="FirstParagraph"/>
+      </w:pPr>
+      <w:r>
+        <w:t xml:space="preserve">La portée d’une variable détermine la zone du code où cette variable est accessible en lecture et en écriture. Une variable locale n’existe que dans la fonction où elle est définie, tandis qu’une variable globale est accessible dans tout le module.</w:t>
+      </w:r>
+    </w:p>
+    <w:p>
+      <w:pPr>
+        <w:pStyle w:val="SourceCode"/>
+      </w:pPr>
+      <w:r>
+        <w:rPr>
+          <w:rStyle w:val="NormalTok"/>
+        </w:rPr>
+        <w:t xml:space="preserve">TAXE_GLOBALE </w:t>
+      </w:r>
+      <w:r>
+        <w:rPr>
+          <w:rStyle w:val="OperatorTok"/>
+        </w:rPr>
+        <w:t xml:space="preserve">=</w:t>
+      </w:r>
+      <w:r>
+        <w:rPr>
+          <w:rStyle w:val="NormalTok"/>
+        </w:rPr>
+        <w:t xml:space="preserve"> </w:t>
+      </w:r>
+      <w:r>
+        <w:rPr>
+          <w:rStyle w:val="FloatTok"/>
+        </w:rPr>
+        <w:t xml:space="preserve">0.20</w:t>
+      </w:r>
+      <w:r>
+        <w:rPr>
+          <w:rStyle w:val="NormalTok"/>
+        </w:rPr>
+        <w:t xml:space="preserve">  </w:t>
+      </w:r>
+      <w:r>
+        <w:rPr>
+          <w:rStyle w:val="CommentTok"/>
+        </w:rPr>
+        <w:t xml:space="preserve"># Variable globale</w:t>
+      </w:r>
+      <w:r>
+        <w:br/>
+      </w:r>
+      <w:r>
+        <w:br/>
+      </w:r>
+      <w:r>
+        <w:rPr>
+          <w:rStyle w:val="KeywordTok"/>
+        </w:rPr>
+        <w:t xml:space="preserve">def</w:t>
+      </w:r>
+      <w:r>
+        <w:rPr>
+          <w:rStyle w:val="NormalTok"/>
+        </w:rPr>
+        <w:t xml:space="preserve"> calculer_total(prix_ht):</w:t>
+      </w:r>
+      <w:r>
+        <w:br/>
+      </w:r>
+      <w:r>
+        <w:rPr>
+          <w:rStyle w:val="NormalTok"/>
+        </w:rPr>
+        <w:t xml:space="preserve">    tva </w:t>
+      </w:r>
+      <w:r>
+        <w:rPr>
+          <w:rStyle w:val="OperatorTok"/>
+        </w:rPr>
+        <w:t xml:space="preserve">=</w:t>
+      </w:r>
+      <w:r>
+        <w:rPr>
+          <w:rStyle w:val="NormalTok"/>
+        </w:rPr>
+        <w:t xml:space="preserve"> prix_ht </w:t>
+      </w:r>
+      <w:r>
+        <w:rPr>
+          <w:rStyle w:val="OperatorTok"/>
+        </w:rPr>
+        <w:t xml:space="preserve">*</w:t>
+      </w:r>
+      <w:r>
+        <w:rPr>
+          <w:rStyle w:val="NormalTok"/>
+        </w:rPr>
+        <w:t xml:space="preserve"> TAXE_GLOBALE  </w:t>
+      </w:r>
+      <w:r>
+        <w:rPr>
+          <w:rStyle w:val="CommentTok"/>
+        </w:rPr>
+        <w:t xml:space="preserve"># 'tva' est locale à la fonction</w:t>
+      </w:r>
+      <w:r>
+        <w:br/>
+      </w:r>
+      <w:r>
+        <w:rPr>
+          <w:rStyle w:val="NormalTok"/>
+        </w:rPr>
+        <w:t xml:space="preserve">    </w:t>
+      </w:r>
+      <w:r>
+        <w:rPr>
+          <w:rStyle w:val="ControlFlowTok"/>
+        </w:rPr>
+        <w:t xml:space="preserve">return</w:t>
+      </w:r>
+      <w:r>
+        <w:rPr>
+          <w:rStyle w:val="NormalTok"/>
+        </w:rPr>
+        <w:t xml:space="preserve"> prix_ht </w:t>
+      </w:r>
+      <w:r>
+        <w:rPr>
+          <w:rStyle w:val="OperatorTok"/>
+        </w:rPr>
+        <w:t xml:space="preserve">+</w:t>
+      </w:r>
+      <w:r>
+        <w:rPr>
+          <w:rStyle w:val="NormalTok"/>
+        </w:rPr>
+        <w:t xml:space="preserve"> tva</w:t>
+      </w:r>
+    </w:p>
+    <w:p>
+      <w:pPr>
+        <w:pStyle w:val="BlockText"/>
+      </w:pPr>
+      <w:r>
+        <w:t xml:space="preserve">💡 Limitez au maximum l’utilisation de variables globales pour éviter les effets de bord imprévisibles et faciliter la maintenance du code.</w:t>
+      </w:r>
+    </w:p>
+    <w:p>
+      <w:r>
+        <w:pict>
+          <v:rect style="width:0;height:1.5pt" o:hralign="center" o:hrstd="t" o:hr="t"/>
+        </w:pict>
+      </w:r>
+    </w:p>
+    <w:bookmarkEnd w:id="24"/>
+    <w:bookmarkStart w:id="25" w:name="exemple-de-synthèse"/>
+    <w:p>
+      <w:pPr>
+        <w:pStyle w:val="Heading2"/>
+      </w:pPr>
+      <w:r>
         <w:t xml:space="preserve">Exemple de synthèse</w:t>
       </w:r>
     </w:p>
@@ -408,19 +821,88 @@
         <w:rPr>
           <w:rStyle w:val="CommentTok"/>
         </w:rPr>
-        <w:t xml:space="preserve"># Programme complet combinant les concepts de streams et la gestion de fichiers Unicode</w:t>
+        <w:t xml:space="preserve"># Programme complet combinant variables, types scalaires, agrégés et portée</w:t>
       </w:r>
       <w:r>
         <w:br/>
       </w:r>
       <w:r>
+        <w:rPr>
+          <w:rStyle w:val="NormalTok"/>
+        </w:rPr>
+        <w:t xml:space="preserve">TAUX_REDUCTION </w:t>
+      </w:r>
+      <w:r>
+        <w:rPr>
+          <w:rStyle w:val="OperatorTok"/>
+        </w:rPr>
+        <w:t xml:space="preserve">=</w:t>
+      </w:r>
+      <w:r>
+        <w:rPr>
+          <w:rStyle w:val="NormalTok"/>
+        </w:rPr>
+        <w:t xml:space="preserve"> </w:t>
+      </w:r>
+      <w:r>
+        <w:rPr>
+          <w:rStyle w:val="FloatTok"/>
+        </w:rPr>
+        <w:t xml:space="preserve">0.15</w:t>
+      </w:r>
+      <w:r>
+        <w:rPr>
+          <w:rStyle w:val="NormalTok"/>
+        </w:rPr>
+        <w:t xml:space="preserve">  </w:t>
+      </w:r>
+      <w:r>
+        <w:rPr>
+          <w:rStyle w:val="CommentTok"/>
+        </w:rPr>
+        <w:t xml:space="preserve"># Variable globale</w:t>
+      </w:r>
+      <w:r>
         <w:br/>
       </w:r>
       <w:r>
-        <w:rPr>
-          <w:rStyle w:val="NormalTok"/>
-        </w:rPr>
-        <w:t xml:space="preserve">nom_fichier </w:t>
+        <w:br/>
+      </w:r>
+      <w:r>
+        <w:rPr>
+          <w:rStyle w:val="KeywordTok"/>
+        </w:rPr>
+        <w:t xml:space="preserve">def</w:t>
+      </w:r>
+      <w:r>
+        <w:rPr>
+          <w:rStyle w:val="NormalTok"/>
+        </w:rPr>
+        <w:t xml:space="preserve"> traiter_commande(client, articles_prix):</w:t>
+      </w:r>
+      <w:r>
+        <w:br/>
+      </w:r>
+      <w:r>
+        <w:rPr>
+          <w:rStyle w:val="NormalTok"/>
+        </w:rPr>
+        <w:t xml:space="preserve">    </w:t>
+      </w:r>
+      <w:r>
+        <w:rPr>
+          <w:rStyle w:val="CommentTok"/>
+        </w:rPr>
+        <w:t xml:space="preserve">"""Calcule le montant total d'une commande avec application d'une réduction."""</w:t>
+      </w:r>
+      <w:r>
+        <w:br/>
+      </w:r>
+      <w:r>
+        <w:rPr>
+          <w:rStyle w:val="NormalTok"/>
+        </w:rPr>
+        <w:t xml:space="preserve">    total_brut </w:t>
       </w:r>
       <w:r>
         <w:rPr>
@@ -436,397 +918,358 @@
       </w:r>
       <w:r>
         <w:rPr>
+          <w:rStyle w:val="BuiltInTok"/>
+        </w:rPr>
+        <w:t xml:space="preserve">sum</w:t>
+      </w:r>
+      <w:r>
+        <w:rPr>
+          <w:rStyle w:val="NormalTok"/>
+        </w:rPr>
+        <w:t xml:space="preserve">(articles_prix)           </w:t>
+      </w:r>
+      <w:r>
+        <w:rPr>
+          <w:rStyle w:val="CommentTok"/>
+        </w:rPr>
+        <w:t xml:space="preserve"># Utilisation d'un type agrégé (list)</w:t>
+      </w:r>
+      <w:r>
+        <w:br/>
+      </w:r>
+      <w:r>
+        <w:rPr>
+          <w:rStyle w:val="NormalTok"/>
+        </w:rPr>
+        <w:t xml:space="preserve">    est_fidele </w:t>
+      </w:r>
+      <w:r>
+        <w:rPr>
+          <w:rStyle w:val="OperatorTok"/>
+        </w:rPr>
+        <w:t xml:space="preserve">=</w:t>
+      </w:r>
+      <w:r>
+        <w:rPr>
+          <w:rStyle w:val="NormalTok"/>
+        </w:rPr>
+        <w:t xml:space="preserve"> </w:t>
+      </w:r>
+      <w:r>
+        <w:rPr>
+          <w:rStyle w:val="VariableTok"/>
+        </w:rPr>
+        <w:t xml:space="preserve">True</w:t>
+      </w:r>
+      <w:r>
+        <w:rPr>
+          <w:rStyle w:val="NormalTok"/>
+        </w:rPr>
+        <w:t xml:space="preserve">                         </w:t>
+      </w:r>
+      <w:r>
+        <w:rPr>
+          <w:rStyle w:val="CommentTok"/>
+        </w:rPr>
+        <w:t xml:space="preserve"># Type scalaire booléen</w:t>
+      </w:r>
+      <w:r>
+        <w:br/>
+      </w:r>
+      <w:r>
+        <w:rPr>
+          <w:rStyle w:val="NormalTok"/>
+        </w:rPr>
+        <w:t xml:space="preserve">    </w:t>
+      </w:r>
+      <w:r>
+        <w:br/>
+      </w:r>
+      <w:r>
+        <w:rPr>
+          <w:rStyle w:val="NormalTok"/>
+        </w:rPr>
+        <w:t xml:space="preserve">    </w:t>
+      </w:r>
+      <w:r>
+        <w:rPr>
+          <w:rStyle w:val="ControlFlowTok"/>
+        </w:rPr>
+        <w:t xml:space="preserve">if</w:t>
+      </w:r>
+      <w:r>
+        <w:rPr>
+          <w:rStyle w:val="NormalTok"/>
+        </w:rPr>
+        <w:t xml:space="preserve"> est_fidele:</w:t>
+      </w:r>
+      <w:r>
+        <w:br/>
+      </w:r>
+      <w:r>
+        <w:rPr>
+          <w:rStyle w:val="NormalTok"/>
+        </w:rPr>
+        <w:t xml:space="preserve">        montant_final </w:t>
+      </w:r>
+      <w:r>
+        <w:rPr>
+          <w:rStyle w:val="OperatorTok"/>
+        </w:rPr>
+        <w:t xml:space="preserve">=</w:t>
+      </w:r>
+      <w:r>
+        <w:rPr>
+          <w:rStyle w:val="NormalTok"/>
+        </w:rPr>
+        <w:t xml:space="preserve"> total_brut </w:t>
+      </w:r>
+      <w:r>
+        <w:rPr>
+          <w:rStyle w:val="OperatorTok"/>
+        </w:rPr>
+        <w:t xml:space="preserve">*</w:t>
+      </w:r>
+      <w:r>
+        <w:rPr>
+          <w:rStyle w:val="NormalTok"/>
+        </w:rPr>
+        <w:t xml:space="preserve"> (</w:t>
+      </w:r>
+      <w:r>
+        <w:rPr>
+          <w:rStyle w:val="DecValTok"/>
+        </w:rPr>
+        <w:t xml:space="preserve">1</w:t>
+      </w:r>
+      <w:r>
+        <w:rPr>
+          <w:rStyle w:val="NormalTok"/>
+        </w:rPr>
+        <w:t xml:space="preserve"> </w:t>
+      </w:r>
+      <w:r>
+        <w:rPr>
+          <w:rStyle w:val="OperatorTok"/>
+        </w:rPr>
+        <w:t xml:space="preserve">-</w:t>
+      </w:r>
+      <w:r>
+        <w:rPr>
+          <w:rStyle w:val="NormalTok"/>
+        </w:rPr>
+        <w:t xml:space="preserve"> TAUX_REDUCTION)  </w:t>
+      </w:r>
+      <w:r>
+        <w:rPr>
+          <w:rStyle w:val="CommentTok"/>
+        </w:rPr>
+        <w:t xml:space="preserve"># Variable locale</w:t>
+      </w:r>
+      <w:r>
+        <w:br/>
+      </w:r>
+      <w:r>
+        <w:rPr>
+          <w:rStyle w:val="NormalTok"/>
+        </w:rPr>
+        <w:t xml:space="preserve">    </w:t>
+      </w:r>
+      <w:r>
+        <w:rPr>
+          <w:rStyle w:val="ControlFlowTok"/>
+        </w:rPr>
+        <w:t xml:space="preserve">else</w:t>
+      </w:r>
+      <w:r>
+        <w:rPr>
+          <w:rStyle w:val="NormalTok"/>
+        </w:rPr>
+        <w:t xml:space="preserve">:</w:t>
+      </w:r>
+      <w:r>
+        <w:br/>
+      </w:r>
+      <w:r>
+        <w:rPr>
+          <w:rStyle w:val="NormalTok"/>
+        </w:rPr>
+        <w:t xml:space="preserve">        montant_final </w:t>
+      </w:r>
+      <w:r>
+        <w:rPr>
+          <w:rStyle w:val="OperatorTok"/>
+        </w:rPr>
+        <w:t xml:space="preserve">=</w:t>
+      </w:r>
+      <w:r>
+        <w:rPr>
+          <w:rStyle w:val="NormalTok"/>
+        </w:rPr>
+        <w:t xml:space="preserve"> total_brut</w:t>
+      </w:r>
+      <w:r>
+        <w:br/>
+      </w:r>
+      <w:r>
+        <w:rPr>
+          <w:rStyle w:val="NormalTok"/>
+        </w:rPr>
+        <w:t xml:space="preserve">        </w:t>
+      </w:r>
+      <w:r>
+        <w:br/>
+      </w:r>
+      <w:r>
+        <w:rPr>
+          <w:rStyle w:val="NormalTok"/>
+        </w:rPr>
+        <w:t xml:space="preserve">    </w:t>
+      </w:r>
+      <w:r>
+        <w:rPr>
+          <w:rStyle w:val="ControlFlowTok"/>
+        </w:rPr>
+        <w:t xml:space="preserve">return</w:t>
+      </w:r>
+      <w:r>
+        <w:rPr>
+          <w:rStyle w:val="NormalTok"/>
+        </w:rPr>
+        <w:t xml:space="preserve"> </w:t>
+      </w:r>
+      <w:r>
+        <w:rPr>
+          <w:rStyle w:val="SpecialStringTok"/>
+        </w:rPr>
+        <w:t xml:space="preserve">f"Client : </w:t>
+      </w:r>
+      <w:r>
+        <w:rPr>
+          <w:rStyle w:val="SpecialCharTok"/>
+        </w:rPr>
+        <w:t xml:space="preserve">{</w:t>
+      </w:r>
+      <w:r>
+        <w:rPr>
+          <w:rStyle w:val="NormalTok"/>
+        </w:rPr>
+        <w:t xml:space="preserve">client</w:t>
+      </w:r>
+      <w:r>
+        <w:rPr>
+          <w:rStyle w:val="SpecialCharTok"/>
+        </w:rPr>
+        <w:t xml:space="preserve">}</w:t>
+      </w:r>
+      <w:r>
+        <w:rPr>
+          <w:rStyle w:val="SpecialStringTok"/>
+        </w:rPr>
+        <w:t xml:space="preserve"> | Total à payer : </w:t>
+      </w:r>
+      <w:r>
+        <w:rPr>
+          <w:rStyle w:val="SpecialCharTok"/>
+        </w:rPr>
+        <w:t xml:space="preserve">{</w:t>
+      </w:r>
+      <w:r>
+        <w:rPr>
+          <w:rStyle w:val="NormalTok"/>
+        </w:rPr>
+        <w:t xml:space="preserve">montant_final</w:t>
+      </w:r>
+      <w:r>
+        <w:rPr>
+          <w:rStyle w:val="SpecialCharTok"/>
+        </w:rPr>
+        <w:t xml:space="preserve">}</w:t>
+      </w:r>
+      <w:r>
+        <w:rPr>
+          <w:rStyle w:val="SpecialStringTok"/>
+        </w:rPr>
+        <w:t xml:space="preserve">€"</w:t>
+      </w:r>
+      <w:r>
+        <w:br/>
+      </w:r>
+      <w:r>
+        <w:br/>
+      </w:r>
+      <w:r>
+        <w:rPr>
+          <w:rStyle w:val="CommentTok"/>
+        </w:rPr>
+        <w:t xml:space="preserve"># Appel de la fonction avec des valeurs littérales</w:t>
+      </w:r>
+      <w:r>
+        <w:br/>
+      </w:r>
+      <w:r>
+        <w:rPr>
+          <w:rStyle w:val="BuiltInTok"/>
+        </w:rPr>
+        <w:t xml:space="preserve">print</w:t>
+      </w:r>
+      <w:r>
+        <w:rPr>
+          <w:rStyle w:val="NormalTok"/>
+        </w:rPr>
+        <w:t xml:space="preserve">(traiter_commande(</w:t>
+      </w:r>
+      <w:r>
+        <w:rPr>
           <w:rStyle w:val="StringTok"/>
         </w:rPr>
-        <w:t xml:space="preserve">"message_unicode.txt"</w:t>
-      </w:r>
-      <w:r>
-        <w:br/>
-      </w:r>
-      <w:r>
-        <w:br/>
-      </w:r>
-      <w:r>
-        <w:rPr>
-          <w:rStyle w:val="CommentTok"/>
-        </w:rPr>
-        <w:t xml:space="preserve"># 1. Écriture dans un fichier texte en Unicode</w:t>
-      </w:r>
-      <w:r>
-        <w:br/>
-      </w:r>
-      <w:r>
-        <w:rPr>
-          <w:rStyle w:val="ControlFlowTok"/>
-        </w:rPr>
-        <w:t xml:space="preserve">with</w:t>
-      </w:r>
-      <w:r>
-        <w:rPr>
-          <w:rStyle w:val="NormalTok"/>
-        </w:rPr>
-        <w:t xml:space="preserve"> </w:t>
-      </w:r>
-      <w:r>
-        <w:rPr>
-          <w:rStyle w:val="BuiltInTok"/>
-        </w:rPr>
-        <w:t xml:space="preserve">open</w:t>
-      </w:r>
-      <w:r>
-        <w:rPr>
-          <w:rStyle w:val="NormalTok"/>
-        </w:rPr>
-        <w:t xml:space="preserve">(nom_fichier, </w:t>
-      </w:r>
-      <w:r>
-        <w:rPr>
-          <w:rStyle w:val="StringTok"/>
-        </w:rPr>
-        <w:t xml:space="preserve">"w"</w:t>
-      </w:r>
-      <w:r>
-        <w:rPr>
-          <w:rStyle w:val="NormalTok"/>
-        </w:rPr>
-        <w:t xml:space="preserve">, encoding</w:t>
-      </w:r>
-      <w:r>
-        <w:rPr>
-          <w:rStyle w:val="OperatorTok"/>
-        </w:rPr>
-        <w:t xml:space="preserve">=</w:t>
-      </w:r>
-      <w:r>
-        <w:rPr>
-          <w:rStyle w:val="StringTok"/>
-        </w:rPr>
-        <w:t xml:space="preserve">"utf-8"</w:t>
-      </w:r>
-      <w:r>
-        <w:rPr>
-          <w:rStyle w:val="NormalTok"/>
-        </w:rPr>
-        <w:t xml:space="preserve">) </w:t>
-      </w:r>
-      <w:r>
-        <w:rPr>
-          <w:rStyle w:val="ImportTok"/>
-        </w:rPr>
-        <w:t xml:space="preserve">as</w:t>
-      </w:r>
-      <w:r>
-        <w:rPr>
-          <w:rStyle w:val="NormalTok"/>
-        </w:rPr>
-        <w:t xml:space="preserve"> fichier_sortie:</w:t>
-      </w:r>
-      <w:r>
-        <w:br/>
-      </w:r>
-      <w:r>
-        <w:rPr>
-          <w:rStyle w:val="NormalTok"/>
-        </w:rPr>
-        <w:t xml:space="preserve">    fichier_sortie.write(</w:t>
-      </w:r>
-      <w:r>
-        <w:rPr>
-          <w:rStyle w:val="StringTok"/>
-        </w:rPr>
-        <w:t xml:space="preserve">"Bonjour Karim !</w:t>
-      </w:r>
-      <w:r>
-        <w:rPr>
-          <w:rStyle w:val="CharTok"/>
-        </w:rPr>
-        <w:t xml:space="preserve">\n</w:t>
-      </w:r>
-      <w:r>
-        <w:rPr>
-          <w:rStyle w:val="StringTok"/>
-        </w:rPr>
-        <w:t xml:space="preserve">"</w:t>
-      </w:r>
-      <w:r>
-        <w:rPr>
-          <w:rStyle w:val="NormalTok"/>
-        </w:rPr>
-        <w:t xml:space="preserve">)</w:t>
-      </w:r>
-      <w:r>
-        <w:br/>
-      </w:r>
-      <w:r>
-        <w:rPr>
-          <w:rStyle w:val="NormalTok"/>
-        </w:rPr>
-        <w:t xml:space="preserve">    fichier_sortie.write(</w:t>
-      </w:r>
-      <w:r>
-        <w:rPr>
-          <w:rStyle w:val="StringTok"/>
-        </w:rPr>
-        <w:t xml:space="preserve">"Apprentissage de la gestion des flux et fichiers en Python.</w:t>
-      </w:r>
-      <w:r>
-        <w:rPr>
-          <w:rStyle w:val="CharTok"/>
-        </w:rPr>
-        <w:t xml:space="preserve">\n</w:t>
-      </w:r>
-      <w:r>
-        <w:rPr>
-          <w:rStyle w:val="StringTok"/>
-        </w:rPr>
-        <w:t xml:space="preserve">"</w:t>
-      </w:r>
-      <w:r>
-        <w:rPr>
-          <w:rStyle w:val="NormalTok"/>
-        </w:rPr>
-        <w:t xml:space="preserve">)</w:t>
-      </w:r>
-      <w:r>
-        <w:br/>
-      </w:r>
-      <w:r>
-        <w:br/>
-      </w:r>
-      <w:r>
-        <w:rPr>
-          <w:rStyle w:val="CommentTok"/>
-        </w:rPr>
-        <w:t xml:space="preserve"># 2. Lecture du fichier texte via un flux sécurisé</w:t>
-      </w:r>
-      <w:r>
-        <w:br/>
-      </w:r>
-      <w:r>
-        <w:rPr>
-          <w:rStyle w:val="ControlFlowTok"/>
-        </w:rPr>
-        <w:t xml:space="preserve">with</w:t>
-      </w:r>
-      <w:r>
-        <w:rPr>
-          <w:rStyle w:val="NormalTok"/>
-        </w:rPr>
-        <w:t xml:space="preserve"> </w:t>
-      </w:r>
-      <w:r>
-        <w:rPr>
-          <w:rStyle w:val="BuiltInTok"/>
-        </w:rPr>
-        <w:t xml:space="preserve">open</w:t>
-      </w:r>
-      <w:r>
-        <w:rPr>
-          <w:rStyle w:val="NormalTok"/>
-        </w:rPr>
-        <w:t xml:space="preserve">(nom_fichier, </w:t>
-      </w:r>
-      <w:r>
-        <w:rPr>
-          <w:rStyle w:val="StringTok"/>
-        </w:rPr>
-        <w:t xml:space="preserve">"r"</w:t>
-      </w:r>
-      <w:r>
-        <w:rPr>
-          <w:rStyle w:val="NormalTok"/>
-        </w:rPr>
-        <w:t xml:space="preserve">, encoding</w:t>
-      </w:r>
-      <w:r>
-        <w:rPr>
-          <w:rStyle w:val="OperatorTok"/>
-        </w:rPr>
-        <w:t xml:space="preserve">=</w:t>
-      </w:r>
-      <w:r>
-        <w:rPr>
-          <w:rStyle w:val="StringTok"/>
-        </w:rPr>
-        <w:t xml:space="preserve">"utf-8"</w:t>
-      </w:r>
-      <w:r>
-        <w:rPr>
-          <w:rStyle w:val="NormalTok"/>
-        </w:rPr>
-        <w:t xml:space="preserve">) </w:t>
-      </w:r>
-      <w:r>
-        <w:rPr>
-          <w:rStyle w:val="ImportTok"/>
-        </w:rPr>
-        <w:t xml:space="preserve">as</w:t>
-      </w:r>
-      <w:r>
-        <w:rPr>
-          <w:rStyle w:val="NormalTok"/>
-        </w:rPr>
-        <w:t xml:space="preserve"> fichier_entree:</w:t>
-      </w:r>
-      <w:r>
-        <w:br/>
-      </w:r>
-      <w:r>
-        <w:rPr>
-          <w:rStyle w:val="NormalTok"/>
-        </w:rPr>
-        <w:t xml:space="preserve">    </w:t>
-      </w:r>
-      <w:r>
-        <w:rPr>
-          <w:rStyle w:val="ControlFlowTok"/>
-        </w:rPr>
-        <w:t xml:space="preserve">for</w:t>
-      </w:r>
-      <w:r>
-        <w:rPr>
-          <w:rStyle w:val="NormalTok"/>
-        </w:rPr>
-        <w:t xml:space="preserve"> numero_ligne, ligne </w:t>
-      </w:r>
-      <w:r>
-        <w:rPr>
-          <w:rStyle w:val="KeywordTok"/>
-        </w:rPr>
-        <w:t xml:space="preserve">in</w:t>
-      </w:r>
-      <w:r>
-        <w:rPr>
-          <w:rStyle w:val="NormalTok"/>
-        </w:rPr>
-        <w:t xml:space="preserve"> </w:t>
-      </w:r>
-      <w:r>
-        <w:rPr>
-          <w:rStyle w:val="BuiltInTok"/>
-        </w:rPr>
-        <w:t xml:space="preserve">enumerate</w:t>
-      </w:r>
-      <w:r>
-        <w:rPr>
-          <w:rStyle w:val="NormalTok"/>
-        </w:rPr>
-        <w:t xml:space="preserve">(fichier_entree, start</w:t>
-      </w:r>
-      <w:r>
-        <w:rPr>
-          <w:rStyle w:val="OperatorTok"/>
-        </w:rPr>
-        <w:t xml:space="preserve">=</w:t>
-      </w:r>
-      <w:r>
-        <w:rPr>
-          <w:rStyle w:val="DecValTok"/>
-        </w:rPr>
-        <w:t xml:space="preserve">1</w:t>
-      </w:r>
-      <w:r>
-        <w:rPr>
-          <w:rStyle w:val="NormalTok"/>
-        </w:rPr>
-        <w:t xml:space="preserve">):</w:t>
-      </w:r>
-      <w:r>
-        <w:br/>
-      </w:r>
-      <w:r>
-        <w:rPr>
-          <w:rStyle w:val="NormalTok"/>
-        </w:rPr>
-        <w:t xml:space="preserve">        </w:t>
-      </w:r>
-      <w:r>
-        <w:rPr>
-          <w:rStyle w:val="BuiltInTok"/>
-        </w:rPr>
-        <w:t xml:space="preserve">print</w:t>
-      </w:r>
-      <w:r>
-        <w:rPr>
-          <w:rStyle w:val="NormalTok"/>
-        </w:rPr>
-        <w:t xml:space="preserve">(</w:t>
-      </w:r>
-      <w:r>
-        <w:rPr>
-          <w:rStyle w:val="SpecialStringTok"/>
-        </w:rPr>
-        <w:t xml:space="preserve">f"Ligne </w:t>
-      </w:r>
-      <w:r>
-        <w:rPr>
-          <w:rStyle w:val="SpecialCharTok"/>
-        </w:rPr>
-        <w:t xml:space="preserve">{</w:t>
-      </w:r>
-      <w:r>
-        <w:rPr>
-          <w:rStyle w:val="NormalTok"/>
-        </w:rPr>
-        <w:t xml:space="preserve">numero_ligne</w:t>
-      </w:r>
-      <w:r>
-        <w:rPr>
-          <w:rStyle w:val="SpecialCharTok"/>
-        </w:rPr>
-        <w:t xml:space="preserve">}</w:t>
-      </w:r>
-      <w:r>
-        <w:rPr>
-          <w:rStyle w:val="SpecialStringTok"/>
-        </w:rPr>
-        <w:t xml:space="preserve"> : </w:t>
-      </w:r>
-      <w:r>
-        <w:rPr>
-          <w:rStyle w:val="SpecialCharTok"/>
-        </w:rPr>
-        <w:t xml:space="preserve">{</w:t>
-      </w:r>
-      <w:r>
-        <w:rPr>
-          <w:rStyle w:val="NormalTok"/>
-        </w:rPr>
-        <w:t xml:space="preserve">ligne</w:t>
-      </w:r>
-      <w:r>
-        <w:rPr>
-          <w:rStyle w:val="SpecialCharTok"/>
-        </w:rPr>
-        <w:t xml:space="preserve">.</w:t>
-      </w:r>
-      <w:r>
-        <w:rPr>
-          <w:rStyle w:val="NormalTok"/>
-        </w:rPr>
-        <w:t xml:space="preserve">strip()</w:t>
-      </w:r>
-      <w:r>
-        <w:rPr>
-          <w:rStyle w:val="SpecialCharTok"/>
-        </w:rPr>
-        <w:t xml:space="preserve">}</w:t>
-      </w:r>
-      <w:r>
-        <w:rPr>
-          <w:rStyle w:val="SpecialStringTok"/>
-        </w:rPr>
-        <w:t xml:space="preserve">"</w:t>
-      </w:r>
-      <w:r>
-        <w:rPr>
-          <w:rStyle w:val="NormalTok"/>
-        </w:rPr>
-        <w:t xml:space="preserve">)</w:t>
-      </w:r>
-    </w:p>
-    <w:bookmarkEnd w:id="22"/>
-    <w:bookmarkStart w:id="23" w:name="exercices"/>
+        <w:t xml:space="preserve">"Karim"</w:t>
+      </w:r>
+      <w:r>
+        <w:rPr>
+          <w:rStyle w:val="NormalTok"/>
+        </w:rPr>
+        <w:t xml:space="preserve">, [</w:t>
+      </w:r>
+      <w:r>
+        <w:rPr>
+          <w:rStyle w:val="FloatTok"/>
+        </w:rPr>
+        <w:t xml:space="preserve">45.0</w:t>
+      </w:r>
+      <w:r>
+        <w:rPr>
+          <w:rStyle w:val="NormalTok"/>
+        </w:rPr>
+        <w:t xml:space="preserve">, </w:t>
+      </w:r>
+      <w:r>
+        <w:rPr>
+          <w:rStyle w:val="FloatTok"/>
+        </w:rPr>
+        <w:t xml:space="preserve">15.5</w:t>
+      </w:r>
+      <w:r>
+        <w:rPr>
+          <w:rStyle w:val="NormalTok"/>
+        </w:rPr>
+        <w:t xml:space="preserve">, </w:t>
+      </w:r>
+      <w:r>
+        <w:rPr>
+          <w:rStyle w:val="FloatTok"/>
+        </w:rPr>
+        <w:t xml:space="preserve">30.0</w:t>
+      </w:r>
+      <w:r>
+        <w:rPr>
+          <w:rStyle w:val="NormalTok"/>
+        </w:rPr>
+        <w:t xml:space="preserve">]))</w:t>
+      </w:r>
+    </w:p>
+    <w:bookmarkEnd w:id="25"/>
+    <w:bookmarkStart w:id="26" w:name="exercices"/>
     <w:p>
       <w:pPr>
         <w:pStyle w:val="Heading2"/>
@@ -854,7 +1297,16 @@
         <w:t xml:space="preserve"> </w:t>
       </w:r>
       <w:r>
-        <w:t xml:space="preserve">Écrivez un script qui crée un fichier texte nommé</w:t>
+        <w:t xml:space="preserve">Écrivez un script qui déclare quatre variables de types scalaires différents (</w:t>
+      </w:r>
+      <w:r>
+        <w:rPr>
+          <w:rStyle w:val="VerbatimChar"/>
+        </w:rPr>
+        <w:t xml:space="preserve">int</w:t>
+      </w:r>
+      <w:r>
+        <w:t xml:space="preserve">,</w:t>
       </w:r>
       <w:r>
         <w:t xml:space="preserve"> </w:t>
@@ -863,13 +1315,46 @@
         <w:rPr>
           <w:rStyle w:val="VerbatimChar"/>
         </w:rPr>
-        <w:t xml:space="preserve">notes.txt</w:t>
+        <w:t xml:space="preserve">float</w:t>
+      </w:r>
+      <w:r>
+        <w:t xml:space="preserve">,</w:t>
       </w:r>
       <w:r>
         <w:t xml:space="preserve"> </w:t>
       </w:r>
       <w:r>
-        <w:t xml:space="preserve">en encodage Unicode, puis y inscrit une phrase comportant des caractères accentués.</w:t>
+        <w:rPr>
+          <w:rStyle w:val="VerbatimChar"/>
+        </w:rPr>
+        <w:t xml:space="preserve">bool</w:t>
+      </w:r>
+      <w:r>
+        <w:t xml:space="preserve">,</w:t>
+      </w:r>
+      <w:r>
+        <w:t xml:space="preserve"> </w:t>
+      </w:r>
+      <w:r>
+        <w:rPr>
+          <w:rStyle w:val="VerbatimChar"/>
+        </w:rPr>
+        <w:t xml:space="preserve">str</w:t>
+      </w:r>
+      <w:r>
+        <w:t xml:space="preserve">), puis affichez le type de chacune d’elles à l’aide de la fonction</w:t>
+      </w:r>
+      <w:r>
+        <w:t xml:space="preserve"> </w:t>
+      </w:r>
+      <w:r>
+        <w:rPr>
+          <w:rStyle w:val="VerbatimChar"/>
+        </w:rPr>
+        <w:t xml:space="preserve">type()</w:t>
+      </w:r>
+      <w:r>
+        <w:t xml:space="preserve">.</w:t>
       </w:r>
     </w:p>
     <w:p>
@@ -891,26 +1376,11 @@
         <w:t xml:space="preserve"> </w:t>
       </w:r>
       <w:r>
-        <w:t xml:space="preserve">Ouvrez le fichier</w:t>
-      </w:r>
-      <w:r>
-        <w:t xml:space="preserve"> </w:t>
-      </w:r>
-      <w:r>
-        <w:rPr>
-          <w:rStyle w:val="VerbatimChar"/>
-        </w:rPr>
-        <w:t xml:space="preserve">notes.txt</w:t>
-      </w:r>
-      <w:r>
-        <w:t xml:space="preserve"> </w:t>
-      </w:r>
-      <w:r>
-        <w:t xml:space="preserve">en mode lecture avec l’encodage approprié, lisez son contenu global et affichez-le dans la console.</w:t>
-      </w:r>
-    </w:p>
-    <w:bookmarkEnd w:id="23"/>
-    <w:bookmarkEnd w:id="24"/>
+        <w:t xml:space="preserve">Créez une liste contenant les notes d’un étudiant, écrivez une fonction qui calcule la moyenne de ces notes, et stockez le résultat dans une variable locale avant de le retourner.</w:t>
+      </w:r>
+    </w:p>
+    <w:bookmarkEnd w:id="26"/>
+    <w:bookmarkEnd w:id="27"/>
     <w:sectPr/>
   </w:body>
 </w:document>

--- a/redaction/chapitre14/paragraphes.docx
+++ b/redaction/chapitre14/paragraphes.docx
@@ -2,13 +2,14 @@
 <file path=word/document.xml><?xml version="1.0" encoding="utf-8"?>
 <w:document xmlns:w="http://schemas.openxmlformats.org/wordprocessingml/2006/main" xmlns:m="http://schemas.openxmlformats.org/officeDocument/2006/math" xmlns:r="http://schemas.openxmlformats.org/officeDocument/2006/relationships" xmlns:o="urn:schemas-microsoft-com:office:office" xmlns:v="urn:schemas-microsoft-com:vml" xmlns:w10="urn:schemas-microsoft-com:office:word" xmlns:a="http://schemas.openxmlformats.org/drawingml/2006/main" xmlns:pic="http://schemas.openxmlformats.org/drawingml/2006/picture" xmlns:wp="http://schemas.openxmlformats.org/drawingml/2006/wordprocessingDrawing">
   <w:body>
-    <w:bookmarkStart w:id="27" w:name="Xacf515300d42073f6594dcd22615624451a20c4"/>
+    <w:bookmarkStart w:id="30" w:name="X07cde4c4d0a2fc37963bc9e120038c00f3a6721"/>
     <w:p>
       <w:pPr>
         <w:pStyle w:val="Heading1"/>
-      </w:pPr>
-      <w:r>
-        <w:t xml:space="preserve">Chapitre 1 : Définir et manipuler des données types en mémoire</w:t>
+        <w:pageBreakBefore/>
+      </w:pPr>
+      <w:r>
+        <w:t xml:space="preserve">Chapitre 14 : Gestion des packages - import et création</w:t>
       </w:r>
     </w:p>
     <w:p>
@@ -16,11 +17,13 @@
         <w:pStyle w:val="FirstParagraph"/>
       </w:pPr>
       <w:r>
-        <w:t xml:space="preserve">Maîtriser les types de données et leur manipulation en mémoire est essentiel pour stocker et traiter efficacement l’information. Ces concepts fondamentaux garantissent la rigueur et la logique de vos programmes en Python.</w:t>
-      </w:r>
-      <w:r>
-        <w:t xml:space="preserve"> </w:t>
-      </w:r>
+        <w:t xml:space="preserve">Ce chapitre couvre l’organisation du code en modules et packages ainsi que la gestion des fichiers et répertoires en Python. Vous apprendrez à structurer vos projets, importer des bibliothèques et automatiser le déploiement d’environnements. Ces compétences sont essentielles pour créer des applications modulaires et maintenables.</w:t>
+      </w:r>
+    </w:p>
+    <w:p>
+      <w:pPr>
+        <w:pStyle w:val="BodyText"/>
+      </w:pPr>
       <w:r>
         <w:t xml:space="preserve">Dans ce chapitre :</w:t>
       </w:r>
@@ -34,7 +37,7 @@
         <w:pStyle w:val="Compact"/>
       </w:pPr>
       <w:r>
-        <w:t xml:space="preserve">Déclaration et affectation de variables</w:t>
+        <w:t xml:space="preserve">Librairie et script pip</w:t>
       </w:r>
     </w:p>
     <w:p>
@@ -46,7 +49,7 @@
         <w:pStyle w:val="Compact"/>
       </w:pPr>
       <w:r>
-        <w:t xml:space="preserve">Types scalaires (int, float, bool, str)</w:t>
+        <w:t xml:space="preserve">Importation de package</w:t>
       </w:r>
     </w:p>
     <w:p>
@@ -58,7 +61,7 @@
         <w:pStyle w:val="Compact"/>
       </w:pPr>
       <w:r>
-        <w:t xml:space="preserve">Types agrégés (list, tuple, dict, set)</w:t>
+        <w:t xml:space="preserve">Contenu d’un package</w:t>
       </w:r>
     </w:p>
     <w:p>
@@ -70,7 +73,55 @@
         <w:pStyle w:val="Compact"/>
       </w:pPr>
       <w:r>
-        <w:t xml:space="preserve">Valeurs littérales et portée des variables (locale, globale)</w:t>
+        <w:t xml:space="preserve">Chemin d’accès</w:t>
+      </w:r>
+    </w:p>
+    <w:p>
+      <w:pPr>
+        <w:numPr>
+          <w:ilvl w:val="0"/>
+          <w:numId w:val="1001"/>
+        </w:numPr>
+        <w:pStyle w:val="Compact"/>
+      </w:pPr>
+      <w:r>
+        <w:t xml:space="preserve">Packages standards os, os.path, pathlib et zlib</w:t>
+      </w:r>
+    </w:p>
+    <w:p>
+      <w:pPr>
+        <w:numPr>
+          <w:ilvl w:val="0"/>
+          <w:numId w:val="1001"/>
+        </w:numPr>
+        <w:pStyle w:val="Compact"/>
+      </w:pPr>
+      <w:r>
+        <w:t xml:space="preserve">Gestion des répertoires - mkdir, listdir, walk, move, rmdir</w:t>
+      </w:r>
+    </w:p>
+    <w:p>
+      <w:pPr>
+        <w:numPr>
+          <w:ilvl w:val="0"/>
+          <w:numId w:val="1001"/>
+        </w:numPr>
+        <w:pStyle w:val="Compact"/>
+      </w:pPr>
+      <w:r>
+        <w:t xml:space="preserve">Gestion des fichiers - open, read, write, seek, tell, zip</w:t>
+      </w:r>
+    </w:p>
+    <w:p>
+      <w:pPr>
+        <w:numPr>
+          <w:ilvl w:val="0"/>
+          <w:numId w:val="1001"/>
+        </w:numPr>
+        <w:pStyle w:val="Compact"/>
+      </w:pPr>
+      <w:r>
+        <w:t xml:space="preserve">Automatiser une installation avec gel et requirements.txt</w:t>
       </w:r>
     </w:p>
     <w:p>
@@ -80,13 +131,13 @@
         </w:pict>
       </w:r>
     </w:p>
-    <w:bookmarkStart w:id="20" w:name="déclaration-de-variables"/>
+    <w:bookmarkStart w:id="20" w:name="librairie-et-script-pip"/>
     <w:p>
       <w:pPr>
         <w:pStyle w:val="Heading2"/>
       </w:pPr>
       <w:r>
-        <w:t xml:space="preserve">Déclaration de variables</w:t>
+        <w:t xml:space="preserve">Librairie et script pip</w:t>
       </w:r>
     </w:p>
     <w:p>
@@ -94,113 +145,140 @@
         <w:pStyle w:val="FirstParagraph"/>
       </w:pPr>
       <w:r>
-        <w:t xml:space="preserve">En Python, la déclaration d’une variable se fait simplement par affectation d’une valeur à un nom, sans nécessiter de typage explicite préalable. Le type est déduit dynamiquement par l’interpréteur lors de l’exécution.</w:t>
+        <w:t xml:space="preserve">L’outil</w:t>
+      </w:r>
+      <w:r>
+        <w:t xml:space="preserve"> </w:t>
+      </w:r>
+      <w:r>
+        <w:rPr>
+          <w:rStyle w:val="VerbatimChar"/>
+        </w:rPr>
+        <w:t xml:space="preserve">pip</w:t>
+      </w:r>
+      <w:r>
+        <w:t xml:space="preserve"> </w:t>
+      </w:r>
+      <w:r>
+        <w:t xml:space="preserve">permet d’installer, mettre à jour et supprimer des bibliothèques tierces issues du dépôt PyPI. Il s’exécute depuis le terminal ou via l’interpréteur Python pour gérer les dépendances du projet. Son utilisation garantit l’accès à un écosystème enrichi au-delà de la bibliothèque standard.</w:t>
       </w:r>
     </w:p>
     <w:p>
       <w:pPr>
         <w:pStyle w:val="SourceCode"/>
+        <w:pBdr>
+          <w:top w:val="single" w:sz="6" w:space="8" w:color="9AA5B1"/>
+          <w:left w:val="single" w:sz="6" w:space="8" w:color="9AA5B1"/>
+          <w:bottom w:val="single" w:sz="6" w:space="8" w:color="9AA5B1"/>
+          <w:right w:val="single" w:sz="6" w:space="8" w:color="9AA5B1"/>
+        </w:pBdr>
+        <w:spacing w:before="120" w:after="120" w:line="240" w:lineRule="auto"/>
+        <w:ind w:left="180" w:right="180"/>
       </w:pPr>
       <w:r>
         <w:rPr>
           <w:rStyle w:val="CommentTok"/>
         </w:rPr>
-        <w:t xml:space="preserve"># Déclaration et initialisation de variables de types différents</w:t>
-      </w:r>
-      <w:r>
-        <w:br/>
-      </w:r>
-      <w:r>
-        <w:rPr>
-          <w:rStyle w:val="NormalTok"/>
-        </w:rPr>
-        <w:t xml:space="preserve">age </w:t>
-      </w:r>
-      <w:r>
-        <w:rPr>
-          <w:rStyle w:val="OperatorTok"/>
-        </w:rPr>
-        <w:t xml:space="preserve">=</w:t>
-      </w:r>
-      <w:r>
-        <w:rPr>
-          <w:rStyle w:val="NormalTok"/>
-        </w:rPr>
-        <w:t xml:space="preserve"> </w:t>
-      </w:r>
-      <w:r>
-        <w:rPr>
-          <w:rStyle w:val="DecValTok"/>
-        </w:rPr>
-        <w:t xml:space="preserve">42</w:t>
-      </w:r>
-      <w:r>
-        <w:rPr>
-          <w:rStyle w:val="NormalTok"/>
-        </w:rPr>
-        <w:t xml:space="preserve">          </w:t>
+        <w:t xml:space="preserve"># Installation d'un package depuis le terminal</w:t>
+      </w:r>
+      <w:r>
+        <w:br/>
+      </w:r>
+      <w:r>
+        <w:rPr>
+          <w:rStyle w:val="ExtensionTok"/>
+        </w:rPr>
+        <w:t xml:space="preserve">pip</w:t>
+      </w:r>
+      <w:r>
+        <w:rPr>
+          <w:rStyle w:val="NormalTok"/>
+        </w:rPr>
+        <w:t xml:space="preserve"> install requests</w:t>
+      </w:r>
+      <w:r>
+        <w:br/>
+      </w:r>
+      <w:r>
+        <w:br/>
       </w:r>
       <w:r>
         <w:rPr>
           <w:rStyle w:val="CommentTok"/>
         </w:rPr>
-        <w:t xml:space="preserve"># Un entier (int)</w:t>
-      </w:r>
-      <w:r>
-        <w:br/>
-      </w:r>
-      <w:r>
-        <w:rPr>
-          <w:rStyle w:val="NormalTok"/>
-        </w:rPr>
-        <w:t xml:space="preserve">nom </w:t>
-      </w:r>
-      <w:r>
-        <w:rPr>
-          <w:rStyle w:val="OperatorTok"/>
-        </w:rPr>
-        <w:t xml:space="preserve">=</w:t>
-      </w:r>
-      <w:r>
-        <w:rPr>
-          <w:rStyle w:val="NormalTok"/>
-        </w:rPr>
-        <w:t xml:space="preserve"> </w:t>
-      </w:r>
-      <w:r>
-        <w:rPr>
-          <w:rStyle w:val="StringTok"/>
-        </w:rPr>
-        <w:t xml:space="preserve">"Alice"</w:t>
-      </w:r>
-      <w:r>
-        <w:rPr>
-          <w:rStyle w:val="NormalTok"/>
-        </w:rPr>
-        <w:t xml:space="preserve">     </w:t>
-      </w:r>
-      <w:r>
-        <w:rPr>
-          <w:rStyle w:val="CommentTok"/>
-        </w:rPr>
-        <w:t xml:space="preserve"># Une chaîne de caractères (str)</w:t>
+        <w:t xml:space="preserve"># Verification de la liste des packages installés</w:t>
+      </w:r>
+      <w:r>
+        <w:br/>
+      </w:r>
+      <w:r>
+        <w:rPr>
+          <w:rStyle w:val="ExtensionTok"/>
+        </w:rPr>
+        <w:t xml:space="preserve">python</w:t>
+      </w:r>
+      <w:r>
+        <w:rPr>
+          <w:rStyle w:val="NormalTok"/>
+        </w:rPr>
+        <w:t xml:space="preserve"> </w:t>
+      </w:r>
+      <w:r>
+        <w:rPr>
+          <w:rStyle w:val="AttributeTok"/>
+        </w:rPr>
+        <w:t xml:space="preserve">-m</w:t>
+      </w:r>
+      <w:r>
+        <w:rPr>
+          <w:rStyle w:val="NormalTok"/>
+        </w:rPr>
+        <w:t xml:space="preserve"> pip list</w:t>
       </w:r>
     </w:p>
     <w:p>
       <w:pPr>
         <w:pStyle w:val="BlockText"/>
-      </w:pPr>
-      <w:r>
-        <w:t xml:space="preserve">💡 Le nom d’une variable doit commencer par une lettre ou un tiret bas (</w:t>
+        <w:shd w:val="clear" w:color="auto" w:fill="EAF6FB"/>
+        <w:spacing w:before="100" w:after="100"/>
+        <w:ind w:left="180" w:right="180"/>
+        <w:pBdr>
+          <w:left w:val="single" w:sz="18" w:space="8" w:color="2980B9"/>
+        </w:pBdr>
+      </w:pPr>
+      <w:r>
+        <w:t xml:space="preserve">💡</w:t>
+      </w:r>
+      <w:r>
+        <w:t xml:space="preserve"> </w:t>
+      </w:r>
+      <w:r>
+        <w:rPr>
+          <w:bCs/>
+          <w:b/>
+        </w:rPr>
+        <w:t xml:space="preserve">Bonne pratique :</w:t>
+      </w:r>
+      <w:r>
+        <w:t xml:space="preserve"> </w:t>
+      </w:r>
+      <w:r>
+        <w:t xml:space="preserve">Exécutez toujours</w:t>
+      </w:r>
+      <w:r>
+        <w:t xml:space="preserve"> </w:t>
       </w:r>
       <w:r>
         <w:rPr>
           <w:rStyle w:val="VerbatimChar"/>
         </w:rPr>
-        <w:t xml:space="preserve">_</w:t>
-      </w:r>
-      <w:r>
-        <w:t xml:space="preserve">) et ne peut pas utiliser un mot-clé réservé du langage (comme</w:t>
+        <w:t xml:space="preserve">pip</w:t>
+      </w:r>
+      <w:r>
+        <w:t xml:space="preserve"> </w:t>
+      </w:r>
+      <w:r>
+        <w:t xml:space="preserve">au travers de</w:t>
       </w:r>
       <w:r>
         <w:t xml:space="preserve"> </w:t>
@@ -209,34 +287,13 @@
         <w:rPr>
           <w:rStyle w:val="VerbatimChar"/>
         </w:rPr>
-        <w:t xml:space="preserve">if</w:t>
-      </w:r>
-      <w:r>
-        <w:t xml:space="preserve">,</w:t>
-      </w:r>
-      <w:r>
-        <w:t xml:space="preserve"> </w:t>
-      </w:r>
-      <w:r>
-        <w:rPr>
-          <w:rStyle w:val="VerbatimChar"/>
-        </w:rPr>
-        <w:t xml:space="preserve">def</w:t>
-      </w:r>
-      <w:r>
-        <w:t xml:space="preserve">,</w:t>
-      </w:r>
-      <w:r>
-        <w:t xml:space="preserve"> </w:t>
-      </w:r>
-      <w:r>
-        <w:rPr>
-          <w:rStyle w:val="VerbatimChar"/>
-        </w:rPr>
-        <w:t xml:space="preserve">class</w:t>
-      </w:r>
-      <w:r>
-        <w:t xml:space="preserve">).</w:t>
+        <w:t xml:space="preserve">python -m pip</w:t>
+      </w:r>
+      <w:r>
+        <w:t xml:space="preserve"> </w:t>
+      </w:r>
+      <w:r>
+        <w:t xml:space="preserve">pour vous assurer d’installer les paquets dans l’environnement Python actif.</w:t>
       </w:r>
     </w:p>
     <w:p>
@@ -247,13 +304,13 @@
       </w:r>
     </w:p>
     <w:bookmarkEnd w:id="20"/>
-    <w:bookmarkStart w:id="21" w:name="X41297b95cba822bc3c2e90473df7c8959ed3415"/>
+    <w:bookmarkStart w:id="21" w:name="importation-de-package"/>
     <w:p>
       <w:pPr>
         <w:pStyle w:val="Heading2"/>
       </w:pPr>
       <w:r>
-        <w:t xml:space="preserve">Types de données scalaires - int, float, bool, str</w:t>
+        <w:t xml:space="preserve">Importation de package</w:t>
       </w:r>
     </w:p>
     <w:p>
@@ -261,95 +318,200 @@
         <w:pStyle w:val="FirstParagraph"/>
       </w:pPr>
       <w:r>
-        <w:t xml:space="preserve">Les types scalaires représentent des valeurs uniques et atomiques, non décomposables en sous-éléments. Ils constituent la base de toute manipulation numérique, textuelle ou logique.</w:t>
+        <w:t xml:space="preserve">L’instruction</w:t>
+      </w:r>
+      <w:r>
+        <w:t xml:space="preserve"> </w:t>
+      </w:r>
+      <w:r>
+        <w:rPr>
+          <w:rStyle w:val="VerbatimChar"/>
+        </w:rPr>
+        <w:t xml:space="preserve">import</w:t>
+      </w:r>
+      <w:r>
+        <w:t xml:space="preserve"> </w:t>
+      </w:r>
+      <w:r>
+        <w:t xml:space="preserve">charge des modules externes ou locaux dans l’espace de nommage de votre script. On peut importer un module entier, des fonctions spécifiques ou utiliser un alias pour simplifier le code. Cela favorise la réutilisation du code sans redéfinition.</w:t>
       </w:r>
     </w:p>
     <w:p>
       <w:pPr>
         <w:pStyle w:val="SourceCode"/>
-      </w:pPr>
-      <w:r>
-        <w:rPr>
-          <w:rStyle w:val="NormalTok"/>
-        </w:rPr>
-        <w:t xml:space="preserve">temperature </w:t>
-      </w:r>
-      <w:r>
-        <w:rPr>
-          <w:rStyle w:val="OperatorTok"/>
-        </w:rPr>
-        <w:t xml:space="preserve">=</w:t>
-      </w:r>
-      <w:r>
-        <w:rPr>
-          <w:rStyle w:val="NormalTok"/>
-        </w:rPr>
-        <w:t xml:space="preserve"> </w:t>
-      </w:r>
-      <w:r>
-        <w:rPr>
-          <w:rStyle w:val="FloatTok"/>
-        </w:rPr>
-        <w:t xml:space="preserve">23.5</w:t>
-      </w:r>
-      <w:r>
-        <w:rPr>
-          <w:rStyle w:val="NormalTok"/>
-        </w:rPr>
-        <w:t xml:space="preserve">    </w:t>
-      </w:r>
+        <w:pBdr>
+          <w:top w:val="single" w:sz="6" w:space="8" w:color="9AA5B1"/>
+          <w:left w:val="single" w:sz="6" w:space="8" w:color="9AA5B1"/>
+          <w:bottom w:val="single" w:sz="6" w:space="8" w:color="9AA5B1"/>
+          <w:right w:val="single" w:sz="6" w:space="8" w:color="9AA5B1"/>
+        </w:pBdr>
+        <w:spacing w:before="120" w:after="120" w:line="240" w:lineRule="auto"/>
+        <w:ind w:left="180" w:right="180"/>
+      </w:pPr>
       <w:r>
         <w:rPr>
           <w:rStyle w:val="CommentTok"/>
         </w:rPr>
-        <w:t xml:space="preserve"># Flottant (float) pour les décimaux</w:t>
-      </w:r>
-      <w:r>
-        <w:br/>
-      </w:r>
-      <w:r>
-        <w:rPr>
-          <w:rStyle w:val="NormalTok"/>
-        </w:rPr>
-        <w:t xml:space="preserve">est_valide </w:t>
-      </w:r>
-      <w:r>
-        <w:rPr>
-          <w:rStyle w:val="OperatorTok"/>
-        </w:rPr>
-        <w:t xml:space="preserve">=</w:t>
-      </w:r>
-      <w:r>
-        <w:rPr>
-          <w:rStyle w:val="NormalTok"/>
-        </w:rPr>
-        <w:t xml:space="preserve"> </w:t>
-      </w:r>
-      <w:r>
-        <w:rPr>
-          <w:rStyle w:val="VariableTok"/>
-        </w:rPr>
-        <w:t xml:space="preserve">True</w:t>
-      </w:r>
-      <w:r>
-        <w:rPr>
-          <w:rStyle w:val="NormalTok"/>
-        </w:rPr>
-        <w:t xml:space="preserve">     </w:t>
+        <w:t xml:space="preserve"># Import complet et utilisation avec alias</w:t>
+      </w:r>
+      <w:r>
+        <w:br/>
+      </w:r>
+      <w:r>
+        <w:rPr>
+          <w:rStyle w:val="ImportTok"/>
+        </w:rPr>
+        <w:t xml:space="preserve">import</w:t>
+      </w:r>
+      <w:r>
+        <w:rPr>
+          <w:rStyle w:val="NormalTok"/>
+        </w:rPr>
+        <w:t xml:space="preserve"> math </w:t>
+      </w:r>
+      <w:r>
+        <w:rPr>
+          <w:rStyle w:val="ImportTok"/>
+        </w:rPr>
+        <w:t xml:space="preserve">as</w:t>
+      </w:r>
+      <w:r>
+        <w:rPr>
+          <w:rStyle w:val="NormalTok"/>
+        </w:rPr>
+        <w:t xml:space="preserve"> m</w:t>
+      </w:r>
+      <w:r>
+        <w:br/>
+      </w:r>
+      <w:r>
+        <w:rPr>
+          <w:rStyle w:val="BuiltInTok"/>
+        </w:rPr>
+        <w:t xml:space="preserve">print</w:t>
+      </w:r>
+      <w:r>
+        <w:rPr>
+          <w:rStyle w:val="NormalTok"/>
+        </w:rPr>
+        <w:t xml:space="preserve">(m.sqrt(</w:t>
+      </w:r>
+      <w:r>
+        <w:rPr>
+          <w:rStyle w:val="DecValTok"/>
+        </w:rPr>
+        <w:t xml:space="preserve">16</w:t>
+      </w:r>
+      <w:r>
+        <w:rPr>
+          <w:rStyle w:val="NormalTok"/>
+        </w:rPr>
+        <w:t xml:space="preserve">))  </w:t>
       </w:r>
       <w:r>
         <w:rPr>
           <w:rStyle w:val="CommentTok"/>
         </w:rPr>
-        <w:t xml:space="preserve"># Booléen (bool) valant True ou False</w:t>
+        <w:t xml:space="preserve"># 4.0</w:t>
+      </w:r>
+      <w:r>
+        <w:br/>
+      </w:r>
+      <w:r>
+        <w:br/>
+      </w:r>
+      <w:r>
+        <w:rPr>
+          <w:rStyle w:val="CommentTok"/>
+        </w:rPr>
+        <w:t xml:space="preserve"># Import ciblé d'une fonction spécifique</w:t>
+      </w:r>
+      <w:r>
+        <w:br/>
+      </w:r>
+      <w:r>
+        <w:rPr>
+          <w:rStyle w:val="ImportTok"/>
+        </w:rPr>
+        <w:t xml:space="preserve">from</w:t>
+      </w:r>
+      <w:r>
+        <w:rPr>
+          <w:rStyle w:val="NormalTok"/>
+        </w:rPr>
+        <w:t xml:space="preserve"> datetime </w:t>
+      </w:r>
+      <w:r>
+        <w:rPr>
+          <w:rStyle w:val="ImportTok"/>
+        </w:rPr>
+        <w:t xml:space="preserve">import</w:t>
+      </w:r>
+      <w:r>
+        <w:rPr>
+          <w:rStyle w:val="NormalTok"/>
+        </w:rPr>
+        <w:t xml:space="preserve"> datetime</w:t>
+      </w:r>
+      <w:r>
+        <w:br/>
+      </w:r>
+      <w:r>
+        <w:rPr>
+          <w:rStyle w:val="BuiltInTok"/>
+        </w:rPr>
+        <w:t xml:space="preserve">print</w:t>
+      </w:r>
+      <w:r>
+        <w:rPr>
+          <w:rStyle w:val="NormalTok"/>
+        </w:rPr>
+        <w:t xml:space="preserve">(datetime.now())</w:t>
       </w:r>
     </w:p>
     <w:p>
       <w:pPr>
         <w:pStyle w:val="BlockText"/>
-      </w:pPr>
-      <w:r>
-        <w:t xml:space="preserve">💡 Utilisez toujours des noms explicites pour vos variables scalaires afin d’améliorer la lisibilité immédiate du code par l’équipe projet.</w:t>
+        <w:shd w:val="clear" w:color="auto" w:fill="EAF6FB"/>
+        <w:spacing w:before="100" w:after="100"/>
+        <w:ind w:left="180" w:right="180"/>
+        <w:pBdr>
+          <w:left w:val="single" w:sz="18" w:space="8" w:color="2980B9"/>
+        </w:pBdr>
+      </w:pPr>
+      <w:r>
+        <w:t xml:space="preserve">💡</w:t>
+      </w:r>
+      <w:r>
+        <w:t xml:space="preserve"> </w:t>
+      </w:r>
+      <w:r>
+        <w:rPr>
+          <w:bCs/>
+          <w:b/>
+        </w:rPr>
+        <w:t xml:space="preserve">Attention :</w:t>
+      </w:r>
+      <w:r>
+        <w:t xml:space="preserve"> </w:t>
+      </w:r>
+      <w:r>
+        <w:t xml:space="preserve">Évitez l’usage de</w:t>
+      </w:r>
+      <w:r>
+        <w:t xml:space="preserve"> </w:t>
+      </w:r>
+      <w:r>
+        <w:rPr>
+          <w:rStyle w:val="VerbatimChar"/>
+        </w:rPr>
+        <w:t xml:space="preserve">from module import *</w:t>
+      </w:r>
+      <w:r>
+        <w:t xml:space="preserve"> </w:t>
+      </w:r>
+      <w:r>
+        <w:t xml:space="preserve">car cela pollue l’espace de nommage et rend l’origine des fonctions floue.</w:t>
       </w:r>
     </w:p>
     <w:p>
@@ -360,13 +522,13 @@
       </w:r>
     </w:p>
     <w:bookmarkEnd w:id="21"/>
-    <w:bookmarkStart w:id="22" w:name="X1af01efb8fd08d3089c4b8335270ba36b72e472"/>
+    <w:bookmarkStart w:id="22" w:name="contenu-dun-package"/>
     <w:p>
       <w:pPr>
         <w:pStyle w:val="Heading2"/>
       </w:pPr>
       <w:r>
-        <w:t xml:space="preserve">Types de données aggrégés - list, tuple, dict, set</w:t>
+        <w:t xml:space="preserve">Contenu d’un package</w:t>
       </w:r>
     </w:p>
     <w:p>
@@ -374,30 +536,167 @@
         <w:pStyle w:val="FirstParagraph"/>
       </w:pPr>
       <w:r>
-        <w:t xml:space="preserve">Les types agrégés permettent de regrouper plusieurs valeurs au sein d’une seule structure de données en mémoire. Leur choix dépend de la nécessité d’ordre, de modification ou d’unicité des éléments.</w:t>
+        <w:t xml:space="preserve">Un package Python est un répertoire contenant des modules et un fichier spécial</w:t>
+      </w:r>
+      <w:r>
+        <w:t xml:space="preserve"> </w:t>
+      </w:r>
+      <w:r>
+        <w:rPr>
+          <w:rStyle w:val="VerbatimChar"/>
+        </w:rPr>
+        <w:t xml:space="preserve">__init__.py</w:t>
+      </w:r>
+      <w:r>
+        <w:t xml:space="preserve">. Ce fichier indique à Python que le dossier doit être traité comme un package réutilisable. Il permet d’initialiser le package et d’exposer les fonctionnalités principales.</w:t>
       </w:r>
     </w:p>
     <w:p>
       <w:pPr>
         <w:pStyle w:val="SourceCode"/>
-      </w:pPr>
-      <w:r>
-        <w:rPr>
-          <w:rStyle w:val="NormalTok"/>
-        </w:rPr>
-        <w:t xml:space="preserve">utilisateurs </w:t>
-      </w:r>
-      <w:r>
-        <w:rPr>
-          <w:rStyle w:val="OperatorTok"/>
-        </w:rPr>
-        <w:t xml:space="preserve">=</w:t>
-      </w:r>
-      <w:r>
-        <w:rPr>
-          <w:rStyle w:val="NormalTok"/>
-        </w:rPr>
-        <w:t xml:space="preserve"> [</w:t>
+        <w:pBdr>
+          <w:top w:val="single" w:sz="6" w:space="8" w:color="9AA5B1"/>
+          <w:left w:val="single" w:sz="6" w:space="8" w:color="9AA5B1"/>
+          <w:bottom w:val="single" w:sz="6" w:space="8" w:color="9AA5B1"/>
+          <w:right w:val="single" w:sz="6" w:space="8" w:color="9AA5B1"/>
+        </w:pBdr>
+        <w:spacing w:before="120" w:after="120" w:line="240" w:lineRule="auto"/>
+        <w:ind w:left="180" w:right="180"/>
+      </w:pPr>
+      <w:r>
+        <w:rPr>
+          <w:rStyle w:val="CommentTok"/>
+        </w:rPr>
+        <w:t xml:space="preserve"># Structure : mon_package/__init__.py</w:t>
+      </w:r>
+      <w:r>
+        <w:br/>
+      </w:r>
+      <w:r>
+        <w:rPr>
+          <w:rStyle w:val="CommentTok"/>
+        </w:rPr>
+        <w:t xml:space="preserve"># Contenu de mon_package/outils.py</w:t>
+      </w:r>
+      <w:r>
+        <w:br/>
+      </w:r>
+      <w:r>
+        <w:rPr>
+          <w:rStyle w:val="KeywordTok"/>
+        </w:rPr>
+        <w:t xml:space="preserve">def</w:t>
+      </w:r>
+      <w:r>
+        <w:rPr>
+          <w:rStyle w:val="NormalTok"/>
+        </w:rPr>
+        <w:t xml:space="preserve"> saluer(nom):</w:t>
+      </w:r>
+      <w:r>
+        <w:br/>
+      </w:r>
+      <w:r>
+        <w:rPr>
+          <w:rStyle w:val="NormalTok"/>
+        </w:rPr>
+        <w:t xml:space="preserve">    </w:t>
+      </w:r>
+      <w:r>
+        <w:rPr>
+          <w:rStyle w:val="ControlFlowTok"/>
+        </w:rPr>
+        <w:t xml:space="preserve">return</w:t>
+      </w:r>
+      <w:r>
+        <w:rPr>
+          <w:rStyle w:val="NormalTok"/>
+        </w:rPr>
+        <w:t xml:space="preserve"> </w:t>
+      </w:r>
+      <w:r>
+        <w:rPr>
+          <w:rStyle w:val="SpecialStringTok"/>
+        </w:rPr>
+        <w:t xml:space="preserve">f"Bonjour </w:t>
+      </w:r>
+      <w:r>
+        <w:rPr>
+          <w:rStyle w:val="SpecialCharTok"/>
+        </w:rPr>
+        <w:t xml:space="preserve">{</w:t>
+      </w:r>
+      <w:r>
+        <w:rPr>
+          <w:rStyle w:val="NormalTok"/>
+        </w:rPr>
+        <w:t xml:space="preserve">nom</w:t>
+      </w:r>
+      <w:r>
+        <w:rPr>
+          <w:rStyle w:val="SpecialCharTok"/>
+        </w:rPr>
+        <w:t xml:space="preserve">}</w:t>
+      </w:r>
+      <w:r>
+        <w:rPr>
+          <w:rStyle w:val="SpecialStringTok"/>
+        </w:rPr>
+        <w:t xml:space="preserve">"</w:t>
+      </w:r>
+      <w:r>
+        <w:br/>
+      </w:r>
+      <w:r>
+        <w:br/>
+      </w:r>
+      <w:r>
+        <w:rPr>
+          <w:rStyle w:val="CommentTok"/>
+        </w:rPr>
+        <w:t xml:space="preserve"># Utilisation depuis le script principal</w:t>
+      </w:r>
+      <w:r>
+        <w:br/>
+      </w:r>
+      <w:r>
+        <w:rPr>
+          <w:rStyle w:val="ImportTok"/>
+        </w:rPr>
+        <w:t xml:space="preserve">from</w:t>
+      </w:r>
+      <w:r>
+        <w:rPr>
+          <w:rStyle w:val="NormalTok"/>
+        </w:rPr>
+        <w:t xml:space="preserve"> mon_package.outils </w:t>
+      </w:r>
+      <w:r>
+        <w:rPr>
+          <w:rStyle w:val="ImportTok"/>
+        </w:rPr>
+        <w:t xml:space="preserve">import</w:t>
+      </w:r>
+      <w:r>
+        <w:rPr>
+          <w:rStyle w:val="NormalTok"/>
+        </w:rPr>
+        <w:t xml:space="preserve"> saluer</w:t>
+      </w:r>
+      <w:r>
+        <w:br/>
+      </w:r>
+      <w:r>
+        <w:rPr>
+          <w:rStyle w:val="BuiltInTok"/>
+        </w:rPr>
+        <w:t xml:space="preserve">print</w:t>
+      </w:r>
+      <w:r>
+        <w:rPr>
+          <w:rStyle w:val="NormalTok"/>
+        </w:rPr>
+        <w:t xml:space="preserve">(saluer(</w:t>
       </w:r>
       <w:r>
         <w:rPr>
@@ -409,96 +708,52 @@
         <w:rPr>
           <w:rStyle w:val="NormalTok"/>
         </w:rPr>
-        <w:t xml:space="preserve">, </w:t>
-      </w:r>
-      <w:r>
-        <w:rPr>
-          <w:rStyle w:val="StringTok"/>
-        </w:rPr>
-        <w:t xml:space="preserve">"Bob"</w:t>
-      </w:r>
-      <w:r>
-        <w:rPr>
-          <w:rStyle w:val="NormalTok"/>
-        </w:rPr>
-        <w:t xml:space="preserve">, </w:t>
-      </w:r>
-      <w:r>
-        <w:rPr>
-          <w:rStyle w:val="StringTok"/>
-        </w:rPr>
-        <w:t xml:space="preserve">"Charlie"</w:t>
-      </w:r>
-      <w:r>
-        <w:rPr>
-          <w:rStyle w:val="NormalTok"/>
-        </w:rPr>
-        <w:t xml:space="preserve">]  </w:t>
-      </w:r>
-      <w:r>
-        <w:rPr>
-          <w:rStyle w:val="CommentTok"/>
-        </w:rPr>
-        <w:t xml:space="preserve"># Liste modifiable (list)</w:t>
-      </w:r>
-      <w:r>
-        <w:br/>
-      </w:r>
-      <w:r>
-        <w:rPr>
-          <w:rStyle w:val="NormalTok"/>
-        </w:rPr>
-        <w:t xml:space="preserve">coordonnees </w:t>
-      </w:r>
-      <w:r>
-        <w:rPr>
-          <w:rStyle w:val="OperatorTok"/>
-        </w:rPr>
-        <w:t xml:space="preserve">=</w:t>
-      </w:r>
-      <w:r>
-        <w:rPr>
-          <w:rStyle w:val="NormalTok"/>
-        </w:rPr>
-        <w:t xml:space="preserve"> (</w:t>
-      </w:r>
-      <w:r>
-        <w:rPr>
-          <w:rStyle w:val="FloatTok"/>
-        </w:rPr>
-        <w:t xml:space="preserve">10.0</w:t>
-      </w:r>
-      <w:r>
-        <w:rPr>
-          <w:rStyle w:val="NormalTok"/>
-        </w:rPr>
-        <w:t xml:space="preserve">, </w:t>
-      </w:r>
-      <w:r>
-        <w:rPr>
-          <w:rStyle w:val="FloatTok"/>
-        </w:rPr>
-        <w:t xml:space="preserve">20.0</w:t>
-      </w:r>
-      <w:r>
-        <w:rPr>
-          <w:rStyle w:val="NormalTok"/>
-        </w:rPr>
-        <w:t xml:space="preserve">)                  </w:t>
-      </w:r>
-      <w:r>
-        <w:rPr>
-          <w:rStyle w:val="CommentTok"/>
-        </w:rPr>
-        <w:t xml:space="preserve"># Tuple immuable (tuple)</w:t>
+        <w:t xml:space="preserve">))</w:t>
       </w:r>
     </w:p>
     <w:p>
       <w:pPr>
         <w:pStyle w:val="BlockText"/>
-      </w:pPr>
-      <w:r>
-        <w:t xml:space="preserve">💡 Privilégiez les tuples pour des données fixes qui ne doivent pas être altérées au cours de l’exécution du programme, garantissant ainsi l’intégrité des structures.</w:t>
+        <w:shd w:val="clear" w:color="auto" w:fill="EAF6FB"/>
+        <w:spacing w:before="100" w:after="100"/>
+        <w:ind w:left="180" w:right="180"/>
+        <w:pBdr>
+          <w:left w:val="single" w:sz="18" w:space="8" w:color="2980B9"/>
+        </w:pBdr>
+      </w:pPr>
+      <w:r>
+        <w:t xml:space="preserve">💡</w:t>
+      </w:r>
+      <w:r>
+        <w:t xml:space="preserve"> </w:t>
+      </w:r>
+      <w:r>
+        <w:rPr>
+          <w:bCs/>
+          <w:b/>
+        </w:rPr>
+        <w:t xml:space="preserve">Bonne pratique :</w:t>
+      </w:r>
+      <w:r>
+        <w:t xml:space="preserve"> </w:t>
+      </w:r>
+      <w:r>
+        <w:t xml:space="preserve">Depuis Python 3.3, le fichier</w:t>
+      </w:r>
+      <w:r>
+        <w:t xml:space="preserve"> </w:t>
+      </w:r>
+      <w:r>
+        <w:rPr>
+          <w:rStyle w:val="VerbatimChar"/>
+        </w:rPr>
+        <w:t xml:space="preserve">__init__.py</w:t>
+      </w:r>
+      <w:r>
+        <w:t xml:space="preserve"> </w:t>
+      </w:r>
+      <w:r>
+        <w:t xml:space="preserve">est optionnel (namespace packages), mais le conserver reste fortement conseillé pour la clarté de la structure.</w:t>
       </w:r>
     </w:p>
     <w:p>
@@ -509,13 +764,13 @@
       </w:r>
     </w:p>
     <w:bookmarkEnd w:id="22"/>
-    <w:bookmarkStart w:id="23" w:name="valeurs-littérales"/>
+    <w:bookmarkStart w:id="23" w:name="chemin-daccès"/>
     <w:p>
       <w:pPr>
         <w:pStyle w:val="Heading2"/>
       </w:pPr>
       <w:r>
-        <w:t xml:space="preserve">Valeurs littérales</w:t>
+        <w:t xml:space="preserve">Chemin d’accès</w:t>
       </w:r>
     </w:p>
     <w:p>
@@ -523,113 +778,206 @@
         <w:pStyle w:val="FirstParagraph"/>
       </w:pPr>
       <w:r>
-        <w:t xml:space="preserve">Une valeur littérale correspond à la représentation directe d’une donnée constante inscrite textuellement dans le code source du programme. Elle permet d’assigner des valeurs figées sans calcul préalable.</w:t>
+        <w:t xml:space="preserve">Python recherche les modules importés dans la liste des répertoires définie par</w:t>
+      </w:r>
+      <w:r>
+        <w:t xml:space="preserve"> </w:t>
+      </w:r>
+      <w:r>
+        <w:rPr>
+          <w:rStyle w:val="VerbatimChar"/>
+        </w:rPr>
+        <w:t xml:space="preserve">sys.path</w:t>
+      </w:r>
+      <w:r>
+        <w:t xml:space="preserve">. Ce chemin inclut le répertoire du script courant, la bibliothèque standard et les paquets installés via</w:t>
+      </w:r>
+      <w:r>
+        <w:t xml:space="preserve"> </w:t>
+      </w:r>
+      <w:r>
+        <w:rPr>
+          <w:rStyle w:val="VerbatimChar"/>
+        </w:rPr>
+        <w:t xml:space="preserve">pip</w:t>
+      </w:r>
+      <w:r>
+        <w:t xml:space="preserve">. Il est possible d’inspecter ou de modifier dynamiquement cette liste si nécessaire.</w:t>
       </w:r>
     </w:p>
     <w:p>
       <w:pPr>
         <w:pStyle w:val="SourceCode"/>
-      </w:pPr>
-      <w:r>
-        <w:rPr>
-          <w:rStyle w:val="NormalTok"/>
-        </w:rPr>
-        <w:t xml:space="preserve">seuil_maximal </w:t>
-      </w:r>
-      <w:r>
-        <w:rPr>
-          <w:rStyle w:val="OperatorTok"/>
-        </w:rPr>
-        <w:t xml:space="preserve">=</w:t>
-      </w:r>
-      <w:r>
-        <w:rPr>
-          <w:rStyle w:val="NormalTok"/>
-        </w:rPr>
-        <w:t xml:space="preserve"> </w:t>
-      </w:r>
-      <w:r>
-        <w:rPr>
-          <w:rStyle w:val="DecValTok"/>
-        </w:rPr>
-        <w:t xml:space="preserve">100</w:t>
-      </w:r>
-      <w:r>
-        <w:rPr>
-          <w:rStyle w:val="NormalTok"/>
-        </w:rPr>
-        <w:t xml:space="preserve">        </w:t>
+        <w:pBdr>
+          <w:top w:val="single" w:sz="6" w:space="8" w:color="9AA5B1"/>
+          <w:left w:val="single" w:sz="6" w:space="8" w:color="9AA5B1"/>
+          <w:bottom w:val="single" w:sz="6" w:space="8" w:color="9AA5B1"/>
+          <w:right w:val="single" w:sz="6" w:space="8" w:color="9AA5B1"/>
+        </w:pBdr>
+        <w:spacing w:before="120" w:after="120" w:line="240" w:lineRule="auto"/>
+        <w:ind w:left="180" w:right="180"/>
+      </w:pPr>
+      <w:r>
+        <w:rPr>
+          <w:rStyle w:val="ImportTok"/>
+        </w:rPr>
+        <w:t xml:space="preserve">import</w:t>
+      </w:r>
+      <w:r>
+        <w:rPr>
+          <w:rStyle w:val="NormalTok"/>
+        </w:rPr>
+        <w:t xml:space="preserve"> sys</w:t>
+      </w:r>
+      <w:r>
+        <w:br/>
+      </w:r>
+      <w:r>
+        <w:br/>
       </w:r>
       <w:r>
         <w:rPr>
           <w:rStyle w:val="CommentTok"/>
         </w:rPr>
-        <w:t xml:space="preserve"># 100 est une valeur littérale entière</w:t>
-      </w:r>
-      <w:r>
-        <w:br/>
-      </w:r>
-      <w:r>
-        <w:rPr>
-          <w:rStyle w:val="NormalTok"/>
-        </w:rPr>
-        <w:t xml:space="preserve">message_erreur </w:t>
-      </w:r>
-      <w:r>
-        <w:rPr>
-          <w:rStyle w:val="OperatorTok"/>
-        </w:rPr>
-        <w:t xml:space="preserve">=</w:t>
-      </w:r>
-      <w:r>
-        <w:rPr>
-          <w:rStyle w:val="NormalTok"/>
-        </w:rPr>
-        <w:t xml:space="preserve"> </w:t>
+        <w:t xml:space="preserve"># Affichage des répertoires de recherche d'imports</w:t>
+      </w:r>
+      <w:r>
+        <w:br/>
+      </w:r>
+      <w:r>
+        <w:rPr>
+          <w:rStyle w:val="ControlFlowTok"/>
+        </w:rPr>
+        <w:t xml:space="preserve">for</w:t>
+      </w:r>
+      <w:r>
+        <w:rPr>
+          <w:rStyle w:val="NormalTok"/>
+        </w:rPr>
+        <w:t xml:space="preserve"> chemin </w:t>
+      </w:r>
+      <w:r>
+        <w:rPr>
+          <w:rStyle w:val="KeywordTok"/>
+        </w:rPr>
+        <w:t xml:space="preserve">in</w:t>
+      </w:r>
+      <w:r>
+        <w:rPr>
+          <w:rStyle w:val="NormalTok"/>
+        </w:rPr>
+        <w:t xml:space="preserve"> sys.path:</w:t>
+      </w:r>
+      <w:r>
+        <w:br/>
+      </w:r>
+      <w:r>
+        <w:rPr>
+          <w:rStyle w:val="NormalTok"/>
+        </w:rPr>
+        <w:t xml:space="preserve">    </w:t>
+      </w:r>
+      <w:r>
+        <w:rPr>
+          <w:rStyle w:val="BuiltInTok"/>
+        </w:rPr>
+        <w:t xml:space="preserve">print</w:t>
+      </w:r>
+      <w:r>
+        <w:rPr>
+          <w:rStyle w:val="NormalTok"/>
+        </w:rPr>
+        <w:t xml:space="preserve">(chemin)</w:t>
+      </w:r>
+      <w:r>
+        <w:br/>
+      </w:r>
+      <w:r>
+        <w:br/>
+      </w:r>
+      <w:r>
+        <w:rPr>
+          <w:rStyle w:val="CommentTok"/>
+        </w:rPr>
+        <w:t xml:space="preserve"># Ajout temporaire d'un répertoire personnalisé</w:t>
+      </w:r>
+      <w:r>
+        <w:br/>
+      </w:r>
+      <w:r>
+        <w:rPr>
+          <w:rStyle w:val="NormalTok"/>
+        </w:rPr>
+        <w:t xml:space="preserve">sys.path.append(</w:t>
       </w:r>
       <w:r>
         <w:rPr>
           <w:rStyle w:val="StringTok"/>
         </w:rPr>
-        <w:t xml:space="preserve">"Erreur 404"</w:t>
-      </w:r>
-      <w:r>
-        <w:rPr>
-          <w:rStyle w:val="NormalTok"/>
-        </w:rPr>
-        <w:t xml:space="preserve">  </w:t>
-      </w:r>
-      <w:r>
-        <w:rPr>
-          <w:rStyle w:val="CommentTok"/>
-        </w:rPr>
-        <w:t xml:space="preserve"># La chaîne est une valeur littérale textuelle</w:t>
+        <w:t xml:space="preserve">"/chemin/vers/mes_modules"</w:t>
+      </w:r>
+      <w:r>
+        <w:rPr>
+          <w:rStyle w:val="NormalTok"/>
+        </w:rPr>
+        <w:t xml:space="preserve">)</w:t>
       </w:r>
     </w:p>
     <w:p>
       <w:pPr>
         <w:pStyle w:val="BlockText"/>
-      </w:pPr>
-      <w:r>
-        <w:t xml:space="preserve">💡 Évitez les</w:t>
-      </w:r>
-      <w:r>
-        <w:t xml:space="preserve"> </w:t>
-      </w:r>
-      <w:r>
-        <w:t xml:space="preserve">“</w:t>
-      </w:r>
-      <w:r>
-        <w:t xml:space="preserve">nombres magiques</w:t>
-      </w:r>
-      <w:r>
-        <w:t xml:space="preserve">”</w:t>
-      </w:r>
-      <w:r>
-        <w:t xml:space="preserve"> </w:t>
-      </w:r>
-      <w:r>
-        <w:t xml:space="preserve">en remplaçant les valeurs littérales numériques répétées par des constantes explicites en début de script.</w:t>
+        <w:shd w:val="clear" w:color="auto" w:fill="EAF6FB"/>
+        <w:spacing w:before="100" w:after="100"/>
+        <w:ind w:left="180" w:right="180"/>
+        <w:pBdr>
+          <w:left w:val="single" w:sz="18" w:space="8" w:color="2980B9"/>
+        </w:pBdr>
+      </w:pPr>
+      <w:r>
+        <w:t xml:space="preserve">💡</w:t>
+      </w:r>
+      <w:r>
+        <w:t xml:space="preserve"> </w:t>
+      </w:r>
+      <w:r>
+        <w:rPr>
+          <w:bCs/>
+          <w:b/>
+        </w:rPr>
+        <w:t xml:space="preserve">Attention :</w:t>
+      </w:r>
+      <w:r>
+        <w:t xml:space="preserve"> </w:t>
+      </w:r>
+      <w:r>
+        <w:t xml:space="preserve">Modifier</w:t>
+      </w:r>
+      <w:r>
+        <w:t xml:space="preserve"> </w:t>
+      </w:r>
+      <w:r>
+        <w:rPr>
+          <w:rStyle w:val="VerbatimChar"/>
+        </w:rPr>
+        <w:t xml:space="preserve">sys.path</w:t>
+      </w:r>
+      <w:r>
+        <w:t xml:space="preserve"> </w:t>
+      </w:r>
+      <w:r>
+        <w:t xml:space="preserve">directement dans le code peut rendre votre projet difficile à déployer ; préférez l’utilisation de variables d’environnement comme</w:t>
+      </w:r>
+      <w:r>
+        <w:t xml:space="preserve"> </w:t>
+      </w:r>
+      <w:r>
+        <w:rPr>
+          <w:rStyle w:val="VerbatimChar"/>
+        </w:rPr>
+        <w:t xml:space="preserve">PYTHONPATH</w:t>
+      </w:r>
+      <w:r>
+        <w:t xml:space="preserve">.</w:t>
       </w:r>
     </w:p>
     <w:p>
@@ -640,13 +988,13 @@
       </w:r>
     </w:p>
     <w:bookmarkEnd w:id="23"/>
-    <w:bookmarkStart w:id="24" w:name="portée-de-variables---globale-locale"/>
+    <w:bookmarkStart w:id="24" w:name="Xe0096bf7726ab4f3dea4418e0d0c1ef03e42315"/>
     <w:p>
       <w:pPr>
         <w:pStyle w:val="Heading2"/>
       </w:pPr>
       <w:r>
-        <w:t xml:space="preserve">Portée de variables - globale, locale</w:t>
+        <w:t xml:space="preserve">Packages standards os, os.path, pathlib et zlib</w:t>
       </w:r>
     </w:p>
     <w:p>
@@ -654,18 +1002,125 @@
         <w:pStyle w:val="FirstParagraph"/>
       </w:pPr>
       <w:r>
-        <w:t xml:space="preserve">La portée d’une variable détermine la zone du code où cette variable est accessible en lecture et en écriture. Une variable locale n’existe que dans la fonction où elle est définie, tandis qu’une variable globale est accessible dans tout le module.</w:t>
+        <w:t xml:space="preserve">La bibliothèque standard fournit des modules robustes pour interagir avec le système et compresser des données. Le module</w:t>
+      </w:r>
+      <w:r>
+        <w:t xml:space="preserve"> </w:t>
+      </w:r>
+      <w:r>
+        <w:rPr>
+          <w:rStyle w:val="VerbatimChar"/>
+        </w:rPr>
+        <w:t xml:space="preserve">pathlib</w:t>
+      </w:r>
+      <w:r>
+        <w:t xml:space="preserve"> </w:t>
+      </w:r>
+      <w:r>
+        <w:t xml:space="preserve">offre une approche orientée objet préférable à</w:t>
+      </w:r>
+      <w:r>
+        <w:t xml:space="preserve"> </w:t>
+      </w:r>
+      <w:r>
+        <w:rPr>
+          <w:rStyle w:val="VerbatimChar"/>
+        </w:rPr>
+        <w:t xml:space="preserve">os.path</w:t>
+      </w:r>
+      <w:r>
+        <w:t xml:space="preserve"> </w:t>
+      </w:r>
+      <w:r>
+        <w:t xml:space="preserve">pour manipuler les chemins. Le module</w:t>
+      </w:r>
+      <w:r>
+        <w:t xml:space="preserve"> </w:t>
+      </w:r>
+      <w:r>
+        <w:rPr>
+          <w:rStyle w:val="VerbatimChar"/>
+        </w:rPr>
+        <w:t xml:space="preserve">zlib</w:t>
+      </w:r>
+      <w:r>
+        <w:t xml:space="preserve"> </w:t>
+      </w:r>
+      <w:r>
+        <w:t xml:space="preserve">permet de compresser et décompresser des flux de données en mémoire.</w:t>
       </w:r>
     </w:p>
     <w:p>
       <w:pPr>
         <w:pStyle w:val="SourceCode"/>
-      </w:pPr>
-      <w:r>
-        <w:rPr>
-          <w:rStyle w:val="NormalTok"/>
-        </w:rPr>
-        <w:t xml:space="preserve">TAXE_GLOBALE </w:t>
+        <w:pBdr>
+          <w:top w:val="single" w:sz="6" w:space="8" w:color="9AA5B1"/>
+          <w:left w:val="single" w:sz="6" w:space="8" w:color="9AA5B1"/>
+          <w:bottom w:val="single" w:sz="6" w:space="8" w:color="9AA5B1"/>
+          <w:right w:val="single" w:sz="6" w:space="8" w:color="9AA5B1"/>
+        </w:pBdr>
+        <w:spacing w:before="120" w:after="120" w:line="240" w:lineRule="auto"/>
+        <w:ind w:left="180" w:right="180"/>
+      </w:pPr>
+      <w:r>
+        <w:rPr>
+          <w:rStyle w:val="ImportTok"/>
+        </w:rPr>
+        <w:t xml:space="preserve">from</w:t>
+      </w:r>
+      <w:r>
+        <w:rPr>
+          <w:rStyle w:val="NormalTok"/>
+        </w:rPr>
+        <w:t xml:space="preserve"> pathlib </w:t>
+      </w:r>
+      <w:r>
+        <w:rPr>
+          <w:rStyle w:val="ImportTok"/>
+        </w:rPr>
+        <w:t xml:space="preserve">import</w:t>
+      </w:r>
+      <w:r>
+        <w:rPr>
+          <w:rStyle w:val="NormalTok"/>
+        </w:rPr>
+        <w:t xml:space="preserve"> Path</w:t>
+      </w:r>
+      <w:r>
+        <w:br/>
+      </w:r>
+      <w:r>
+        <w:rPr>
+          <w:rStyle w:val="ImportTok"/>
+        </w:rPr>
+        <w:t xml:space="preserve">import</w:t>
+      </w:r>
+      <w:r>
+        <w:rPr>
+          <w:rStyle w:val="NormalTok"/>
+        </w:rPr>
+        <w:t xml:space="preserve"> zlib</w:t>
+      </w:r>
+      <w:r>
+        <w:br/>
+      </w:r>
+      <w:r>
+        <w:br/>
+      </w:r>
+      <w:r>
+        <w:rPr>
+          <w:rStyle w:val="CommentTok"/>
+        </w:rPr>
+        <w:t xml:space="preserve"># Manipulation moderne de chemin avec pathlib</w:t>
+      </w:r>
+      <w:r>
+        <w:br/>
+      </w:r>
+      <w:r>
+        <w:rPr>
+          <w:rStyle w:val="NormalTok"/>
+        </w:rPr>
+        <w:t xml:space="preserve">fichier </w:t>
       </w:r>
       <w:r>
         <w:rPr>
@@ -677,52 +1132,85 @@
         <w:rPr>
           <w:rStyle w:val="NormalTok"/>
         </w:rPr>
-        <w:t xml:space="preserve"> </w:t>
-      </w:r>
-      <w:r>
-        <w:rPr>
-          <w:rStyle w:val="FloatTok"/>
-        </w:rPr>
-        <w:t xml:space="preserve">0.20</w:t>
-      </w:r>
-      <w:r>
-        <w:rPr>
-          <w:rStyle w:val="NormalTok"/>
-        </w:rPr>
-        <w:t xml:space="preserve">  </w:t>
+        <w:t xml:space="preserve"> Path(</w:t>
+      </w:r>
+      <w:r>
+        <w:rPr>
+          <w:rStyle w:val="StringTok"/>
+        </w:rPr>
+        <w:t xml:space="preserve">"donnees"</w:t>
+      </w:r>
+      <w:r>
+        <w:rPr>
+          <w:rStyle w:val="NormalTok"/>
+        </w:rPr>
+        <w:t xml:space="preserve">) </w:t>
+      </w:r>
+      <w:r>
+        <w:rPr>
+          <w:rStyle w:val="OperatorTok"/>
+        </w:rPr>
+        <w:t xml:space="preserve">/</w:t>
+      </w:r>
+      <w:r>
+        <w:rPr>
+          <w:rStyle w:val="NormalTok"/>
+        </w:rPr>
+        <w:t xml:space="preserve"> </w:t>
+      </w:r>
+      <w:r>
+        <w:rPr>
+          <w:rStyle w:val="StringTok"/>
+        </w:rPr>
+        <w:t xml:space="preserve">"rapport.txt"</w:t>
+      </w:r>
+      <w:r>
+        <w:br/>
+      </w:r>
+      <w:r>
+        <w:rPr>
+          <w:rStyle w:val="BuiltInTok"/>
+        </w:rPr>
+        <w:t xml:space="preserve">print</w:t>
+      </w:r>
+      <w:r>
+        <w:rPr>
+          <w:rStyle w:val="NormalTok"/>
+        </w:rPr>
+        <w:t xml:space="preserve">(</w:t>
+      </w:r>
+      <w:r>
+        <w:rPr>
+          <w:rStyle w:val="StringTok"/>
+        </w:rPr>
+        <w:t xml:space="preserve">"Nom du fichier :"</w:t>
+      </w:r>
+      <w:r>
+        <w:rPr>
+          <w:rStyle w:val="NormalTok"/>
+        </w:rPr>
+        <w:t xml:space="preserve">, fichier.name)</w:t>
+      </w:r>
+      <w:r>
+        <w:br/>
+      </w:r>
+      <w:r>
+        <w:br/>
       </w:r>
       <w:r>
         <w:rPr>
           <w:rStyle w:val="CommentTok"/>
         </w:rPr>
-        <w:t xml:space="preserve"># Variable globale</w:t>
-      </w:r>
-      <w:r>
-        <w:br/>
-      </w:r>
-      <w:r>
-        <w:br/>
-      </w:r>
-      <w:r>
-        <w:rPr>
-          <w:rStyle w:val="KeywordTok"/>
-        </w:rPr>
-        <w:t xml:space="preserve">def</w:t>
-      </w:r>
-      <w:r>
-        <w:rPr>
-          <w:rStyle w:val="NormalTok"/>
-        </w:rPr>
-        <w:t xml:space="preserve"> calculer_total(prix_ht):</w:t>
-      </w:r>
-      <w:r>
-        <w:br/>
-      </w:r>
-      <w:r>
-        <w:rPr>
-          <w:rStyle w:val="NormalTok"/>
-        </w:rPr>
-        <w:t xml:space="preserve">    tva </w:t>
+        <w:t xml:space="preserve"># Compression de données avec zlib</w:t>
+      </w:r>
+      <w:r>
+        <w:br/>
+      </w:r>
+      <w:r>
+        <w:rPr>
+          <w:rStyle w:val="NormalTok"/>
+        </w:rPr>
+        <w:t xml:space="preserve">texte </w:t>
       </w:r>
       <w:r>
         <w:rPr>
@@ -734,66 +1222,133 @@
         <w:rPr>
           <w:rStyle w:val="NormalTok"/>
         </w:rPr>
-        <w:t xml:space="preserve"> prix_ht </w:t>
+        <w:t xml:space="preserve"> </w:t>
+      </w:r>
+      <w:r>
+        <w:rPr>
+          <w:rStyle w:val="StringTok"/>
+        </w:rPr>
+        <w:t xml:space="preserve">b"Donnees a compresser plusieurs fois..."</w:t>
+      </w:r>
+      <w:r>
+        <w:br/>
+      </w:r>
+      <w:r>
+        <w:rPr>
+          <w:rStyle w:val="NormalTok"/>
+        </w:rPr>
+        <w:t xml:space="preserve">compresse </w:t>
       </w:r>
       <w:r>
         <w:rPr>
           <w:rStyle w:val="OperatorTok"/>
         </w:rPr>
-        <w:t xml:space="preserve">*</w:t>
-      </w:r>
-      <w:r>
-        <w:rPr>
-          <w:rStyle w:val="NormalTok"/>
-        </w:rPr>
-        <w:t xml:space="preserve"> TAXE_GLOBALE  </w:t>
-      </w:r>
-      <w:r>
-        <w:rPr>
-          <w:rStyle w:val="CommentTok"/>
-        </w:rPr>
-        <w:t xml:space="preserve"># 'tva' est locale à la fonction</w:t>
-      </w:r>
-      <w:r>
-        <w:br/>
-      </w:r>
-      <w:r>
-        <w:rPr>
-          <w:rStyle w:val="NormalTok"/>
-        </w:rPr>
-        <w:t xml:space="preserve">    </w:t>
-      </w:r>
-      <w:r>
-        <w:rPr>
-          <w:rStyle w:val="ControlFlowTok"/>
-        </w:rPr>
-        <w:t xml:space="preserve">return</w:t>
-      </w:r>
-      <w:r>
-        <w:rPr>
-          <w:rStyle w:val="NormalTok"/>
-        </w:rPr>
-        <w:t xml:space="preserve"> prix_ht </w:t>
-      </w:r>
-      <w:r>
-        <w:rPr>
-          <w:rStyle w:val="OperatorTok"/>
-        </w:rPr>
-        <w:t xml:space="preserve">+</w:t>
-      </w:r>
-      <w:r>
-        <w:rPr>
-          <w:rStyle w:val="NormalTok"/>
-        </w:rPr>
-        <w:t xml:space="preserve"> tva</w:t>
+        <w:t xml:space="preserve">=</w:t>
+      </w:r>
+      <w:r>
+        <w:rPr>
+          <w:rStyle w:val="NormalTok"/>
+        </w:rPr>
+        <w:t xml:space="preserve"> zlib.compress(texte)</w:t>
+      </w:r>
+      <w:r>
+        <w:br/>
+      </w:r>
+      <w:r>
+        <w:rPr>
+          <w:rStyle w:val="BuiltInTok"/>
+        </w:rPr>
+        <w:t xml:space="preserve">print</w:t>
+      </w:r>
+      <w:r>
+        <w:rPr>
+          <w:rStyle w:val="NormalTok"/>
+        </w:rPr>
+        <w:t xml:space="preserve">(</w:t>
+      </w:r>
+      <w:r>
+        <w:rPr>
+          <w:rStyle w:val="StringTok"/>
+        </w:rPr>
+        <w:t xml:space="preserve">"Taille réduite :"</w:t>
+      </w:r>
+      <w:r>
+        <w:rPr>
+          <w:rStyle w:val="NormalTok"/>
+        </w:rPr>
+        <w:t xml:space="preserve">, </w:t>
+      </w:r>
+      <w:r>
+        <w:rPr>
+          <w:rStyle w:val="BuiltInTok"/>
+        </w:rPr>
+        <w:t xml:space="preserve">len</w:t>
+      </w:r>
+      <w:r>
+        <w:rPr>
+          <w:rStyle w:val="NormalTok"/>
+        </w:rPr>
+        <w:t xml:space="preserve">(compresse))</w:t>
       </w:r>
     </w:p>
     <w:p>
       <w:pPr>
         <w:pStyle w:val="BlockText"/>
-      </w:pPr>
-      <w:r>
-        <w:t xml:space="preserve">💡 Limitez au maximum l’utilisation de variables globales pour éviter les effets de bord imprévisibles et faciliter la maintenance du code.</w:t>
+        <w:shd w:val="clear" w:color="auto" w:fill="EAF6FB"/>
+        <w:spacing w:before="100" w:after="100"/>
+        <w:ind w:left="180" w:right="180"/>
+        <w:pBdr>
+          <w:left w:val="single" w:sz="18" w:space="8" w:color="2980B9"/>
+        </w:pBdr>
+      </w:pPr>
+      <w:r>
+        <w:t xml:space="preserve">💡</w:t>
+      </w:r>
+      <w:r>
+        <w:t xml:space="preserve"> </w:t>
+      </w:r>
+      <w:r>
+        <w:rPr>
+          <w:bCs/>
+          <w:b/>
+        </w:rPr>
+        <w:t xml:space="preserve">Bonne pratique :</w:t>
+      </w:r>
+      <w:r>
+        <w:t xml:space="preserve"> </w:t>
+      </w:r>
+      <w:r>
+        <w:t xml:space="preserve">Privilégiez l’utilisation de</w:t>
+      </w:r>
+      <w:r>
+        <w:t xml:space="preserve"> </w:t>
+      </w:r>
+      <w:r>
+        <w:rPr>
+          <w:rStyle w:val="VerbatimChar"/>
+        </w:rPr>
+        <w:t xml:space="preserve">pathlib.Path</w:t>
+      </w:r>
+      <w:r>
+        <w:t xml:space="preserve"> </w:t>
+      </w:r>
+      <w:r>
+        <w:t xml:space="preserve">plutôt que</w:t>
+      </w:r>
+      <w:r>
+        <w:t xml:space="preserve"> </w:t>
+      </w:r>
+      <w:r>
+        <w:rPr>
+          <w:rStyle w:val="VerbatimChar"/>
+        </w:rPr>
+        <w:t xml:space="preserve">os.path</w:t>
+      </w:r>
+      <w:r>
+        <w:t xml:space="preserve"> </w:t>
+      </w:r>
+      <w:r>
+        <w:t xml:space="preserve">pour une gestion interplateforme plus claire et élégante des chemins.</w:t>
       </w:r>
     </w:p>
     <w:p>
@@ -804,438 +1359,1469 @@
       </w:r>
     </w:p>
     <w:bookmarkEnd w:id="24"/>
-    <w:bookmarkStart w:id="25" w:name="exemple-de-synthèse"/>
+    <w:bookmarkStart w:id="25" w:name="X3568fe4bbfe59fee0de9dc28675bfd97d93f305"/>
     <w:p>
       <w:pPr>
         <w:pStyle w:val="Heading2"/>
       </w:pPr>
       <w:r>
-        <w:t xml:space="preserve">Exemple de synthèse</w:t>
+        <w:t xml:space="preserve">Gestion des répertoires - mkdir, listdir, walk, move, rmdir</w:t>
+      </w:r>
+    </w:p>
+    <w:p>
+      <w:pPr>
+        <w:pStyle w:val="FirstParagraph"/>
+      </w:pPr>
+      <w:r>
+        <w:t xml:space="preserve">Le module</w:t>
+      </w:r>
+      <w:r>
+        <w:t xml:space="preserve"> </w:t>
+      </w:r>
+      <w:r>
+        <w:rPr>
+          <w:rStyle w:val="VerbatimChar"/>
+        </w:rPr>
+        <w:t xml:space="preserve">os</w:t>
+      </w:r>
+      <w:r>
+        <w:t xml:space="preserve"> </w:t>
+      </w:r>
+      <w:r>
+        <w:t xml:space="preserve">et l’utilitaire</w:t>
+      </w:r>
+      <w:r>
+        <w:t xml:space="preserve"> </w:t>
+      </w:r>
+      <w:r>
+        <w:rPr>
+          <w:rStyle w:val="VerbatimChar"/>
+        </w:rPr>
+        <w:t xml:space="preserve">shutil</w:t>
+      </w:r>
+      <w:r>
+        <w:t xml:space="preserve"> </w:t>
+      </w:r>
+      <w:r>
+        <w:t xml:space="preserve">permettent de manipuler l’arborescence des dossiers. Vous pouvez créer, lister, parcourir récursivement ou supprimer des répertoires. Ces fonctions sont essentielles pour l’automatisation des tâches d’administration système.</w:t>
       </w:r>
     </w:p>
     <w:p>
       <w:pPr>
         <w:pStyle w:val="SourceCode"/>
-      </w:pPr>
+        <w:pBdr>
+          <w:top w:val="single" w:sz="6" w:space="8" w:color="9AA5B1"/>
+          <w:left w:val="single" w:sz="6" w:space="8" w:color="9AA5B1"/>
+          <w:bottom w:val="single" w:sz="6" w:space="8" w:color="9AA5B1"/>
+          <w:right w:val="single" w:sz="6" w:space="8" w:color="9AA5B1"/>
+        </w:pBdr>
+        <w:spacing w:before="120" w:after="120" w:line="240" w:lineRule="auto"/>
+        <w:ind w:left="180" w:right="180"/>
+      </w:pPr>
+      <w:r>
+        <w:rPr>
+          <w:rStyle w:val="ImportTok"/>
+        </w:rPr>
+        <w:t xml:space="preserve">import</w:t>
+      </w:r>
+      <w:r>
+        <w:rPr>
+          <w:rStyle w:val="NormalTok"/>
+        </w:rPr>
+        <w:t xml:space="preserve"> os</w:t>
+      </w:r>
+      <w:r>
+        <w:br/>
+      </w:r>
+      <w:r>
+        <w:rPr>
+          <w:rStyle w:val="ImportTok"/>
+        </w:rPr>
+        <w:t xml:space="preserve">import</w:t>
+      </w:r>
+      <w:r>
+        <w:rPr>
+          <w:rStyle w:val="NormalTok"/>
+        </w:rPr>
+        <w:t xml:space="preserve"> shutil</w:t>
+      </w:r>
+      <w:r>
+        <w:br/>
+      </w:r>
+      <w:r>
+        <w:br/>
+      </w:r>
       <w:r>
         <w:rPr>
           <w:rStyle w:val="CommentTok"/>
         </w:rPr>
-        <w:t xml:space="preserve"># Programme complet combinant variables, types scalaires, agrégés et portée</w:t>
-      </w:r>
-      <w:r>
-        <w:br/>
-      </w:r>
-      <w:r>
-        <w:rPr>
-          <w:rStyle w:val="NormalTok"/>
-        </w:rPr>
-        <w:t xml:space="preserve">TAUX_REDUCTION </w:t>
+        <w:t xml:space="preserve"># Création et listing d'un répertoire</w:t>
+      </w:r>
+      <w:r>
+        <w:br/>
+      </w:r>
+      <w:r>
+        <w:rPr>
+          <w:rStyle w:val="NormalTok"/>
+        </w:rPr>
+        <w:t xml:space="preserve">os.mkdir(</w:t>
+      </w:r>
+      <w:r>
+        <w:rPr>
+          <w:rStyle w:val="StringTok"/>
+        </w:rPr>
+        <w:t xml:space="preserve">"mon_dossier"</w:t>
+      </w:r>
+      <w:r>
+        <w:rPr>
+          <w:rStyle w:val="NormalTok"/>
+        </w:rPr>
+        <w:t xml:space="preserve">)</w:t>
+      </w:r>
+      <w:r>
+        <w:br/>
+      </w:r>
+      <w:r>
+        <w:rPr>
+          <w:rStyle w:val="BuiltInTok"/>
+        </w:rPr>
+        <w:t xml:space="preserve">print</w:t>
+      </w:r>
+      <w:r>
+        <w:rPr>
+          <w:rStyle w:val="NormalTok"/>
+        </w:rPr>
+        <w:t xml:space="preserve">(</w:t>
+      </w:r>
+      <w:r>
+        <w:rPr>
+          <w:rStyle w:val="StringTok"/>
+        </w:rPr>
+        <w:t xml:space="preserve">"Contenu :"</w:t>
+      </w:r>
+      <w:r>
+        <w:rPr>
+          <w:rStyle w:val="NormalTok"/>
+        </w:rPr>
+        <w:t xml:space="preserve">, os.listdir(</w:t>
+      </w:r>
+      <w:r>
+        <w:rPr>
+          <w:rStyle w:val="StringTok"/>
+        </w:rPr>
+        <w:t xml:space="preserve">"."</w:t>
+      </w:r>
+      <w:r>
+        <w:rPr>
+          <w:rStyle w:val="NormalTok"/>
+        </w:rPr>
+        <w:t xml:space="preserve">))</w:t>
+      </w:r>
+      <w:r>
+        <w:br/>
+      </w:r>
+      <w:r>
+        <w:br/>
+      </w:r>
+      <w:r>
+        <w:rPr>
+          <w:rStyle w:val="CommentTok"/>
+        </w:rPr>
+        <w:t xml:space="preserve"># Déplacement/renommage et suppression</w:t>
+      </w:r>
+      <w:r>
+        <w:br/>
+      </w:r>
+      <w:r>
+        <w:rPr>
+          <w:rStyle w:val="NormalTok"/>
+        </w:rPr>
+        <w:t xml:space="preserve">shutil.move(</w:t>
+      </w:r>
+      <w:r>
+        <w:rPr>
+          <w:rStyle w:val="StringTok"/>
+        </w:rPr>
+        <w:t xml:space="preserve">"mon_dossier"</w:t>
+      </w:r>
+      <w:r>
+        <w:rPr>
+          <w:rStyle w:val="NormalTok"/>
+        </w:rPr>
+        <w:t xml:space="preserve">, </w:t>
+      </w:r>
+      <w:r>
+        <w:rPr>
+          <w:rStyle w:val="StringTok"/>
+        </w:rPr>
+        <w:t xml:space="preserve">"dossier_archive"</w:t>
+      </w:r>
+      <w:r>
+        <w:rPr>
+          <w:rStyle w:val="NormalTok"/>
+        </w:rPr>
+        <w:t xml:space="preserve">)</w:t>
+      </w:r>
+      <w:r>
+        <w:br/>
+      </w:r>
+      <w:r>
+        <w:rPr>
+          <w:rStyle w:val="NormalTok"/>
+        </w:rPr>
+        <w:t xml:space="preserve">os.rmdir(</w:t>
+      </w:r>
+      <w:r>
+        <w:rPr>
+          <w:rStyle w:val="StringTok"/>
+        </w:rPr>
+        <w:t xml:space="preserve">"dossier_archive"</w:t>
+      </w:r>
+      <w:r>
+        <w:rPr>
+          <w:rStyle w:val="NormalTok"/>
+        </w:rPr>
+        <w:t xml:space="preserve">)</w:t>
+      </w:r>
+    </w:p>
+    <w:p>
+      <w:pPr>
+        <w:pStyle w:val="BlockText"/>
+        <w:shd w:val="clear" w:color="auto" w:fill="EAF6FB"/>
+        <w:spacing w:before="100" w:after="100"/>
+        <w:ind w:left="180" w:right="180"/>
+        <w:pBdr>
+          <w:left w:val="single" w:sz="18" w:space="8" w:color="2980B9"/>
+        </w:pBdr>
+      </w:pPr>
+      <w:r>
+        <w:t xml:space="preserve">💡</w:t>
+      </w:r>
+      <w:r>
+        <w:t xml:space="preserve"> </w:t>
+      </w:r>
+      <w:r>
+        <w:rPr>
+          <w:bCs/>
+          <w:b/>
+        </w:rPr>
+        <w:t xml:space="preserve">Attention :</w:t>
+      </w:r>
+      <w:r>
+        <w:t xml:space="preserve"> </w:t>
+      </w:r>
+      <w:r>
+        <w:t xml:space="preserve">La fonction</w:t>
+      </w:r>
+      <w:r>
+        <w:t xml:space="preserve"> </w:t>
+      </w:r>
+      <w:r>
+        <w:rPr>
+          <w:rStyle w:val="VerbatimChar"/>
+        </w:rPr>
+        <w:t xml:space="preserve">os.rmdir()</w:t>
+      </w:r>
+      <w:r>
+        <w:t xml:space="preserve"> </w:t>
+      </w:r>
+      <w:r>
+        <w:t xml:space="preserve">échoue si le dossier n’est pas vide ; utilisez</w:t>
+      </w:r>
+      <w:r>
+        <w:t xml:space="preserve"> </w:t>
+      </w:r>
+      <w:r>
+        <w:rPr>
+          <w:rStyle w:val="VerbatimChar"/>
+        </w:rPr>
+        <w:t xml:space="preserve">shutil.rmtree()</w:t>
+      </w:r>
+      <w:r>
+        <w:t xml:space="preserve"> </w:t>
+      </w:r>
+      <w:r>
+        <w:t xml:space="preserve">pour tout supprimer de manière récursive.</w:t>
+      </w:r>
+    </w:p>
+    <w:p>
+      <w:r>
+        <w:pict>
+          <v:rect style="width:0;height:1.5pt" o:hralign="center" o:hrstd="t" o:hr="t"/>
+        </w:pict>
+      </w:r>
+    </w:p>
+    <w:bookmarkEnd w:id="25"/>
+    <w:bookmarkStart w:id="26" w:name="X8a4d2d792964ddc2b1d41283d7b6b324341b365"/>
+    <w:p>
+      <w:pPr>
+        <w:pStyle w:val="Heading2"/>
+      </w:pPr>
+      <w:r>
+        <w:t xml:space="preserve">Gestion des fichiers - open, read, write, seek, tell, zip</w:t>
+      </w:r>
+    </w:p>
+    <w:p>
+      <w:pPr>
+        <w:pStyle w:val="FirstParagraph"/>
+      </w:pPr>
+      <w:r>
+        <w:t xml:space="preserve">L’instruction</w:t>
+      </w:r>
+      <w:r>
+        <w:t xml:space="preserve"> </w:t>
+      </w:r>
+      <w:r>
+        <w:rPr>
+          <w:rStyle w:val="VerbatimChar"/>
+        </w:rPr>
+        <w:t xml:space="preserve">open()</w:t>
+      </w:r>
+      <w:r>
+        <w:t xml:space="preserve"> </w:t>
+      </w:r>
+      <w:r>
+        <w:t xml:space="preserve">permet de manipuler les fichiers en lecture ou écriture avec gestion du curseur via</w:t>
+      </w:r>
+      <w:r>
+        <w:t xml:space="preserve"> </w:t>
+      </w:r>
+      <w:r>
+        <w:rPr>
+          <w:rStyle w:val="VerbatimChar"/>
+        </w:rPr>
+        <w:t xml:space="preserve">seek()</w:t>
+      </w:r>
+      <w:r>
+        <w:t xml:space="preserve"> </w:t>
+      </w:r>
+      <w:r>
+        <w:t xml:space="preserve">et</w:t>
+      </w:r>
+      <w:r>
+        <w:t xml:space="preserve"> </w:t>
+      </w:r>
+      <w:r>
+        <w:rPr>
+          <w:rStyle w:val="VerbatimChar"/>
+        </w:rPr>
+        <w:t xml:space="preserve">tell()</w:t>
+      </w:r>
+      <w:r>
+        <w:t xml:space="preserve">. Le gestionnaire de contexte</w:t>
+      </w:r>
+      <w:r>
+        <w:t xml:space="preserve"> </w:t>
+      </w:r>
+      <w:r>
+        <w:rPr>
+          <w:rStyle w:val="VerbatimChar"/>
+        </w:rPr>
+        <w:t xml:space="preserve">with</w:t>
+      </w:r>
+      <w:r>
+        <w:t xml:space="preserve"> </w:t>
+      </w:r>
+      <w:r>
+        <w:t xml:space="preserve">garantit la fermeture automatique du fichier. Le module</w:t>
+      </w:r>
+      <w:r>
+        <w:t xml:space="preserve"> </w:t>
+      </w:r>
+      <w:r>
+        <w:rPr>
+          <w:rStyle w:val="VerbatimChar"/>
+        </w:rPr>
+        <w:t xml:space="preserve">zipfile</w:t>
+      </w:r>
+      <w:r>
+        <w:t xml:space="preserve"> </w:t>
+      </w:r>
+      <w:r>
+        <w:t xml:space="preserve">permet de créer et d’extraire des archives compressées.</w:t>
+      </w:r>
+    </w:p>
+    <w:p>
+      <w:pPr>
+        <w:pStyle w:val="SourceCode"/>
+        <w:pBdr>
+          <w:top w:val="single" w:sz="6" w:space="8" w:color="9AA5B1"/>
+          <w:left w:val="single" w:sz="6" w:space="8" w:color="9AA5B1"/>
+          <w:bottom w:val="single" w:sz="6" w:space="8" w:color="9AA5B1"/>
+          <w:right w:val="single" w:sz="6" w:space="8" w:color="9AA5B1"/>
+        </w:pBdr>
+        <w:spacing w:before="120" w:after="120" w:line="240" w:lineRule="auto"/>
+        <w:ind w:left="180" w:right="180"/>
+      </w:pPr>
+      <w:r>
+        <w:rPr>
+          <w:rStyle w:val="ImportTok"/>
+        </w:rPr>
+        <w:t xml:space="preserve">import</w:t>
+      </w:r>
+      <w:r>
+        <w:rPr>
+          <w:rStyle w:val="NormalTok"/>
+        </w:rPr>
+        <w:t xml:space="preserve"> zipfile</w:t>
+      </w:r>
+      <w:r>
+        <w:br/>
+      </w:r>
+      <w:r>
+        <w:br/>
+      </w:r>
+      <w:r>
+        <w:rPr>
+          <w:rStyle w:val="CommentTok"/>
+        </w:rPr>
+        <w:t xml:space="preserve"># Écriture, positionnement du curseur et lecture</w:t>
+      </w:r>
+      <w:r>
+        <w:br/>
+      </w:r>
+      <w:r>
+        <w:rPr>
+          <w:rStyle w:val="ControlFlowTok"/>
+        </w:rPr>
+        <w:t xml:space="preserve">with</w:t>
+      </w:r>
+      <w:r>
+        <w:rPr>
+          <w:rStyle w:val="NormalTok"/>
+        </w:rPr>
+        <w:t xml:space="preserve"> </w:t>
+      </w:r>
+      <w:r>
+        <w:rPr>
+          <w:rStyle w:val="BuiltInTok"/>
+        </w:rPr>
+        <w:t xml:space="preserve">open</w:t>
+      </w:r>
+      <w:r>
+        <w:rPr>
+          <w:rStyle w:val="NormalTok"/>
+        </w:rPr>
+        <w:t xml:space="preserve">(</w:t>
+      </w:r>
+      <w:r>
+        <w:rPr>
+          <w:rStyle w:val="StringTok"/>
+        </w:rPr>
+        <w:t xml:space="preserve">"test.txt"</w:t>
+      </w:r>
+      <w:r>
+        <w:rPr>
+          <w:rStyle w:val="NormalTok"/>
+        </w:rPr>
+        <w:t xml:space="preserve">, </w:t>
+      </w:r>
+      <w:r>
+        <w:rPr>
+          <w:rStyle w:val="StringTok"/>
+        </w:rPr>
+        <w:t xml:space="preserve">"w+"</w:t>
+      </w:r>
+      <w:r>
+        <w:rPr>
+          <w:rStyle w:val="NormalTok"/>
+        </w:rPr>
+        <w:t xml:space="preserve">) </w:t>
+      </w:r>
+      <w:r>
+        <w:rPr>
+          <w:rStyle w:val="ImportTok"/>
+        </w:rPr>
+        <w:t xml:space="preserve">as</w:t>
+      </w:r>
+      <w:r>
+        <w:rPr>
+          <w:rStyle w:val="NormalTok"/>
+        </w:rPr>
+        <w:t xml:space="preserve"> f:</w:t>
+      </w:r>
+      <w:r>
+        <w:br/>
+      </w:r>
+      <w:r>
+        <w:rPr>
+          <w:rStyle w:val="NormalTok"/>
+        </w:rPr>
+        <w:t xml:space="preserve">    f.write(</w:t>
+      </w:r>
+      <w:r>
+        <w:rPr>
+          <w:rStyle w:val="StringTok"/>
+        </w:rPr>
+        <w:t xml:space="preserve">"Ligne de test"</w:t>
+      </w:r>
+      <w:r>
+        <w:rPr>
+          <w:rStyle w:val="NormalTok"/>
+        </w:rPr>
+        <w:t xml:space="preserve">)</w:t>
+      </w:r>
+      <w:r>
+        <w:br/>
+      </w:r>
+      <w:r>
+        <w:rPr>
+          <w:rStyle w:val="NormalTok"/>
+        </w:rPr>
+        <w:t xml:space="preserve">    f.seek(</w:t>
+      </w:r>
+      <w:r>
+        <w:rPr>
+          <w:rStyle w:val="DecValTok"/>
+        </w:rPr>
+        <w:t xml:space="preserve">0</w:t>
+      </w:r>
+      <w:r>
+        <w:rPr>
+          <w:rStyle w:val="NormalTok"/>
+        </w:rPr>
+        <w:t xml:space="preserve">)  </w:t>
+      </w:r>
+      <w:r>
+        <w:rPr>
+          <w:rStyle w:val="CommentTok"/>
+        </w:rPr>
+        <w:t xml:space="preserve"># Replacer le curseur au début</w:t>
+      </w:r>
+      <w:r>
+        <w:br/>
+      </w:r>
+      <w:r>
+        <w:rPr>
+          <w:rStyle w:val="NormalTok"/>
+        </w:rPr>
+        <w:t xml:space="preserve">    </w:t>
+      </w:r>
+      <w:r>
+        <w:rPr>
+          <w:rStyle w:val="BuiltInTok"/>
+        </w:rPr>
+        <w:t xml:space="preserve">print</w:t>
+      </w:r>
+      <w:r>
+        <w:rPr>
+          <w:rStyle w:val="NormalTok"/>
+        </w:rPr>
+        <w:t xml:space="preserve">(</w:t>
+      </w:r>
+      <w:r>
+        <w:rPr>
+          <w:rStyle w:val="StringTok"/>
+        </w:rPr>
+        <w:t xml:space="preserve">"Contenu :"</w:t>
+      </w:r>
+      <w:r>
+        <w:rPr>
+          <w:rStyle w:val="NormalTok"/>
+        </w:rPr>
+        <w:t xml:space="preserve">, f.read())</w:t>
+      </w:r>
+      <w:r>
+        <w:br/>
+      </w:r>
+      <w:r>
+        <w:br/>
+      </w:r>
+      <w:r>
+        <w:rPr>
+          <w:rStyle w:val="CommentTok"/>
+        </w:rPr>
+        <w:t xml:space="preserve"># Création d'une archive zip</w:t>
+      </w:r>
+      <w:r>
+        <w:br/>
+      </w:r>
+      <w:r>
+        <w:rPr>
+          <w:rStyle w:val="ControlFlowTok"/>
+        </w:rPr>
+        <w:t xml:space="preserve">with</w:t>
+      </w:r>
+      <w:r>
+        <w:rPr>
+          <w:rStyle w:val="NormalTok"/>
+        </w:rPr>
+        <w:t xml:space="preserve"> zipfile.ZipFile(</w:t>
+      </w:r>
+      <w:r>
+        <w:rPr>
+          <w:rStyle w:val="StringTok"/>
+        </w:rPr>
+        <w:t xml:space="preserve">"archive.zip"</w:t>
+      </w:r>
+      <w:r>
+        <w:rPr>
+          <w:rStyle w:val="NormalTok"/>
+        </w:rPr>
+        <w:t xml:space="preserve">, </w:t>
+      </w:r>
+      <w:r>
+        <w:rPr>
+          <w:rStyle w:val="StringTok"/>
+        </w:rPr>
+        <w:t xml:space="preserve">"w"</w:t>
+      </w:r>
+      <w:r>
+        <w:rPr>
+          <w:rStyle w:val="NormalTok"/>
+        </w:rPr>
+        <w:t xml:space="preserve">) </w:t>
+      </w:r>
+      <w:r>
+        <w:rPr>
+          <w:rStyle w:val="ImportTok"/>
+        </w:rPr>
+        <w:t xml:space="preserve">as</w:t>
+      </w:r>
+      <w:r>
+        <w:rPr>
+          <w:rStyle w:val="NormalTok"/>
+        </w:rPr>
+        <w:t xml:space="preserve"> zf:</w:t>
+      </w:r>
+      <w:r>
+        <w:br/>
+      </w:r>
+      <w:r>
+        <w:rPr>
+          <w:rStyle w:val="NormalTok"/>
+        </w:rPr>
+        <w:t xml:space="preserve">    zf.write(</w:t>
+      </w:r>
+      <w:r>
+        <w:rPr>
+          <w:rStyle w:val="StringTok"/>
+        </w:rPr>
+        <w:t xml:space="preserve">"test.txt"</w:t>
+      </w:r>
+      <w:r>
+        <w:rPr>
+          <w:rStyle w:val="NormalTok"/>
+        </w:rPr>
+        <w:t xml:space="preserve">)</w:t>
+      </w:r>
+    </w:p>
+    <w:p>
+      <w:pPr>
+        <w:pStyle w:val="BlockText"/>
+        <w:shd w:val="clear" w:color="auto" w:fill="EAF6FB"/>
+        <w:spacing w:before="100" w:after="100"/>
+        <w:ind w:left="180" w:right="180"/>
+        <w:pBdr>
+          <w:left w:val="single" w:sz="18" w:space="8" w:color="2980B9"/>
+        </w:pBdr>
+      </w:pPr>
+      <w:r>
+        <w:t xml:space="preserve">💡</w:t>
+      </w:r>
+      <w:r>
+        <w:t xml:space="preserve"> </w:t>
+      </w:r>
+      <w:r>
+        <w:rPr>
+          <w:bCs/>
+          <w:b/>
+        </w:rPr>
+        <w:t xml:space="preserve">Bonne pratique :</w:t>
+      </w:r>
+      <w:r>
+        <w:t xml:space="preserve"> </w:t>
+      </w:r>
+      <w:r>
+        <w:t xml:space="preserve">Utilisez toujours le bloc</w:t>
+      </w:r>
+      <w:r>
+        <w:t xml:space="preserve"> </w:t>
+      </w:r>
+      <w:r>
+        <w:rPr>
+          <w:rStyle w:val="VerbatimChar"/>
+        </w:rPr>
+        <w:t xml:space="preserve">with open(...)</w:t>
+      </w:r>
+      <w:r>
+        <w:t xml:space="preserve"> </w:t>
+      </w:r>
+      <w:r>
+        <w:t xml:space="preserve">pour vous assurer que les descripteurs de fichiers sont libérés même en cas d’erreur.</w:t>
+      </w:r>
+    </w:p>
+    <w:p>
+      <w:r>
+        <w:pict>
+          <v:rect style="width:0;height:1.5pt" o:hralign="center" o:hrstd="t" o:hr="t"/>
+        </w:pict>
+      </w:r>
+    </w:p>
+    <w:bookmarkEnd w:id="26"/>
+    <w:bookmarkStart w:id="27" w:name="X3d9b0f34a51b745c4fb2063f5831396d1e57103"/>
+    <w:p>
+      <w:pPr>
+        <w:pStyle w:val="Heading2"/>
+      </w:pPr>
+      <w:r>
+        <w:t xml:space="preserve">Automatiser une installation avec gel et requirements.txt</w:t>
+      </w:r>
+    </w:p>
+    <w:p>
+      <w:pPr>
+        <w:pStyle w:val="FirstParagraph"/>
+      </w:pPr>
+      <w:r>
+        <w:t xml:space="preserve">Le mécanisme de</w:t>
+      </w:r>
+      <w:r>
+        <w:t xml:space="preserve"> </w:t>
+      </w:r>
+      <w:r>
+        <w:t xml:space="preserve">“</w:t>
+      </w:r>
+      <w:r>
+        <w:t xml:space="preserve">freeze</w:t>
+      </w:r>
+      <w:r>
+        <w:t xml:space="preserve">”</w:t>
+      </w:r>
+      <w:r>
+        <w:t xml:space="preserve"> </w:t>
+      </w:r>
+      <w:r>
+        <w:t xml:space="preserve">extrait la liste exacte des dépendances installées avec leurs versions. L’enregistrement dans un fichier</w:t>
+      </w:r>
+      <w:r>
+        <w:t xml:space="preserve"> </w:t>
+      </w:r>
+      <w:r>
+        <w:rPr>
+          <w:rStyle w:val="VerbatimChar"/>
+        </w:rPr>
+        <w:t xml:space="preserve">requirements.txt</w:t>
+      </w:r>
+      <w:r>
+        <w:t xml:space="preserve"> </w:t>
+      </w:r>
+      <w:r>
+        <w:t xml:space="preserve">permet de reproduire l’environnement à l’identique. Cela assure la portabilité de votre projet sur un autre serveur ou poste développeur.</w:t>
+      </w:r>
+    </w:p>
+    <w:p>
+      <w:pPr>
+        <w:pStyle w:val="SourceCode"/>
+        <w:pBdr>
+          <w:top w:val="single" w:sz="6" w:space="8" w:color="9AA5B1"/>
+          <w:left w:val="single" w:sz="6" w:space="8" w:color="9AA5B1"/>
+          <w:bottom w:val="single" w:sz="6" w:space="8" w:color="9AA5B1"/>
+          <w:right w:val="single" w:sz="6" w:space="8" w:color="9AA5B1"/>
+        </w:pBdr>
+        <w:spacing w:before="120" w:after="120" w:line="240" w:lineRule="auto"/>
+        <w:ind w:left="180" w:right="180"/>
+      </w:pPr>
+      <w:r>
+        <w:rPr>
+          <w:rStyle w:val="CommentTok"/>
+        </w:rPr>
+        <w:t xml:space="preserve"># Génération du fichier des dépendances</w:t>
+      </w:r>
+      <w:r>
+        <w:br/>
+      </w:r>
+      <w:r>
+        <w:rPr>
+          <w:rStyle w:val="ExtensionTok"/>
+        </w:rPr>
+        <w:t xml:space="preserve">python</w:t>
+      </w:r>
+      <w:r>
+        <w:rPr>
+          <w:rStyle w:val="NormalTok"/>
+        </w:rPr>
+        <w:t xml:space="preserve"> </w:t>
+      </w:r>
+      <w:r>
+        <w:rPr>
+          <w:rStyle w:val="AttributeTok"/>
+        </w:rPr>
+        <w:t xml:space="preserve">-m</w:t>
+      </w:r>
+      <w:r>
+        <w:rPr>
+          <w:rStyle w:val="NormalTok"/>
+        </w:rPr>
+        <w:t xml:space="preserve"> pip freeze </w:t>
       </w:r>
       <w:r>
         <w:rPr>
           <w:rStyle w:val="OperatorTok"/>
         </w:rPr>
+        <w:t xml:space="preserve">&gt;</w:t>
+      </w:r>
+      <w:r>
+        <w:rPr>
+          <w:rStyle w:val="NormalTok"/>
+        </w:rPr>
+        <w:t xml:space="preserve"> requirements.txt</w:t>
+      </w:r>
+      <w:r>
+        <w:br/>
+      </w:r>
+      <w:r>
+        <w:br/>
+      </w:r>
+      <w:r>
+        <w:rPr>
+          <w:rStyle w:val="CommentTok"/>
+        </w:rPr>
+        <w:t xml:space="preserve"># Installation des dépendances sur un autre environnement</w:t>
+      </w:r>
+      <w:r>
+        <w:br/>
+      </w:r>
+      <w:r>
+        <w:rPr>
+          <w:rStyle w:val="ExtensionTok"/>
+        </w:rPr>
+        <w:t xml:space="preserve">python</w:t>
+      </w:r>
+      <w:r>
+        <w:rPr>
+          <w:rStyle w:val="NormalTok"/>
+        </w:rPr>
+        <w:t xml:space="preserve"> </w:t>
+      </w:r>
+      <w:r>
+        <w:rPr>
+          <w:rStyle w:val="AttributeTok"/>
+        </w:rPr>
+        <w:t xml:space="preserve">-m</w:t>
+      </w:r>
+      <w:r>
+        <w:rPr>
+          <w:rStyle w:val="NormalTok"/>
+        </w:rPr>
+        <w:t xml:space="preserve"> pip install </w:t>
+      </w:r>
+      <w:r>
+        <w:rPr>
+          <w:rStyle w:val="AttributeTok"/>
+        </w:rPr>
+        <w:t xml:space="preserve">-r</w:t>
+      </w:r>
+      <w:r>
+        <w:rPr>
+          <w:rStyle w:val="NormalTok"/>
+        </w:rPr>
+        <w:t xml:space="preserve"> requirements.txt</w:t>
+      </w:r>
+    </w:p>
+    <w:p>
+      <w:pPr>
+        <w:pStyle w:val="BlockText"/>
+        <w:shd w:val="clear" w:color="auto" w:fill="EAF6FB"/>
+        <w:spacing w:before="100" w:after="100"/>
+        <w:ind w:left="180" w:right="180"/>
+        <w:pBdr>
+          <w:left w:val="single" w:sz="18" w:space="8" w:color="2980B9"/>
+        </w:pBdr>
+      </w:pPr>
+      <w:r>
+        <w:t xml:space="preserve">💡</w:t>
+      </w:r>
+      <w:r>
+        <w:t xml:space="preserve"> </w:t>
+      </w:r>
+      <w:r>
+        <w:rPr>
+          <w:bCs/>
+          <w:b/>
+        </w:rPr>
+        <w:t xml:space="preserve">Bonne pratique :</w:t>
+      </w:r>
+      <w:r>
+        <w:t xml:space="preserve"> </w:t>
+      </w:r>
+      <w:r>
+        <w:t xml:space="preserve">Effectuez la génération de</w:t>
+      </w:r>
+      <w:r>
+        <w:t xml:space="preserve"> </w:t>
+      </w:r>
+      <w:r>
+        <w:rPr>
+          <w:rStyle w:val="VerbatimChar"/>
+        </w:rPr>
+        <w:t xml:space="preserve">requirements.txt</w:t>
+      </w:r>
+      <w:r>
+        <w:t xml:space="preserve"> </w:t>
+      </w:r>
+      <w:r>
+        <w:t xml:space="preserve">au sein d’un environnement virtuel propre (</w:t>
+      </w:r>
+      <w:r>
+        <w:rPr>
+          <w:rStyle w:val="VerbatimChar"/>
+        </w:rPr>
+        <w:t xml:space="preserve">venv</w:t>
+      </w:r>
+      <w:r>
+        <w:t xml:space="preserve">) pour éviter d’inclure des paquets inutiles du système.</w:t>
+      </w:r>
+    </w:p>
+    <w:p>
+      <w:r>
+        <w:pict>
+          <v:rect style="width:0;height:1.5pt" o:hralign="center" o:hrstd="t" o:hr="t"/>
+        </w:pict>
+      </w:r>
+    </w:p>
+    <w:bookmarkEnd w:id="27"/>
+    <w:bookmarkStart w:id="28" w:name="synthèse-du-chapitre"/>
+    <w:p>
+      <w:pPr>
+        <w:pStyle w:val="Heading2"/>
+      </w:pPr>
+      <w:r>
+        <w:t xml:space="preserve">Synthèse du chapitre</w:t>
+      </w:r>
+    </w:p>
+    <w:p>
+      <w:pPr>
+        <w:pStyle w:val="SourceCode"/>
+        <w:pBdr>
+          <w:top w:val="single" w:sz="6" w:space="8" w:color="9AA5B1"/>
+          <w:left w:val="single" w:sz="6" w:space="8" w:color="9AA5B1"/>
+          <w:bottom w:val="single" w:sz="6" w:space="8" w:color="9AA5B1"/>
+          <w:right w:val="single" w:sz="6" w:space="8" w:color="9AA5B1"/>
+        </w:pBdr>
+        <w:spacing w:before="120" w:after="120" w:line="240" w:lineRule="auto"/>
+        <w:ind w:left="180" w:right="180"/>
+      </w:pPr>
+      <w:r>
+        <w:rPr>
+          <w:rStyle w:val="ImportTok"/>
+        </w:rPr>
+        <w:t xml:space="preserve">import</w:t>
+      </w:r>
+      <w:r>
+        <w:rPr>
+          <w:rStyle w:val="NormalTok"/>
+        </w:rPr>
+        <w:t xml:space="preserve"> sys</w:t>
+      </w:r>
+      <w:r>
+        <w:br/>
+      </w:r>
+      <w:r>
+        <w:rPr>
+          <w:rStyle w:val="ImportTok"/>
+        </w:rPr>
+        <w:t xml:space="preserve">from</w:t>
+      </w:r>
+      <w:r>
+        <w:rPr>
+          <w:rStyle w:val="NormalTok"/>
+        </w:rPr>
+        <w:t xml:space="preserve"> pathlib </w:t>
+      </w:r>
+      <w:r>
+        <w:rPr>
+          <w:rStyle w:val="ImportTok"/>
+        </w:rPr>
+        <w:t xml:space="preserve">import</w:t>
+      </w:r>
+      <w:r>
+        <w:rPr>
+          <w:rStyle w:val="NormalTok"/>
+        </w:rPr>
+        <w:t xml:space="preserve"> Path</w:t>
+      </w:r>
+      <w:r>
+        <w:br/>
+      </w:r>
+      <w:r>
+        <w:rPr>
+          <w:rStyle w:val="ImportTok"/>
+        </w:rPr>
+        <w:t xml:space="preserve">import</w:t>
+      </w:r>
+      <w:r>
+        <w:rPr>
+          <w:rStyle w:val="NormalTok"/>
+        </w:rPr>
+        <w:t xml:space="preserve"> zipfile</w:t>
+      </w:r>
+      <w:r>
+        <w:br/>
+      </w:r>
+      <w:r>
+        <w:br/>
+      </w:r>
+      <w:r>
+        <w:rPr>
+          <w:rStyle w:val="KeywordTok"/>
+        </w:rPr>
+        <w:t xml:space="preserve">def</w:t>
+      </w:r>
+      <w:r>
+        <w:rPr>
+          <w:rStyle w:val="NormalTok"/>
+        </w:rPr>
+        <w:t xml:space="preserve"> archiver_projet(dossier_source, nom_zip):</w:t>
+      </w:r>
+      <w:r>
+        <w:br/>
+      </w:r>
+      <w:r>
+        <w:rPr>
+          <w:rStyle w:val="NormalTok"/>
+        </w:rPr>
+        <w:t xml:space="preserve">    </w:t>
+      </w:r>
+      <w:r>
+        <w:rPr>
+          <w:rStyle w:val="CommentTok"/>
+        </w:rPr>
+        <w:t xml:space="preserve">"""Parcourt un dossier et compresse son contenu dans une archive ZIP."""</w:t>
+      </w:r>
+      <w:r>
+        <w:br/>
+      </w:r>
+      <w:r>
+        <w:rPr>
+          <w:rStyle w:val="NormalTok"/>
+        </w:rPr>
+        <w:t xml:space="preserve">    chemin_src </w:t>
+      </w:r>
+      <w:r>
+        <w:rPr>
+          <w:rStyle w:val="OperatorTok"/>
+        </w:rPr>
         <w:t xml:space="preserve">=</w:t>
       </w:r>
       <w:r>
         <w:rPr>
           <w:rStyle w:val="NormalTok"/>
         </w:rPr>
-        <w:t xml:space="preserve"> </w:t>
-      </w:r>
-      <w:r>
-        <w:rPr>
-          <w:rStyle w:val="FloatTok"/>
-        </w:rPr>
-        <w:t xml:space="preserve">0.15</w:t>
-      </w:r>
-      <w:r>
-        <w:rPr>
-          <w:rStyle w:val="NormalTok"/>
-        </w:rPr>
-        <w:t xml:space="preserve">  </w:t>
+        <w:t xml:space="preserve"> Path(dossier_source)</w:t>
+      </w:r>
+      <w:r>
+        <w:br/>
+      </w:r>
+      <w:r>
+        <w:rPr>
+          <w:rStyle w:val="NormalTok"/>
+        </w:rPr>
+        <w:t xml:space="preserve">    fichier_zip </w:t>
+      </w:r>
+      <w:r>
+        <w:rPr>
+          <w:rStyle w:val="OperatorTok"/>
+        </w:rPr>
+        <w:t xml:space="preserve">=</w:t>
+      </w:r>
+      <w:r>
+        <w:rPr>
+          <w:rStyle w:val="NormalTok"/>
+        </w:rPr>
+        <w:t xml:space="preserve"> Path(nom_zip)</w:t>
+      </w:r>
+      <w:r>
+        <w:br/>
+      </w:r>
+      <w:r>
+        <w:br/>
+      </w:r>
+      <w:r>
+        <w:rPr>
+          <w:rStyle w:val="NormalTok"/>
+        </w:rPr>
+        <w:t xml:space="preserve">    </w:t>
+      </w:r>
+      <w:r>
+        <w:rPr>
+          <w:rStyle w:val="ControlFlowTok"/>
+        </w:rPr>
+        <w:t xml:space="preserve">if</w:t>
+      </w:r>
+      <w:r>
+        <w:rPr>
+          <w:rStyle w:val="NormalTok"/>
+        </w:rPr>
+        <w:t xml:space="preserve"> </w:t>
+      </w:r>
+      <w:r>
+        <w:rPr>
+          <w:rStyle w:val="KeywordTok"/>
+        </w:rPr>
+        <w:t xml:space="preserve">not</w:t>
+      </w:r>
+      <w:r>
+        <w:rPr>
+          <w:rStyle w:val="NormalTok"/>
+        </w:rPr>
+        <w:t xml:space="preserve"> chemin_src.exists():</w:t>
+      </w:r>
+      <w:r>
+        <w:br/>
+      </w:r>
+      <w:r>
+        <w:rPr>
+          <w:rStyle w:val="NormalTok"/>
+        </w:rPr>
+        <w:t xml:space="preserve">        </w:t>
+      </w:r>
+      <w:r>
+        <w:rPr>
+          <w:rStyle w:val="BuiltInTok"/>
+        </w:rPr>
+        <w:t xml:space="preserve">print</w:t>
+      </w:r>
+      <w:r>
+        <w:rPr>
+          <w:rStyle w:val="NormalTok"/>
+        </w:rPr>
+        <w:t xml:space="preserve">(</w:t>
+      </w:r>
+      <w:r>
+        <w:rPr>
+          <w:rStyle w:val="SpecialStringTok"/>
+        </w:rPr>
+        <w:t xml:space="preserve">f"Erreur : Le dossier </w:t>
+      </w:r>
+      <w:r>
+        <w:rPr>
+          <w:rStyle w:val="SpecialCharTok"/>
+        </w:rPr>
+        <w:t xml:space="preserve">{</w:t>
+      </w:r>
+      <w:r>
+        <w:rPr>
+          <w:rStyle w:val="NormalTok"/>
+        </w:rPr>
+        <w:t xml:space="preserve">dossier_source</w:t>
+      </w:r>
+      <w:r>
+        <w:rPr>
+          <w:rStyle w:val="SpecialCharTok"/>
+        </w:rPr>
+        <w:t xml:space="preserve">}</w:t>
+      </w:r>
+      <w:r>
+        <w:rPr>
+          <w:rStyle w:val="SpecialStringTok"/>
+        </w:rPr>
+        <w:t xml:space="preserve"> n'existe pas."</w:t>
+      </w:r>
+      <w:r>
+        <w:rPr>
+          <w:rStyle w:val="NormalTok"/>
+        </w:rPr>
+        <w:t xml:space="preserve">, </w:t>
+      </w:r>
+      <w:r>
+        <w:rPr>
+          <w:rStyle w:val="BuiltInTok"/>
+        </w:rPr>
+        <w:t xml:space="preserve">file</w:t>
+      </w:r>
+      <w:r>
+        <w:rPr>
+          <w:rStyle w:val="OperatorTok"/>
+        </w:rPr>
+        <w:t xml:space="preserve">=</w:t>
+      </w:r>
+      <w:r>
+        <w:rPr>
+          <w:rStyle w:val="NormalTok"/>
+        </w:rPr>
+        <w:t xml:space="preserve">sys.stderr)</w:t>
+      </w:r>
+      <w:r>
+        <w:br/>
+      </w:r>
+      <w:r>
+        <w:rPr>
+          <w:rStyle w:val="NormalTok"/>
+        </w:rPr>
+        <w:t xml:space="preserve">        </w:t>
+      </w:r>
+      <w:r>
+        <w:rPr>
+          <w:rStyle w:val="ControlFlowTok"/>
+        </w:rPr>
+        <w:t xml:space="preserve">return</w:t>
+      </w:r>
+      <w:r>
+        <w:rPr>
+          <w:rStyle w:val="NormalTok"/>
+        </w:rPr>
+        <w:t xml:space="preserve"> </w:t>
+      </w:r>
+      <w:r>
+        <w:rPr>
+          <w:rStyle w:val="VariableTok"/>
+        </w:rPr>
+        <w:t xml:space="preserve">False</w:t>
+      </w:r>
+      <w:r>
+        <w:br/>
+      </w:r>
+      <w:r>
+        <w:br/>
+      </w:r>
+      <w:r>
+        <w:rPr>
+          <w:rStyle w:val="NormalTok"/>
+        </w:rPr>
+        <w:t xml:space="preserve">    </w:t>
+      </w:r>
+      <w:r>
+        <w:rPr>
+          <w:rStyle w:val="ControlFlowTok"/>
+        </w:rPr>
+        <w:t xml:space="preserve">with</w:t>
+      </w:r>
+      <w:r>
+        <w:rPr>
+          <w:rStyle w:val="NormalTok"/>
+        </w:rPr>
+        <w:t xml:space="preserve"> zipfile.ZipFile(fichier_zip, </w:t>
+      </w:r>
+      <w:r>
+        <w:rPr>
+          <w:rStyle w:val="StringTok"/>
+        </w:rPr>
+        <w:t xml:space="preserve">"w"</w:t>
+      </w:r>
+      <w:r>
+        <w:rPr>
+          <w:rStyle w:val="NormalTok"/>
+        </w:rPr>
+        <w:t xml:space="preserve">, zipfile.ZIP_DEFLATED) </w:t>
+      </w:r>
+      <w:r>
+        <w:rPr>
+          <w:rStyle w:val="ImportTok"/>
+        </w:rPr>
+        <w:t xml:space="preserve">as</w:t>
+      </w:r>
+      <w:r>
+        <w:rPr>
+          <w:rStyle w:val="NormalTok"/>
+        </w:rPr>
+        <w:t xml:space="preserve"> zf:</w:t>
+      </w:r>
+      <w:r>
+        <w:br/>
+      </w:r>
+      <w:r>
+        <w:rPr>
+          <w:rStyle w:val="NormalTok"/>
+        </w:rPr>
+        <w:t xml:space="preserve">        </w:t>
+      </w:r>
+      <w:r>
+        <w:rPr>
+          <w:rStyle w:val="ControlFlowTok"/>
+        </w:rPr>
+        <w:t xml:space="preserve">for</w:t>
+      </w:r>
+      <w:r>
+        <w:rPr>
+          <w:rStyle w:val="NormalTok"/>
+        </w:rPr>
+        <w:t xml:space="preserve"> element </w:t>
+      </w:r>
+      <w:r>
+        <w:rPr>
+          <w:rStyle w:val="KeywordTok"/>
+        </w:rPr>
+        <w:t xml:space="preserve">in</w:t>
+      </w:r>
+      <w:r>
+        <w:rPr>
+          <w:rStyle w:val="NormalTok"/>
+        </w:rPr>
+        <w:t xml:space="preserve"> chemin_src.rglob(</w:t>
+      </w:r>
+      <w:r>
+        <w:rPr>
+          <w:rStyle w:val="StringTok"/>
+        </w:rPr>
+        <w:t xml:space="preserve">"*"</w:t>
+      </w:r>
+      <w:r>
+        <w:rPr>
+          <w:rStyle w:val="NormalTok"/>
+        </w:rPr>
+        <w:t xml:space="preserve">):</w:t>
+      </w:r>
+      <w:r>
+        <w:br/>
+      </w:r>
+      <w:r>
+        <w:rPr>
+          <w:rStyle w:val="NormalTok"/>
+        </w:rPr>
+        <w:t xml:space="preserve">            </w:t>
+      </w:r>
+      <w:r>
+        <w:rPr>
+          <w:rStyle w:val="ControlFlowTok"/>
+        </w:rPr>
+        <w:t xml:space="preserve">if</w:t>
+      </w:r>
+      <w:r>
+        <w:rPr>
+          <w:rStyle w:val="NormalTok"/>
+        </w:rPr>
+        <w:t xml:space="preserve"> element.is_file():</w:t>
+      </w:r>
+      <w:r>
+        <w:br/>
+      </w:r>
+      <w:r>
+        <w:rPr>
+          <w:rStyle w:val="NormalTok"/>
+        </w:rPr>
+        <w:t xml:space="preserve">                zf.write(element, element.relative_to(chemin_src))</w:t>
+      </w:r>
+      <w:r>
+        <w:br/>
+      </w:r>
+      <w:r>
+        <w:rPr>
+          <w:rStyle w:val="NormalTok"/>
+        </w:rPr>
+        <w:t xml:space="preserve">    </w:t>
+      </w:r>
+      <w:r>
+        <w:br/>
+      </w:r>
+      <w:r>
+        <w:rPr>
+          <w:rStyle w:val="NormalTok"/>
+        </w:rPr>
+        <w:t xml:space="preserve">    </w:t>
+      </w:r>
+      <w:r>
+        <w:rPr>
+          <w:rStyle w:val="BuiltInTok"/>
+        </w:rPr>
+        <w:t xml:space="preserve">print</w:t>
+      </w:r>
+      <w:r>
+        <w:rPr>
+          <w:rStyle w:val="NormalTok"/>
+        </w:rPr>
+        <w:t xml:space="preserve">(</w:t>
+      </w:r>
+      <w:r>
+        <w:rPr>
+          <w:rStyle w:val="SpecialStringTok"/>
+        </w:rPr>
+        <w:t xml:space="preserve">f"Archive créée : </w:t>
+      </w:r>
+      <w:r>
+        <w:rPr>
+          <w:rStyle w:val="SpecialCharTok"/>
+        </w:rPr>
+        <w:t xml:space="preserve">{</w:t>
+      </w:r>
+      <w:r>
+        <w:rPr>
+          <w:rStyle w:val="NormalTok"/>
+        </w:rPr>
+        <w:t xml:space="preserve">fichier_zip</w:t>
+      </w:r>
+      <w:r>
+        <w:rPr>
+          <w:rStyle w:val="SpecialCharTok"/>
+        </w:rPr>
+        <w:t xml:space="preserve">.</w:t>
+      </w:r>
+      <w:r>
+        <w:rPr>
+          <w:rStyle w:val="NormalTok"/>
+        </w:rPr>
+        <w:t xml:space="preserve">resolve()</w:t>
+      </w:r>
+      <w:r>
+        <w:rPr>
+          <w:rStyle w:val="SpecialCharTok"/>
+        </w:rPr>
+        <w:t xml:space="preserve">}</w:t>
+      </w:r>
+      <w:r>
+        <w:rPr>
+          <w:rStyle w:val="SpecialStringTok"/>
+        </w:rPr>
+        <w:t xml:space="preserve">"</w:t>
+      </w:r>
+      <w:r>
+        <w:rPr>
+          <w:rStyle w:val="NormalTok"/>
+        </w:rPr>
+        <w:t xml:space="preserve">)</w:t>
+      </w:r>
+      <w:r>
+        <w:br/>
+      </w:r>
+      <w:r>
+        <w:rPr>
+          <w:rStyle w:val="NormalTok"/>
+        </w:rPr>
+        <w:t xml:space="preserve">    </w:t>
+      </w:r>
+      <w:r>
+        <w:rPr>
+          <w:rStyle w:val="ControlFlowTok"/>
+        </w:rPr>
+        <w:t xml:space="preserve">return</w:t>
+      </w:r>
+      <w:r>
+        <w:rPr>
+          <w:rStyle w:val="NormalTok"/>
+        </w:rPr>
+        <w:t xml:space="preserve"> </w:t>
+      </w:r>
+      <w:r>
+        <w:rPr>
+          <w:rStyle w:val="VariableTok"/>
+        </w:rPr>
+        <w:t xml:space="preserve">True</w:t>
+      </w:r>
+      <w:r>
+        <w:br/>
+      </w:r>
+      <w:r>
+        <w:br/>
       </w:r>
       <w:r>
         <w:rPr>
           <w:rStyle w:val="CommentTok"/>
         </w:rPr>
-        <w:t xml:space="preserve"># Variable globale</w:t>
-      </w:r>
-      <w:r>
-        <w:br/>
-      </w:r>
-      <w:r>
-        <w:br/>
-      </w:r>
-      <w:r>
-        <w:rPr>
-          <w:rStyle w:val="KeywordTok"/>
-        </w:rPr>
-        <w:t xml:space="preserve">def</w:t>
-      </w:r>
-      <w:r>
-        <w:rPr>
-          <w:rStyle w:val="NormalTok"/>
-        </w:rPr>
-        <w:t xml:space="preserve"> traiter_commande(client, articles_prix):</w:t>
-      </w:r>
-      <w:r>
-        <w:br/>
-      </w:r>
-      <w:r>
-        <w:rPr>
-          <w:rStyle w:val="NormalTok"/>
-        </w:rPr>
-        <w:t xml:space="preserve">    </w:t>
-      </w:r>
-      <w:r>
-        <w:rPr>
-          <w:rStyle w:val="CommentTok"/>
-        </w:rPr>
-        <w:t xml:space="preserve">"""Calcule le montant total d'une commande avec application d'une réduction."""</w:t>
-      </w:r>
-      <w:r>
-        <w:br/>
-      </w:r>
-      <w:r>
-        <w:rPr>
-          <w:rStyle w:val="NormalTok"/>
-        </w:rPr>
-        <w:t xml:space="preserve">    total_brut </w:t>
-      </w:r>
-      <w:r>
-        <w:rPr>
-          <w:rStyle w:val="OperatorTok"/>
-        </w:rPr>
-        <w:t xml:space="preserve">=</w:t>
-      </w:r>
-      <w:r>
-        <w:rPr>
-          <w:rStyle w:val="NormalTok"/>
-        </w:rPr>
-        <w:t xml:space="preserve"> </w:t>
-      </w:r>
-      <w:r>
-        <w:rPr>
-          <w:rStyle w:val="BuiltInTok"/>
-        </w:rPr>
-        <w:t xml:space="preserve">sum</w:t>
-      </w:r>
-      <w:r>
-        <w:rPr>
-          <w:rStyle w:val="NormalTok"/>
-        </w:rPr>
-        <w:t xml:space="preserve">(articles_prix)           </w:t>
-      </w:r>
-      <w:r>
-        <w:rPr>
-          <w:rStyle w:val="CommentTok"/>
-        </w:rPr>
-        <w:t xml:space="preserve"># Utilisation d'un type agrégé (list)</w:t>
-      </w:r>
-      <w:r>
-        <w:br/>
-      </w:r>
-      <w:r>
-        <w:rPr>
-          <w:rStyle w:val="NormalTok"/>
-        </w:rPr>
-        <w:t xml:space="preserve">    est_fidele </w:t>
-      </w:r>
-      <w:r>
-        <w:rPr>
-          <w:rStyle w:val="OperatorTok"/>
-        </w:rPr>
-        <w:t xml:space="preserve">=</w:t>
-      </w:r>
-      <w:r>
-        <w:rPr>
-          <w:rStyle w:val="NormalTok"/>
-        </w:rPr>
-        <w:t xml:space="preserve"> </w:t>
-      </w:r>
-      <w:r>
-        <w:rPr>
-          <w:rStyle w:val="VariableTok"/>
-        </w:rPr>
-        <w:t xml:space="preserve">True</w:t>
-      </w:r>
-      <w:r>
-        <w:rPr>
-          <w:rStyle w:val="NormalTok"/>
-        </w:rPr>
-        <w:t xml:space="preserve">                         </w:t>
-      </w:r>
-      <w:r>
-        <w:rPr>
-          <w:rStyle w:val="CommentTok"/>
-        </w:rPr>
-        <w:t xml:space="preserve"># Type scalaire booléen</w:t>
-      </w:r>
-      <w:r>
-        <w:br/>
-      </w:r>
-      <w:r>
-        <w:rPr>
-          <w:rStyle w:val="NormalTok"/>
-        </w:rPr>
-        <w:t xml:space="preserve">    </w:t>
-      </w:r>
-      <w:r>
-        <w:br/>
-      </w:r>
-      <w:r>
-        <w:rPr>
-          <w:rStyle w:val="NormalTok"/>
-        </w:rPr>
-        <w:t xml:space="preserve">    </w:t>
-      </w:r>
-      <w:r>
-        <w:rPr>
-          <w:rStyle w:val="ControlFlowTok"/>
-        </w:rPr>
-        <w:t xml:space="preserve">if</w:t>
-      </w:r>
-      <w:r>
-        <w:rPr>
-          <w:rStyle w:val="NormalTok"/>
-        </w:rPr>
-        <w:t xml:space="preserve"> est_fidele:</w:t>
-      </w:r>
-      <w:r>
-        <w:br/>
-      </w:r>
-      <w:r>
-        <w:rPr>
-          <w:rStyle w:val="NormalTok"/>
-        </w:rPr>
-        <w:t xml:space="preserve">        montant_final </w:t>
-      </w:r>
-      <w:r>
-        <w:rPr>
-          <w:rStyle w:val="OperatorTok"/>
-        </w:rPr>
-        <w:t xml:space="preserve">=</w:t>
-      </w:r>
-      <w:r>
-        <w:rPr>
-          <w:rStyle w:val="NormalTok"/>
-        </w:rPr>
-        <w:t xml:space="preserve"> total_brut </w:t>
-      </w:r>
-      <w:r>
-        <w:rPr>
-          <w:rStyle w:val="OperatorTok"/>
-        </w:rPr>
-        <w:t xml:space="preserve">*</w:t>
-      </w:r>
-      <w:r>
-        <w:rPr>
-          <w:rStyle w:val="NormalTok"/>
-        </w:rPr>
-        <w:t xml:space="preserve"> (</w:t>
-      </w:r>
-      <w:r>
-        <w:rPr>
-          <w:rStyle w:val="DecValTok"/>
-        </w:rPr>
-        <w:t xml:space="preserve">1</w:t>
-      </w:r>
-      <w:r>
-        <w:rPr>
-          <w:rStyle w:val="NormalTok"/>
-        </w:rPr>
-        <w:t xml:space="preserve"> </w:t>
-      </w:r>
-      <w:r>
-        <w:rPr>
-          <w:rStyle w:val="OperatorTok"/>
-        </w:rPr>
-        <w:t xml:space="preserve">-</w:t>
-      </w:r>
-      <w:r>
-        <w:rPr>
-          <w:rStyle w:val="NormalTok"/>
-        </w:rPr>
-        <w:t xml:space="preserve"> TAUX_REDUCTION)  </w:t>
-      </w:r>
-      <w:r>
-        <w:rPr>
-          <w:rStyle w:val="CommentTok"/>
-        </w:rPr>
-        <w:t xml:space="preserve"># Variable locale</w:t>
-      </w:r>
-      <w:r>
-        <w:br/>
-      </w:r>
-      <w:r>
-        <w:rPr>
-          <w:rStyle w:val="NormalTok"/>
-        </w:rPr>
-        <w:t xml:space="preserve">    </w:t>
-      </w:r>
-      <w:r>
-        <w:rPr>
-          <w:rStyle w:val="ControlFlowTok"/>
-        </w:rPr>
-        <w:t xml:space="preserve">else</w:t>
-      </w:r>
-      <w:r>
-        <w:rPr>
-          <w:rStyle w:val="NormalTok"/>
-        </w:rPr>
-        <w:t xml:space="preserve">:</w:t>
-      </w:r>
-      <w:r>
-        <w:br/>
-      </w:r>
-      <w:r>
-        <w:rPr>
-          <w:rStyle w:val="NormalTok"/>
-        </w:rPr>
-        <w:t xml:space="preserve">        montant_final </w:t>
-      </w:r>
-      <w:r>
-        <w:rPr>
-          <w:rStyle w:val="OperatorTok"/>
-        </w:rPr>
-        <w:t xml:space="preserve">=</w:t>
-      </w:r>
-      <w:r>
-        <w:rPr>
-          <w:rStyle w:val="NormalTok"/>
-        </w:rPr>
-        <w:t xml:space="preserve"> total_brut</w:t>
-      </w:r>
-      <w:r>
-        <w:br/>
-      </w:r>
-      <w:r>
-        <w:rPr>
-          <w:rStyle w:val="NormalTok"/>
-        </w:rPr>
-        <w:t xml:space="preserve">        </w:t>
-      </w:r>
-      <w:r>
-        <w:br/>
-      </w:r>
-      <w:r>
-        <w:rPr>
-          <w:rStyle w:val="NormalTok"/>
-        </w:rPr>
-        <w:t xml:space="preserve">    </w:t>
-      </w:r>
-      <w:r>
-        <w:rPr>
-          <w:rStyle w:val="ControlFlowTok"/>
-        </w:rPr>
-        <w:t xml:space="preserve">return</w:t>
-      </w:r>
-      <w:r>
-        <w:rPr>
-          <w:rStyle w:val="NormalTok"/>
-        </w:rPr>
-        <w:t xml:space="preserve"> </w:t>
-      </w:r>
-      <w:r>
-        <w:rPr>
-          <w:rStyle w:val="SpecialStringTok"/>
-        </w:rPr>
-        <w:t xml:space="preserve">f"Client : </w:t>
-      </w:r>
-      <w:r>
-        <w:rPr>
-          <w:rStyle w:val="SpecialCharTok"/>
-        </w:rPr>
-        <w:t xml:space="preserve">{</w:t>
-      </w:r>
-      <w:r>
-        <w:rPr>
-          <w:rStyle w:val="NormalTok"/>
-        </w:rPr>
-        <w:t xml:space="preserve">client</w:t>
-      </w:r>
-      <w:r>
-        <w:rPr>
-          <w:rStyle w:val="SpecialCharTok"/>
-        </w:rPr>
-        <w:t xml:space="preserve">}</w:t>
-      </w:r>
-      <w:r>
-        <w:rPr>
-          <w:rStyle w:val="SpecialStringTok"/>
-        </w:rPr>
-        <w:t xml:space="preserve"> | Total à payer : </w:t>
-      </w:r>
-      <w:r>
-        <w:rPr>
-          <w:rStyle w:val="SpecialCharTok"/>
-        </w:rPr>
-        <w:t xml:space="preserve">{</w:t>
-      </w:r>
-      <w:r>
-        <w:rPr>
-          <w:rStyle w:val="NormalTok"/>
-        </w:rPr>
-        <w:t xml:space="preserve">montant_final</w:t>
-      </w:r>
-      <w:r>
-        <w:rPr>
-          <w:rStyle w:val="SpecialCharTok"/>
-        </w:rPr>
-        <w:t xml:space="preserve">}</w:t>
-      </w:r>
-      <w:r>
-        <w:rPr>
-          <w:rStyle w:val="SpecialStringTok"/>
-        </w:rPr>
-        <w:t xml:space="preserve">€"</w:t>
-      </w:r>
-      <w:r>
-        <w:br/>
-      </w:r>
-      <w:r>
-        <w:br/>
-      </w:r>
-      <w:r>
-        <w:rPr>
-          <w:rStyle w:val="CommentTok"/>
-        </w:rPr>
-        <w:t xml:space="preserve"># Appel de la fonction avec des valeurs littérales</w:t>
-      </w:r>
-      <w:r>
-        <w:br/>
-      </w:r>
-      <w:r>
-        <w:rPr>
-          <w:rStyle w:val="BuiltInTok"/>
-        </w:rPr>
-        <w:t xml:space="preserve">print</w:t>
-      </w:r>
-      <w:r>
-        <w:rPr>
-          <w:rStyle w:val="NormalTok"/>
-        </w:rPr>
-        <w:t xml:space="preserve">(traiter_commande(</w:t>
+        <w:t xml:space="preserve"># Application opérationnelle</w:t>
+      </w:r>
+      <w:r>
+        <w:br/>
+      </w:r>
+      <w:r>
+        <w:rPr>
+          <w:rStyle w:val="NormalTok"/>
+        </w:rPr>
+        <w:t xml:space="preserve">archiver_projet(</w:t>
       </w:r>
       <w:r>
         <w:rPr>
           <w:rStyle w:val="StringTok"/>
         </w:rPr>
-        <w:t xml:space="preserve">"Karim"</w:t>
-      </w:r>
-      <w:r>
-        <w:rPr>
-          <w:rStyle w:val="NormalTok"/>
-        </w:rPr>
-        <w:t xml:space="preserve">, [</w:t>
-      </w:r>
-      <w:r>
-        <w:rPr>
-          <w:rStyle w:val="FloatTok"/>
-        </w:rPr>
-        <w:t xml:space="preserve">45.0</w:t>
+        <w:t xml:space="preserve">"."</w:t>
       </w:r>
       <w:r>
         <w:rPr>
@@ -1245,37 +2831,32 @@
       </w:r>
       <w:r>
         <w:rPr>
-          <w:rStyle w:val="FloatTok"/>
-        </w:rPr>
-        <w:t xml:space="preserve">15.5</w:t>
-      </w:r>
-      <w:r>
-        <w:rPr>
-          <w:rStyle w:val="NormalTok"/>
-        </w:rPr>
-        <w:t xml:space="preserve">, </w:t>
-      </w:r>
-      <w:r>
-        <w:rPr>
-          <w:rStyle w:val="FloatTok"/>
-        </w:rPr>
-        <w:t xml:space="preserve">30.0</w:t>
-      </w:r>
-      <w:r>
-        <w:rPr>
-          <w:rStyle w:val="NormalTok"/>
-        </w:rPr>
-        <w:t xml:space="preserve">]))</w:t>
-      </w:r>
-    </w:p>
-    <w:bookmarkEnd w:id="25"/>
-    <w:bookmarkStart w:id="26" w:name="exercices"/>
+          <w:rStyle w:val="StringTok"/>
+        </w:rPr>
+        <w:t xml:space="preserve">"sauvegarde.zip"</w:t>
+      </w:r>
+      <w:r>
+        <w:rPr>
+          <w:rStyle w:val="NormalTok"/>
+        </w:rPr>
+        <w:t xml:space="preserve">)</w:t>
+      </w:r>
+    </w:p>
+    <w:p>
+      <w:r>
+        <w:pict>
+          <v:rect style="width:0;height:1.5pt" o:hralign="center" o:hrstd="t" o:hr="t"/>
+        </w:pict>
+      </w:r>
+    </w:p>
+    <w:bookmarkEnd w:id="28"/>
+    <w:bookmarkStart w:id="29" w:name="exercices-dapplication"/>
     <w:p>
       <w:pPr>
         <w:pStyle w:val="Heading2"/>
       </w:pPr>
       <w:r>
-        <w:t xml:space="preserve">Exercices</w:t>
+        <w:t xml:space="preserve">Exercices d’application</w:t>
       </w:r>
     </w:p>
     <w:p>
@@ -1284,7 +2865,6 @@
           <w:ilvl w:val="0"/>
           <w:numId w:val="1002"/>
         </w:numPr>
-        <w:pStyle w:val="Compact"/>
       </w:pPr>
       <w:r>
         <w:rPr>
@@ -1297,16 +2877,19 @@
         <w:t xml:space="preserve"> </w:t>
       </w:r>
       <w:r>
-        <w:t xml:space="preserve">Écrivez un script qui déclare quatre variables de types scalaires différents (</w:t>
+        <w:t xml:space="preserve">Écrivez un script Python qui crée un dossier nommé</w:t>
+      </w:r>
+      <w:r>
+        <w:t xml:space="preserve"> </w:t>
       </w:r>
       <w:r>
         <w:rPr>
           <w:rStyle w:val="VerbatimChar"/>
         </w:rPr>
-        <w:t xml:space="preserve">int</w:t>
-      </w:r>
-      <w:r>
-        <w:t xml:space="preserve">,</w:t>
+        <w:t xml:space="preserve">export</w:t>
+      </w:r>
+      <w:r>
+        <w:t xml:space="preserve">, y génère un fichier texte</w:t>
       </w:r>
       <w:r>
         <w:t xml:space="preserve"> </w:t>
@@ -1315,46 +2898,13 @@
         <w:rPr>
           <w:rStyle w:val="VerbatimChar"/>
         </w:rPr>
-        <w:t xml:space="preserve">float</w:t>
-      </w:r>
-      <w:r>
-        <w:t xml:space="preserve">,</w:t>
-      </w:r>
-      <w:r>
-        <w:t xml:space="preserve"> </w:t>
-      </w:r>
-      <w:r>
-        <w:rPr>
-          <w:rStyle w:val="VerbatimChar"/>
-        </w:rPr>
-        <w:t xml:space="preserve">bool</w:t>
-      </w:r>
-      <w:r>
-        <w:t xml:space="preserve">,</w:t>
-      </w:r>
-      <w:r>
-        <w:t xml:space="preserve"> </w:t>
-      </w:r>
-      <w:r>
-        <w:rPr>
-          <w:rStyle w:val="VerbatimChar"/>
-        </w:rPr>
-        <w:t xml:space="preserve">str</w:t>
-      </w:r>
-      <w:r>
-        <w:t xml:space="preserve">), puis affichez le type de chacune d’elles à l’aide de la fonction</w:t>
-      </w:r>
-      <w:r>
-        <w:t xml:space="preserve"> </w:t>
-      </w:r>
-      <w:r>
-        <w:rPr>
-          <w:rStyle w:val="VerbatimChar"/>
-        </w:rPr>
-        <w:t xml:space="preserve">type()</w:t>
-      </w:r>
-      <w:r>
-        <w:t xml:space="preserve">.</w:t>
+        <w:t xml:space="preserve">notes.txt</w:t>
+      </w:r>
+      <w:r>
+        <w:t xml:space="preserve"> </w:t>
+      </w:r>
+      <w:r>
+        <w:t xml:space="preserve">contenant trois lignes de votre choix, puis affiche la taille du fichier à l’écran.</w:t>
       </w:r>
     </w:p>
     <w:p>
@@ -1363,7 +2913,6 @@
           <w:ilvl w:val="0"/>
           <w:numId w:val="1002"/>
         </w:numPr>
-        <w:pStyle w:val="Compact"/>
       </w:pPr>
       <w:r>
         <w:rPr>
@@ -1376,11 +2925,41 @@
         <w:t xml:space="preserve"> </w:t>
       </w:r>
       <w:r>
-        <w:t xml:space="preserve">Créez une liste contenant les notes d’un étudiant, écrivez une fonction qui calcule la moyenne de ces notes, et stockez le résultat dans une variable locale avant de le retourner.</w:t>
-      </w:r>
-    </w:p>
-    <w:bookmarkEnd w:id="26"/>
-    <w:bookmarkEnd w:id="27"/>
+        <w:t xml:space="preserve">Créez une fonction qui accepte le chemin d’un répertoire en paramètre, liste tous les fichiers</w:t>
+      </w:r>
+      <w:r>
+        <w:t xml:space="preserve"> </w:t>
+      </w:r>
+      <w:r>
+        <w:rPr>
+          <w:rStyle w:val="VerbatimChar"/>
+        </w:rPr>
+        <w:t xml:space="preserve">.py</w:t>
+      </w:r>
+      <w:r>
+        <w:t xml:space="preserve"> </w:t>
+      </w:r>
+      <w:r>
+        <w:t xml:space="preserve">présents dans ce dossier, puis génère une archive</w:t>
+      </w:r>
+      <w:r>
+        <w:t xml:space="preserve"> </w:t>
+      </w:r>
+      <w:r>
+        <w:rPr>
+          <w:rStyle w:val="VerbatimChar"/>
+        </w:rPr>
+        <w:t xml:space="preserve">modules.zip</w:t>
+      </w:r>
+      <w:r>
+        <w:t xml:space="preserve"> </w:t>
+      </w:r>
+      <w:r>
+        <w:t xml:space="preserve">les regroupant tous.</w:t>
+      </w:r>
+    </w:p>
+    <w:bookmarkEnd w:id="29"/>
+    <w:bookmarkEnd w:id="30"/>
     <w:sectPr/>
   </w:body>
 </w:document>
@@ -1708,29 +3287,55 @@
   <w:style w:default="1" w:styleId="Normal" w:type="paragraph">
     <w:name w:val="Normal"/>
     <w:qFormat/>
+    <w:pPr>
+      <w:spacing w:line="300" w:lineRule="auto" w:after="160"/>
+    </w:pPr>
+    <w:rPr>
+      <w:rFonts w:ascii="Cambria" w:hAnsi="Cambria"/>
+      <w:color w:val="2F3542"/>
+      <w:sz w:val="23"/>
+    </w:rPr>
   </w:style>
   <w:style w:styleId="BodyText" w:type="paragraph">
     <w:name w:val="Body Text"/>
     <w:basedOn w:val="Normal"/>
     <w:link w:val="BodyTextChar"/>
     <w:pPr>
-      <w:spacing w:after="180" w:before="180"/>
+      <w:spacing w:after="160" w:before="180" w:line="300" w:lineRule="auto"/>
     </w:pPr>
     <w:qFormat/>
+    <w:rPr>
+      <w:rFonts w:ascii="Cambria" w:hAnsi="Cambria"/>
+      <w:color w:val="2F3542"/>
+      <w:sz w:val="23"/>
+    </w:rPr>
   </w:style>
   <w:style w:customStyle="1" w:styleId="FirstParagraph" w:type="paragraph">
     <w:name w:val="First Paragraph"/>
     <w:basedOn w:val="BodyText"/>
     <w:next w:val="BodyText"/>
     <w:qFormat/>
+    <w:pPr>
+      <w:spacing w:line="300" w:lineRule="auto" w:after="160"/>
+    </w:pPr>
+    <w:rPr>
+      <w:rFonts w:ascii="Cambria" w:hAnsi="Cambria"/>
+      <w:color w:val="2F3542"/>
+      <w:sz w:val="23"/>
+    </w:rPr>
   </w:style>
   <w:style w:customStyle="1" w:styleId="Compact" w:type="paragraph">
     <w:name w:val="Compact"/>
     <w:basedOn w:val="BodyText"/>
     <w:qFormat/>
     <w:pPr>
-      <w:spacing w:after="36" w:before="36"/>
+      <w:spacing w:after="160" w:before="36" w:line="300" w:lineRule="auto"/>
     </w:pPr>
+    <w:rPr>
+      <w:rFonts w:ascii="Cambria" w:hAnsi="Cambria"/>
+      <w:color w:val="2F3542"/>
+      <w:sz w:val="23"/>
+    </w:rPr>
   </w:style>
   <w:style w:styleId="Title" w:type="paragraph">
     <w:name w:val="Title"/>
@@ -1820,15 +3425,16 @@
     <w:pPr>
       <w:keepNext/>
       <w:keepLines/>
-      <w:spacing w:after="0" w:before="480"/>
+      <w:pageBreakBefore/>
+      <w:spacing w:after="360" w:before="0"/>
       <w:outlineLvl w:val="0"/>
     </w:pPr>
     <w:rPr>
-      <w:rFonts w:asciiTheme="majorHAnsi" w:cstheme="majorBidi" w:eastAsiaTheme="majorEastAsia" w:hAnsiTheme="majorHAnsi"/>
+      <w:rFonts w:asciiTheme="majorHAnsi" w:cstheme="majorBidi" w:eastAsiaTheme="majorEastAsia" w:hAnsiTheme="majorHAnsi" w:ascii="Calibri" w:hAnsi="Calibri"/>
       <w:b/>
       <w:bCs/>
-      <w:color w:themeColor="accent1" w:val="4F81BD"/>
-      <w:sz w:val="32"/>
+      <w:color w:val="2C3E50"/>
+      <w:sz w:val="52"/>
       <w:szCs w:val="32"/>
     </w:rPr>
   </w:style>
@@ -1842,15 +3448,15 @@
     <w:pPr>
       <w:keepNext/>
       <w:keepLines/>
-      <w:spacing w:after="0" w:before="200"/>
+      <w:spacing w:after="160" w:before="440"/>
       <w:outlineLvl w:val="1"/>
     </w:pPr>
     <w:rPr>
-      <w:rFonts w:asciiTheme="majorHAnsi" w:cstheme="majorBidi" w:eastAsiaTheme="majorEastAsia" w:hAnsiTheme="majorHAnsi"/>
+      <w:rFonts w:asciiTheme="majorHAnsi" w:cstheme="majorBidi" w:eastAsiaTheme="majorEastAsia" w:hAnsiTheme="majorHAnsi" w:ascii="Calibri" w:hAnsi="Calibri"/>
       <w:b/>
       <w:bCs/>
-      <w:color w:themeColor="accent1" w:val="4F81BD"/>
-      <w:sz w:val="28"/>
+      <w:color w:val="C0502D"/>
+      <w:sz w:val="30"/>
       <w:szCs w:val="28"/>
     </w:rPr>
   </w:style>
@@ -2010,6 +3616,12 @@
       <w:spacing w:after="100" w:before="100"/>
       <w:ind w:firstLine="0" w:left="480" w:right="480"/>
     </w:pPr>
+    <w:rPr>
+      <w:rFonts w:ascii="Calibri" w:hAnsi="Calibri"/>
+      <w:i/>
+      <w:color w:val="216E9C"/>
+      <w:sz w:val="22"/>
+    </w:rPr>
   </w:style>
   <w:style w:styleId="FootnoteText" w:type="paragraph">
     <w:name w:val="Footnote Text"/>
@@ -2161,6 +3773,11 @@
     <w:pPr>
       <w:wordWrap w:val="off"/>
     </w:pPr>
+    <w:rPr>
+      <w:rFonts w:ascii="Consolas" w:hAnsi="Consolas"/>
+      <w:color w:val="2F3542"/>
+      <w:sz w:val="19"/>
+    </w:rPr>
   </w:style>
   <w:style w:type="character" w:customStyle="1" w:styleId="KeywordTok">
     <w:name w:val="KeywordTok"/>

--- a/redaction/chapitre14/paragraphes.docx
+++ b/redaction/chapitre14/paragraphes.docx
@@ -2280,7 +2280,7 @@
       </w:r>
     </w:p>
     <w:bookmarkEnd w:id="27"/>
-    <w:bookmarkStart w:id="28" w:name="synthèse-du-chapitre"/>
+    <w:bookmarkStart w:id="29" w:name="synthèse-du-chapitre"/>
     <w:p>
       <w:pPr>
         <w:pStyle w:val="Heading2"/>
@@ -2849,14 +2849,13 @@
         </w:pict>
       </w:r>
     </w:p>
-    <w:bookmarkEnd w:id="28"/>
-    <w:bookmarkStart w:id="29" w:name="exercices-dapplication"/>
-    <w:p>
-      <w:pPr>
-        <w:pStyle w:val="Heading2"/>
-      </w:pPr>
-      <w:r>
-        <w:t xml:space="preserve">Exercices d’application</w:t>
+    <w:bookmarkStart w:id="28" w:name="exercices-de-fin-de-chapitre"/>
+    <w:p>
+      <w:pPr>
+        <w:pStyle w:val="Heading3"/>
+      </w:pPr>
+      <w:r>
+        <w:t xml:space="preserve">Exercices de fin de chapitre</w:t>
       </w:r>
     </w:p>
     <w:p>
@@ -2865,6 +2864,7 @@
           <w:ilvl w:val="0"/>
           <w:numId w:val="1002"/>
         </w:numPr>
+        <w:pStyle w:val="Compact"/>
       </w:pPr>
       <w:r>
         <w:rPr>
@@ -2913,6 +2913,7 @@
           <w:ilvl w:val="0"/>
           <w:numId w:val="1002"/>
         </w:numPr>
+        <w:pStyle w:val="Compact"/>
       </w:pPr>
       <w:r>
         <w:rPr>
@@ -2958,6 +2959,7 @@
         <w:t xml:space="preserve">les regroupant tous.</w:t>
       </w:r>
     </w:p>
+    <w:bookmarkEnd w:id="28"/>
     <w:bookmarkEnd w:id="29"/>
     <w:bookmarkEnd w:id="30"/>
     <w:sectPr/>
